--- a/report/report.docx
+++ b/report/report.docx
@@ -30,40 +30,6 @@
       </w:r>
     </w:p>
     <w:bookmarkEnd w:id="0"/>
-    <w:p>
-      <w:pPr>
-        <w:jc w:val="center"/>
-        <w:rPr>
-          <w:rFonts w:hint="eastAsia"/>
-          <w:b/>
-          <w:bCs/>
-          <w:color w:val="000000"/>
-          <w:vertAlign w:val="superscript"/>
-          <w:lang w:val="en-US"/>
-        </w:rPr>
-      </w:pPr>
-      <w:r>
-        <w:rPr>
-          <w:rFonts w:ascii="宋体" w:eastAsia="宋体" w:hAnsi="宋体" w:cs="宋体" w:hint="eastAsia"/>
-          <w:b/>
-          <w:bCs/>
-          <w:color w:val="000000"/>
-          <w:lang w:val="en-US"/>
-        </w:rPr>
-        <w:t>Dayou Shi</w:t>
-      </w:r>
-      <w:r>
-        <w:rPr>
-          <w:rFonts w:hint="eastAsia"/>
-          <w:b/>
-          <w:bCs/>
-          <w:color w:val="000000"/>
-          <w:vertAlign w:val="superscript"/>
-          <w:lang w:val="en-US"/>
-        </w:rPr>
-        <w:t>1</w:t>
-      </w:r>
-    </w:p>
     <w:p>
       <w:pPr>
         <w:pBdr>
@@ -74,128 +40,70 @@
           <w:between w:val="nil"/>
         </w:pBdr>
         <w:ind w:leftChars="100" w:left="240"/>
-      </w:pPr>
-      <w:r>
-        <w:rPr>
-          <w:rFonts w:hint="eastAsia"/>
-          <w:b/>
-          <w:bCs/>
-          <w:color w:val="000000"/>
-          <w:sz w:val="22"/>
-          <w:szCs w:val="22"/>
-          <w:vertAlign w:val="superscript"/>
-          <w:lang w:val="en-US"/>
-        </w:rPr>
-        <w:t>1</w:t>
-      </w:r>
-      <w:r>
-        <w:rPr>
-          <w:rFonts w:ascii="Times" w:eastAsia="Times" w:hAnsi="Times" w:cs="Times"/>
+        <w:jc w:val="center"/>
+        <w:rPr>
+          <w:rFonts w:eastAsia="Times"/>
+          <w:color w:val="000000"/>
+        </w:rPr>
+      </w:pPr>
+      <w:r>
+        <w:rPr>
+          <w:rFonts w:eastAsia="Times"/>
+          <w:color w:val="000000"/>
+        </w:rPr>
+        <w:t>Dayou Shi</w:t>
+      </w:r>
+    </w:p>
+    <w:p>
+      <w:pPr>
+        <w:pBdr>
+          <w:top w:val="nil"/>
+          <w:left w:val="nil"/>
+          <w:bottom w:val="nil"/>
+          <w:right w:val="nil"/>
+          <w:between w:val="nil"/>
+        </w:pBdr>
+        <w:ind w:leftChars="100" w:left="240"/>
+        <w:rPr>
           <w:color w:val="000000"/>
           <w:sz w:val="18"/>
           <w:szCs w:val="18"/>
         </w:rPr>
-        <w:t>School of Optical-Electrical and Computer Engineering</w:t>
-      </w:r>
-      <w:r>
-        <w:rPr>
-          <w:rFonts w:ascii="Times" w:eastAsia="Times" w:hAnsi="Times" w:cs="Times"/>
+      </w:pPr>
+      <w:r>
+        <w:rPr>
+          <w:rFonts w:eastAsia="Times"/>
           <w:color w:val="000000"/>
           <w:sz w:val="18"/>
           <w:szCs w:val="18"/>
         </w:rPr>
-        <w:t xml:space="preserve">, </w:t>
-      </w:r>
-      <w:r>
-        <w:rPr>
-          <w:rFonts w:ascii="Times" w:eastAsia="Times" w:hAnsi="Times" w:cs="Times"/>
+        <w:t xml:space="preserve">School of Optical-Electrical and Computer Engineering, University of Shanghai for Science and Technology, </w:t>
+      </w:r>
+      <w:proofErr w:type="gramStart"/>
+      <w:r>
+        <w:rPr>
+          <w:rFonts w:eastAsia="Times"/>
           <w:color w:val="000000"/>
           <w:sz w:val="18"/>
           <w:szCs w:val="18"/>
         </w:rPr>
-        <w:t>University of Shanghai for Science and Technology</w:t>
-      </w:r>
-      <w:r>
-        <w:rPr>
-          <w:rFonts w:ascii="Times" w:eastAsia="Times" w:hAnsi="Times" w:cs="Times"/>
+        <w:t>Shanghai,  200093</w:t>
+      </w:r>
+      <w:proofErr w:type="gramEnd"/>
+      <w:r>
+        <w:rPr>
+          <w:rFonts w:eastAsia="Times"/>
           <w:color w:val="000000"/>
           <w:sz w:val="18"/>
           <w:szCs w:val="18"/>
         </w:rPr>
-        <w:t>,</w:t>
-      </w:r>
-      <w:r>
-        <w:t xml:space="preserve"> </w:t>
-      </w:r>
-      <w:r>
-        <w:rPr>
-          <w:rFonts w:ascii="Times" w:eastAsia="Times" w:hAnsi="Times" w:cs="Times"/>
-          <w:color w:val="000000"/>
-          <w:sz w:val="18"/>
-          <w:szCs w:val="18"/>
-        </w:rPr>
-        <w:t>Shanghai</w:t>
-      </w:r>
-      <w:r>
-        <w:rPr>
-          <w:rFonts w:ascii="Times" w:eastAsia="Times" w:hAnsi="Times" w:cs="Times"/>
-          <w:color w:val="000000"/>
-          <w:sz w:val="18"/>
-          <w:szCs w:val="18"/>
-        </w:rPr>
-        <w:t xml:space="preserve">, </w:t>
-      </w:r>
-      <w:r>
-        <w:rPr>
-          <w:rStyle w:val="af1"/>
-          <w:rFonts w:ascii="Times" w:eastAsia="Times" w:hAnsi="Times" w:cs="Times"/>
-          <w:color w:val="000000"/>
-          <w:sz w:val="18"/>
-          <w:szCs w:val="18"/>
-        </w:rPr>
-        <w:footnoteReference w:id="1"/>
-      </w:r>
-      <w:r>
-        <w:rPr>
-          <w:rFonts w:ascii="Times" w:eastAsia="Times" w:hAnsi="Times" w:cs="Times"/>
-          <w:color w:val="000000"/>
-          <w:sz w:val="18"/>
-          <w:szCs w:val="18"/>
-        </w:rPr>
-        <w:t>200093</w:t>
-      </w:r>
-      <w:r>
-        <w:rPr>
-          <w:rFonts w:ascii="Times" w:eastAsia="Times" w:hAnsi="Times" w:cs="Times"/>
-          <w:color w:val="000000"/>
-          <w:sz w:val="18"/>
-          <w:szCs w:val="18"/>
-        </w:rPr>
-        <w:t xml:space="preserve">, </w:t>
-      </w:r>
-      <w:r>
-        <w:rPr>
-          <w:rFonts w:ascii="Times" w:eastAsia="Times" w:hAnsi="Times" w:cs="Times"/>
-          <w:color w:val="000000"/>
-          <w:sz w:val="18"/>
-          <w:szCs w:val="18"/>
-        </w:rPr>
-        <w:t>China</w:t>
-      </w:r>
-      <w:r>
-        <w:rPr>
-          <w:rFonts w:ascii="Times" w:eastAsia="Times" w:hAnsi="Times" w:cs="Times"/>
-          <w:color w:val="000000"/>
-          <w:sz w:val="18"/>
-          <w:szCs w:val="18"/>
-        </w:rPr>
-        <w:t xml:space="preserve">, </w:t>
+        <w:t xml:space="preserve">, China, </w:t>
       </w:r>
       <w:hyperlink r:id="rId7" w:history="1">
         <w:r>
           <w:rPr>
             <w:rStyle w:val="ae"/>
-            <w:rFonts w:ascii="Times" w:eastAsia="Times" w:hAnsi="Times" w:cs="Times"/>
+            <w:rFonts w:eastAsia="Times"/>
             <w:sz w:val="18"/>
             <w:szCs w:val="18"/>
           </w:rPr>
@@ -214,7 +122,7 @@
         </w:pBdr>
         <w:ind w:leftChars="100" w:left="240"/>
         <w:rPr>
-          <w:rFonts w:ascii="Times" w:eastAsia="Times" w:hAnsi="Times" w:cs="Times"/>
+          <w:rFonts w:hint="eastAsia"/>
           <w:color w:val="000000"/>
           <w:sz w:val="18"/>
           <w:szCs w:val="18"/>
@@ -265,92 +173,20 @@
         <w:ind w:left="1418"/>
         <w:jc w:val="both"/>
         <w:rPr>
-          <w:rFonts w:ascii="宋体" w:eastAsia="宋体" w:hAnsi="宋体" w:cs="宋体"/>
-          <w:color w:val="000000"/>
-          <w:sz w:val="20"/>
-          <w:szCs w:val="20"/>
-        </w:rPr>
-      </w:pPr>
-      <w:r>
-        <w:rPr>
-          <w:rFonts w:ascii="宋体" w:eastAsia="宋体" w:hAnsi="宋体" w:cs="宋体" w:hint="eastAsia"/>
-          <w:color w:val="000000"/>
-          <w:sz w:val="20"/>
-          <w:szCs w:val="20"/>
-        </w:rPr>
-        <w:t>随着CNN等技术的发展，深度学习方法在</w:t>
-      </w:r>
-      <w:r>
-        <w:rPr>
-          <w:rFonts w:ascii="宋体" w:eastAsia="宋体" w:hAnsi="宋体" w:cs="宋体" w:hint="eastAsia"/>
-          <w:color w:val="000000"/>
-          <w:sz w:val="20"/>
-          <w:szCs w:val="20"/>
-        </w:rPr>
-        <w:t>视网膜图像分析与识别领域</w:t>
-      </w:r>
-      <w:r>
-        <w:rPr>
-          <w:rFonts w:ascii="宋体" w:eastAsia="宋体" w:hAnsi="宋体" w:cs="宋体" w:hint="eastAsia"/>
-          <w:color w:val="000000"/>
-          <w:sz w:val="20"/>
-          <w:szCs w:val="20"/>
-        </w:rPr>
-        <w:t>的应用愈发成熟</w:t>
-      </w:r>
-      <w:r>
-        <w:rPr>
-          <w:rFonts w:ascii="宋体" w:eastAsia="宋体" w:hAnsi="宋体" w:cs="宋体" w:hint="eastAsia"/>
-          <w:color w:val="000000"/>
-          <w:sz w:val="20"/>
-          <w:szCs w:val="20"/>
-        </w:rPr>
-        <w:t>，</w:t>
-      </w:r>
-      <w:r>
-        <w:rPr>
-          <w:rFonts w:ascii="宋体" w:eastAsia="宋体" w:hAnsi="宋体" w:cs="宋体" w:hint="eastAsia"/>
-          <w:color w:val="000000"/>
-          <w:sz w:val="20"/>
-          <w:szCs w:val="20"/>
-        </w:rPr>
-        <w:t>然而，在小规模样本上，深度学习方法常常因为训练时间长、参数大等弊端而相对机器学习消耗更加巨大。</w:t>
-      </w:r>
-      <w:r>
-        <w:rPr>
-          <w:rFonts w:ascii="宋体" w:eastAsia="宋体" w:hAnsi="宋体" w:cs="宋体" w:hint="eastAsia"/>
-          <w:color w:val="000000"/>
-          <w:sz w:val="20"/>
-          <w:szCs w:val="20"/>
-        </w:rPr>
-        <w:t>本文利用非深度学习方法（L</w:t>
-      </w:r>
-      <w:r>
-        <w:rPr>
-          <w:rFonts w:ascii="宋体" w:eastAsia="宋体" w:hAnsi="宋体" w:cs="宋体" w:hint="eastAsia"/>
-          <w:color w:val="000000"/>
-          <w:sz w:val="20"/>
-          <w:szCs w:val="20"/>
-        </w:rPr>
-        <w:t>R</w:t>
-      </w:r>
-      <w:r>
-        <w:rPr>
-          <w:rFonts w:ascii="宋体" w:eastAsia="宋体" w:hAnsi="宋体" w:cs="宋体" w:hint="eastAsia"/>
-          <w:color w:val="000000"/>
-          <w:sz w:val="20"/>
-          <w:szCs w:val="20"/>
-        </w:rPr>
-        <w:t>/SVM）与深度学习方法（U-Net），对e</w:t>
-      </w:r>
-      <w:r>
-        <w:rPr>
-          <w:rFonts w:ascii="宋体" w:eastAsia="宋体" w:hAnsi="宋体" w:cs="宋体" w:hint="eastAsia"/>
-          <w:color w:val="000000"/>
-          <w:sz w:val="20"/>
-          <w:szCs w:val="20"/>
-        </w:rPr>
-        <w:t>-</w:t>
+          <w:rFonts w:ascii="宋体" w:eastAsia="宋体" w:hAnsi="宋体" w:cs="宋体" w:hint="eastAsia"/>
+          <w:color w:val="000000"/>
+          <w:sz w:val="20"/>
+          <w:szCs w:val="20"/>
+        </w:rPr>
+      </w:pPr>
+      <w:r>
+        <w:rPr>
+          <w:rFonts w:ascii="宋体" w:eastAsia="宋体" w:hAnsi="宋体" w:cs="宋体" w:hint="eastAsia"/>
+          <w:color w:val="000000"/>
+          <w:sz w:val="20"/>
+          <w:szCs w:val="20"/>
+        </w:rPr>
+        <w:t>随着CNN等技术的发展，深度学习方法在视网膜图像分析与识别领域的应用愈发成熟，然而，在小规模样本上，深度学习方法常常因为训练时间长、参数大等弊端而相对机器学习消耗更加巨大。本文利用非深度学习方法（LR/SVM）与深度学习方法（U-Net），对e-</w:t>
       </w:r>
       <w:proofErr w:type="spellStart"/>
       <w:r>
@@ -370,28 +206,8 @@
           <w:sz w:val="20"/>
           <w:szCs w:val="20"/>
         </w:rPr>
-        <w:t>数据集中的视网膜渗出液图像进行分割</w:t>
-      </w:r>
-      <w:r>
-        <w:rPr>
-          <w:rFonts w:ascii="宋体" w:eastAsia="宋体" w:hAnsi="宋体" w:cs="宋体" w:hint="eastAsia"/>
-          <w:color w:val="000000"/>
-          <w:sz w:val="20"/>
-          <w:szCs w:val="20"/>
-        </w:rPr>
-        <w:t>。并通过</w:t>
-      </w:r>
-      <w:proofErr w:type="spellStart"/>
-      <w:r>
-        <w:rPr>
-          <w:rFonts w:ascii="宋体" w:eastAsia="宋体" w:hAnsi="宋体" w:cs="宋体"/>
-          <w:color w:val="000000"/>
-          <w:sz w:val="20"/>
-          <w:szCs w:val="20"/>
-        </w:rPr>
-        <w:t>IoU</w:t>
-      </w:r>
-      <w:proofErr w:type="spellEnd"/>
+        <w:t>数据集中的视网膜渗出液图像进行分割。并通过Dice</w:t>
+      </w:r>
       <w:r>
         <w:rPr>
           <w:rFonts w:ascii="宋体" w:eastAsia="宋体" w:hAnsi="宋体" w:cs="宋体"/>
@@ -436,25 +252,7 @@
             <w:sz w:val="20"/>
             <w:szCs w:val="20"/>
           </w:rPr>
-          <w:t>https://github.com/LeafTraces/ML-</w:t>
-        </w:r>
-        <w:r>
-          <w:rPr>
-            <w:rStyle w:val="ae"/>
-            <w:rFonts w:ascii="宋体" w:eastAsia="宋体" w:hAnsi="宋体" w:cs="宋体"/>
-            <w:sz w:val="20"/>
-            <w:szCs w:val="20"/>
-          </w:rPr>
-          <w:t>P</w:t>
-        </w:r>
-        <w:r>
-          <w:rPr>
-            <w:rStyle w:val="ae"/>
-            <w:rFonts w:ascii="宋体" w:eastAsia="宋体" w:hAnsi="宋体" w:cs="宋体"/>
-            <w:sz w:val="20"/>
-            <w:szCs w:val="20"/>
-          </w:rPr>
-          <w:t>roj/tree/main</w:t>
+          <w:t>https://github.com/LeafTraces/ML-Project/tree/main</w:t>
         </w:r>
       </w:hyperlink>
     </w:p>
@@ -471,7 +269,7 @@
         <w:ind w:left="1418"/>
         <w:jc w:val="both"/>
         <w:rPr>
-          <w:rFonts w:ascii="宋体" w:eastAsia="宋体" w:hAnsi="宋体" w:cs="宋体"/>
+          <w:rFonts w:ascii="宋体" w:eastAsia="宋体" w:hAnsi="宋体" w:cs="宋体" w:hint="eastAsia"/>
           <w:b/>
           <w:bCs/>
           <w:color w:val="000000"/>
@@ -488,18 +286,7 @@
           <w:sz w:val="20"/>
           <w:szCs w:val="20"/>
         </w:rPr>
-        <w:t>关键词：</w:t>
-      </w:r>
-      <w:r>
-        <w:rPr>
-          <w:rFonts w:ascii="宋体" w:eastAsia="宋体" w:hAnsi="宋体" w:cs="宋体" w:hint="eastAsia"/>
-          <w:b/>
-          <w:bCs/>
-          <w:color w:val="000000"/>
-          <w:sz w:val="20"/>
-          <w:szCs w:val="20"/>
-        </w:rPr>
-        <w:t>眼底渗出液分割、机器学习、深度学习、SVM、U-Net</w:t>
+        <w:t>关键词：眼底渗出液分割、机器学习、深度学习、SVM、U-Net</w:t>
       </w:r>
     </w:p>
     <w:p>
@@ -544,56 +331,20 @@
         </w:pBdr>
         <w:jc w:val="both"/>
         <w:rPr>
-          <w:rFonts w:ascii="宋体" w:eastAsia="宋体" w:hAnsi="宋体" w:cs="宋体"/>
-          <w:color w:val="000000"/>
-          <w:sz w:val="20"/>
-          <w:szCs w:val="20"/>
-        </w:rPr>
-      </w:pPr>
-      <w:r>
-        <w:rPr>
-          <w:rFonts w:ascii="宋体" w:eastAsia="宋体" w:hAnsi="宋体" w:cs="宋体" w:hint="eastAsia"/>
-          <w:color w:val="000000"/>
-          <w:sz w:val="20"/>
-          <w:szCs w:val="20"/>
-        </w:rPr>
-        <w:t>视网膜</w:t>
-      </w:r>
-      <w:r>
-        <w:rPr>
-          <w:rFonts w:ascii="宋体" w:eastAsia="宋体" w:hAnsi="宋体" w:cs="宋体" w:hint="eastAsia"/>
-          <w:color w:val="000000"/>
-          <w:sz w:val="20"/>
-          <w:szCs w:val="20"/>
-        </w:rPr>
-        <w:t>图像是多种眼部疾病的病理学特征，通过对视网膜眼底图像的渗出液进行分割与分析，可以帮助对</w:t>
-      </w:r>
-      <w:r>
-        <w:rPr>
-          <w:rFonts w:ascii="宋体" w:eastAsia="宋体" w:hAnsi="宋体" w:cs="宋体" w:hint="eastAsia"/>
-          <w:color w:val="000000"/>
-          <w:sz w:val="20"/>
-          <w:szCs w:val="20"/>
-        </w:rPr>
-        <w:t>糖尿病视网膜(DR)的病灶</w:t>
-      </w:r>
-      <w:r>
-        <w:rPr>
-          <w:rFonts w:ascii="宋体" w:eastAsia="宋体" w:hAnsi="宋体" w:cs="宋体" w:hint="eastAsia"/>
-          <w:color w:val="000000"/>
-          <w:sz w:val="20"/>
-          <w:szCs w:val="20"/>
-        </w:rPr>
-        <w:t>检测，以此得到更精确的诊断结果。然而，由于视网膜眼底渗出液形状不规则、疑难杂症导致其位置不规律、图像在拍摄过程中的对比度光照</w:t>
-      </w:r>
-      <w:r>
-        <w:rPr>
-          <w:rFonts w:ascii="宋体" w:eastAsia="宋体" w:hAnsi="宋体" w:cs="宋体" w:hint="eastAsia"/>
-          <w:color w:val="000000"/>
-          <w:sz w:val="20"/>
-          <w:szCs w:val="20"/>
-        </w:rPr>
-        <w:t>区别等原因，人工识别视网膜眼底图像渗出液非常困难，成本极高。</w:t>
+          <w:rFonts w:ascii="宋体" w:eastAsia="宋体" w:hAnsi="宋体" w:cs="宋体" w:hint="eastAsia"/>
+          <w:color w:val="000000"/>
+          <w:sz w:val="20"/>
+          <w:szCs w:val="20"/>
+        </w:rPr>
+      </w:pPr>
+      <w:r>
+        <w:rPr>
+          <w:rFonts w:ascii="宋体" w:eastAsia="宋体" w:hAnsi="宋体" w:cs="宋体" w:hint="eastAsia"/>
+          <w:color w:val="000000"/>
+          <w:sz w:val="20"/>
+          <w:szCs w:val="20"/>
+        </w:rPr>
+        <w:t>视网膜图像是多种眼部疾病的病理学特征，通过对视网膜眼底图像的渗出液进行分割与分析，可以帮助对糖尿病视网膜(DR)的病灶检测，以此得到更精确的诊断结果。然而，由于视网膜眼底渗出液形状不规则、疑难杂症导致其位置不规律、图像在拍摄过程中的对比度光照区别等原因，人工识别视网膜眼底图像渗出液非常困难，成本极高。</w:t>
       </w:r>
     </w:p>
     <w:p>
@@ -608,74 +359,20 @@
         <w:ind w:firstLineChars="200" w:firstLine="400"/>
         <w:jc w:val="both"/>
         <w:rPr>
-          <w:rFonts w:ascii="宋体" w:eastAsia="宋体" w:hAnsi="宋体" w:cs="宋体"/>
-          <w:color w:val="000000"/>
-          <w:sz w:val="20"/>
-          <w:szCs w:val="20"/>
-        </w:rPr>
-      </w:pPr>
-      <w:r>
-        <w:rPr>
-          <w:rFonts w:ascii="宋体" w:eastAsia="宋体" w:hAnsi="宋体" w:cs="宋体" w:hint="eastAsia"/>
-          <w:color w:val="000000"/>
-          <w:sz w:val="20"/>
-          <w:szCs w:val="20"/>
-        </w:rPr>
-        <w:t>在传统机器学习领域，通常</w:t>
-      </w:r>
-      <w:r>
-        <w:rPr>
-          <w:rFonts w:ascii="宋体" w:eastAsia="宋体" w:hAnsi="宋体" w:cs="宋体" w:hint="eastAsia"/>
-          <w:color w:val="000000"/>
-          <w:sz w:val="20"/>
-          <w:szCs w:val="20"/>
-        </w:rPr>
-        <w:t>依赖对</w:t>
-      </w:r>
-      <w:r>
-        <w:rPr>
-          <w:rFonts w:ascii="宋体" w:eastAsia="宋体" w:hAnsi="宋体" w:cs="宋体" w:hint="eastAsia"/>
-          <w:color w:val="000000"/>
-          <w:sz w:val="20"/>
-          <w:szCs w:val="20"/>
-        </w:rPr>
-        <w:t>眼底图像</w:t>
-      </w:r>
-      <w:r>
-        <w:rPr>
-          <w:rFonts w:ascii="宋体" w:eastAsia="宋体" w:hAnsi="宋体" w:cs="宋体" w:hint="eastAsia"/>
-          <w:color w:val="000000"/>
-          <w:sz w:val="20"/>
-          <w:szCs w:val="20"/>
-        </w:rPr>
-        <w:t>进行预处理，然后对</w:t>
-      </w:r>
-      <w:r>
-        <w:rPr>
-          <w:rFonts w:ascii="宋体" w:eastAsia="宋体" w:hAnsi="宋体" w:cs="宋体" w:hint="eastAsia"/>
-          <w:color w:val="000000"/>
-          <w:sz w:val="20"/>
-          <w:szCs w:val="20"/>
-        </w:rPr>
-        <w:t>颜色、纹理等特征进行</w:t>
-      </w:r>
-      <w:r>
-        <w:rPr>
-          <w:rFonts w:ascii="宋体" w:eastAsia="宋体" w:hAnsi="宋体" w:cs="宋体" w:hint="eastAsia"/>
-          <w:color w:val="000000"/>
-          <w:sz w:val="20"/>
-          <w:szCs w:val="20"/>
-        </w:rPr>
-        <w:t>人工设计，</w:t>
-      </w:r>
-      <w:r>
-        <w:rPr>
-          <w:rFonts w:ascii="宋体" w:eastAsia="宋体" w:hAnsi="宋体" w:cs="宋体" w:hint="eastAsia"/>
-          <w:color w:val="000000"/>
-          <w:sz w:val="20"/>
-          <w:szCs w:val="20"/>
-        </w:rPr>
-        <w:t>使用逻辑回归(LR)和支持</w:t>
+          <w:rFonts w:ascii="宋体" w:eastAsia="宋体" w:hAnsi="宋体" w:cs="宋体" w:hint="eastAsia"/>
+          <w:color w:val="000000"/>
+          <w:sz w:val="20"/>
+          <w:szCs w:val="20"/>
+        </w:rPr>
+      </w:pPr>
+      <w:r>
+        <w:rPr>
+          <w:rFonts w:ascii="宋体" w:eastAsia="宋体" w:hAnsi="宋体" w:cs="宋体" w:hint="eastAsia"/>
+          <w:color w:val="000000"/>
+          <w:sz w:val="20"/>
+          <w:szCs w:val="20"/>
+        </w:rPr>
+        <w:t>在传统机器学习领域，通常依赖对眼底图像进行预处理，然后对颜色、纹理等特征进行人工设计，使用逻辑回归(LR)和支持</w:t>
       </w:r>
       <w:proofErr w:type="gramStart"/>
       <w:r>
@@ -695,16 +392,7 @@
           <w:sz w:val="20"/>
           <w:szCs w:val="20"/>
         </w:rPr>
-        <w:t>(SVM)等方法对图像进行分析</w:t>
-      </w:r>
-      <w:r>
-        <w:rPr>
-          <w:rFonts w:ascii="宋体" w:eastAsia="宋体" w:hAnsi="宋体" w:cs="宋体" w:hint="eastAsia"/>
-          <w:color w:val="000000"/>
-          <w:sz w:val="20"/>
-          <w:szCs w:val="20"/>
-        </w:rPr>
-        <w:t>，从而达到图像分割的目的。该方法模型结构简单，依赖的资源较少，训练速度较快，在视网膜解剖结构检测中展示了很好地性能。</w:t>
+        <w:t>(SVM)等方法对图像进行分析，从而达到图像分割的目的。该方法模型结构简单，依赖的资源较少，训练速度较快，在视网膜解剖结构检测中展示了很好地性能。</w:t>
       </w:r>
     </w:p>
     <w:p>
@@ -719,7 +407,7 @@
         <w:ind w:firstLineChars="200" w:firstLine="400"/>
         <w:jc w:val="both"/>
         <w:rPr>
-          <w:rFonts w:ascii="宋体" w:eastAsia="宋体" w:hAnsi="宋体" w:cs="宋体"/>
+          <w:rFonts w:ascii="宋体" w:eastAsia="宋体" w:hAnsi="宋体" w:cs="宋体" w:hint="eastAsia"/>
           <w:color w:val="000000"/>
           <w:sz w:val="20"/>
           <w:szCs w:val="20"/>
@@ -792,16 +480,7 @@
           <w:sz w:val="20"/>
           <w:szCs w:val="20"/>
         </w:rPr>
-        <w:t>、Precision、Recall等方面表现得更好。视网膜图像识别领域也常使用U-Net框架对眼底图像渗出液的特征选择和分类自动分析。然而，</w:t>
-      </w:r>
-      <w:r>
-        <w:rPr>
-          <w:rFonts w:ascii="宋体" w:eastAsia="宋体" w:hAnsi="宋体" w:cs="宋体" w:hint="eastAsia"/>
-          <w:color w:val="000000"/>
-          <w:sz w:val="20"/>
-          <w:szCs w:val="20"/>
-        </w:rPr>
-        <w:t>收集大量医学影像数据通常成本较高，同时渗出液的病灶除了亮度、颜色等信息，其余可用信息较少。</w:t>
+        <w:t>、Precision、Recall等方面表现得更好。视网膜图像识别领域也常使用U-Net框架对眼底图像渗出液的特征选择和分类自动分析。然而，收集大量医学影像数据通常成本较高，同时渗出液的病灶除了亮度、颜色等信息，其余可用信息较少。</w:t>
       </w:r>
     </w:p>
     <w:p>
@@ -849,16 +528,167 @@
           <w:sz w:val="20"/>
           <w:szCs w:val="20"/>
         </w:rPr>
-        <w:t>数据集，其中包含分辨率为2048*1360的47张已标注的渗出液图像，并采用IRHSF进行亮度归一化。</w:t>
-      </w:r>
-      <w:r>
-        <w:rPr>
-          <w:rFonts w:ascii="宋体" w:eastAsia="宋体" w:hAnsi="宋体" w:cs="宋体" w:hint="eastAsia"/>
-          <w:color w:val="000000"/>
-          <w:sz w:val="20"/>
-          <w:szCs w:val="20"/>
-        </w:rPr>
-        <w:t>针对该数据集，使用传统机器学习LR、SVM进行实验，而在深度学习中，使用旋转、切割等方式进行数据增强，然后再用U-Net进行训练，并使用</w:t>
+        <w:t>数据集，其中包含分辨率为2048*1360的47张已标注的渗出液图像，并采用“</w:t>
+      </w:r>
+      <w:r>
+        <w:rPr>
+          <w:rFonts w:ascii="宋体" w:eastAsia="宋体" w:hAnsi="宋体" w:cs="宋体"/>
+          <w:color w:val="000000"/>
+          <w:sz w:val="20"/>
+          <w:szCs w:val="20"/>
+          <w:lang w:val="en-US"/>
+        </w:rPr>
+        <w:t>大尺度中值滤波背景估计并减除</w:t>
+      </w:r>
+      <w:r>
+        <w:rPr>
+          <w:rFonts w:ascii="宋体" w:eastAsia="宋体" w:hAnsi="宋体" w:cs="宋体" w:hint="eastAsia"/>
+          <w:color w:val="000000"/>
+          <w:sz w:val="20"/>
+          <w:szCs w:val="20"/>
+          <w:lang w:val="en-US"/>
+        </w:rPr>
+        <w:t>”</w:t>
+      </w:r>
+      <w:r>
+        <w:rPr>
+          <w:rFonts w:ascii="宋体" w:eastAsia="宋体" w:hAnsi="宋体" w:cs="宋体" w:hint="eastAsia"/>
+          <w:color w:val="000000"/>
+          <w:sz w:val="20"/>
+          <w:szCs w:val="20"/>
+        </w:rPr>
+        <w:t>进行亮度归一化。针对该数据集，使用传统机器学习LR、SVM进行实验，而在深度学习中，使用旋转、切割等方式进行数据增强，然后再用U-Net进行训练，并使用Dice、Precision、Recall进行性能评估。同时，在训练时间层面对两种不同训练方法在小规模样本上进行比较。</w:t>
+      </w:r>
+    </w:p>
+    <w:p>
+      <w:pPr>
+        <w:spacing w:after="160" w:line="278" w:lineRule="auto"/>
+        <w:rPr>
+          <w:rFonts w:ascii="宋体" w:eastAsia="宋体" w:hAnsi="宋体" w:cs="宋体" w:hint="eastAsia"/>
+          <w:color w:val="000000"/>
+          <w:sz w:val="20"/>
+          <w:szCs w:val="20"/>
+        </w:rPr>
+      </w:pPr>
+      <w:r>
+        <w:rPr>
+          <w:rFonts w:ascii="宋体" w:eastAsia="宋体" w:hAnsi="宋体" w:cs="宋体" w:hint="eastAsia"/>
+          <w:color w:val="000000"/>
+          <w:sz w:val="20"/>
+          <w:szCs w:val="20"/>
+        </w:rPr>
+        <w:br w:type="page"/>
+      </w:r>
+    </w:p>
+    <w:p>
+      <w:pPr>
+        <w:pStyle w:val="a9"/>
+        <w:numPr>
+          <w:ilvl w:val="0"/>
+          <w:numId w:val="1"/>
+        </w:numPr>
+        <w:pBdr>
+          <w:top w:val="nil"/>
+          <w:left w:val="nil"/>
+          <w:bottom w:val="nil"/>
+          <w:right w:val="nil"/>
+          <w:between w:val="nil"/>
+        </w:pBdr>
+        <w:spacing w:after="120" w:line="276" w:lineRule="auto"/>
+        <w:rPr>
+          <w:b/>
+          <w:bCs/>
+          <w:color w:val="000000"/>
+        </w:rPr>
+      </w:pPr>
+      <w:r>
+        <w:rPr>
+          <w:rFonts w:ascii="宋体" w:eastAsia="宋体" w:hAnsi="宋体" w:cs="宋体" w:hint="eastAsia"/>
+          <w:b/>
+          <w:bCs/>
+          <w:color w:val="000000"/>
+        </w:rPr>
+        <w:lastRenderedPageBreak/>
+        <w:t>相关工作</w:t>
+      </w:r>
+    </w:p>
+    <w:p>
+      <w:pPr>
+        <w:pBdr>
+          <w:top w:val="nil"/>
+          <w:left w:val="nil"/>
+          <w:bottom w:val="nil"/>
+          <w:right w:val="nil"/>
+          <w:between w:val="nil"/>
+        </w:pBdr>
+        <w:ind w:firstLineChars="200" w:firstLine="400"/>
+        <w:jc w:val="both"/>
+        <w:rPr>
+          <w:rFonts w:ascii="宋体" w:eastAsia="宋体" w:hAnsi="宋体" w:cs="宋体"/>
+          <w:color w:val="000000"/>
+          <w:sz w:val="20"/>
+          <w:szCs w:val="20"/>
+        </w:rPr>
+      </w:pPr>
+      <w:r>
+        <w:rPr>
+          <w:rFonts w:ascii="宋体" w:eastAsia="宋体" w:hAnsi="宋体" w:cs="宋体" w:hint="eastAsia"/>
+          <w:color w:val="000000"/>
+          <w:sz w:val="20"/>
+          <w:szCs w:val="20"/>
+          <w:lang w:val="en-US"/>
+        </w:rPr>
+        <w:t>最</w:t>
+      </w:r>
+      <w:r>
+        <w:rPr>
+          <w:rFonts w:ascii="宋体" w:eastAsia="宋体" w:hAnsi="宋体" w:cs="宋体" w:hint="eastAsia"/>
+          <w:color w:val="000000"/>
+          <w:sz w:val="20"/>
+          <w:szCs w:val="20"/>
+          <w:lang w:val="en-US"/>
+        </w:rPr>
+        <w:t>早</w:t>
+      </w:r>
+      <w:r>
+        <w:rPr>
+          <w:rFonts w:ascii="宋体" w:eastAsia="宋体" w:hAnsi="宋体" w:cs="宋体" w:hint="eastAsia"/>
+          <w:color w:val="000000"/>
+          <w:sz w:val="20"/>
+          <w:szCs w:val="20"/>
+          <w:lang w:val="en-US"/>
+        </w:rPr>
+        <w:t>检测眼底渗出液</w:t>
+      </w:r>
+      <w:r>
+        <w:rPr>
+          <w:rFonts w:ascii="宋体" w:eastAsia="宋体" w:hAnsi="宋体" w:cs="宋体" w:hint="eastAsia"/>
+          <w:color w:val="000000"/>
+          <w:sz w:val="20"/>
+          <w:szCs w:val="20"/>
+          <w:lang w:val="en-US"/>
+        </w:rPr>
+        <w:t>使用的是传统图像处理的方法可追溯到</w:t>
+      </w:r>
+      <w:r>
+        <w:rPr>
+          <w:rFonts w:ascii="宋体" w:eastAsia="宋体" w:hAnsi="宋体" w:cs="宋体" w:hint="eastAsia"/>
+          <w:color w:val="000000"/>
+          <w:sz w:val="20"/>
+          <w:szCs w:val="20"/>
+          <w:lang w:val="en-US"/>
+        </w:rPr>
+        <w:t>Walter等人，</w:t>
+      </w:r>
+      <w:r>
+        <w:rPr>
+          <w:rFonts w:ascii="宋体" w:eastAsia="宋体" w:hAnsi="宋体" w:cs="宋体" w:hint="eastAsia"/>
+          <w:color w:val="000000"/>
+          <w:sz w:val="20"/>
+          <w:szCs w:val="20"/>
+          <w:lang w:val="en-US"/>
+        </w:rPr>
+        <w:t>他们利用形态学方法重建图像得到精确的渗出液轮廓，在这之后，</w:t>
       </w:r>
       <w:proofErr w:type="spellStart"/>
       <w:r>
@@ -867,8 +697,9 @@
           <w:color w:val="000000"/>
           <w:sz w:val="20"/>
           <w:szCs w:val="20"/>
-        </w:rPr>
-        <w:t>IoU</w:t>
+          <w:lang w:val="en-US"/>
+        </w:rPr>
+        <w:t>Sopharak</w:t>
       </w:r>
       <w:proofErr w:type="spellEnd"/>
       <w:r>
@@ -877,45 +708,952 @@
           <w:color w:val="000000"/>
           <w:sz w:val="20"/>
           <w:szCs w:val="20"/>
-        </w:rPr>
-        <w:t>、Precision、Recall进行</w:t>
-      </w:r>
-      <w:r>
-        <w:rPr>
-          <w:rFonts w:ascii="宋体" w:eastAsia="宋体" w:hAnsi="宋体" w:cs="宋体" w:hint="eastAsia"/>
-          <w:color w:val="000000"/>
-          <w:sz w:val="20"/>
-          <w:szCs w:val="20"/>
-        </w:rPr>
-        <w:t>性能评估</w:t>
-      </w:r>
-      <w:r>
-        <w:rPr>
-          <w:rFonts w:ascii="宋体" w:eastAsia="宋体" w:hAnsi="宋体" w:cs="宋体" w:hint="eastAsia"/>
-          <w:color w:val="000000"/>
-          <w:sz w:val="20"/>
-          <w:szCs w:val="20"/>
-        </w:rPr>
-        <w:t>。</w:t>
-      </w:r>
-      <w:r>
-        <w:rPr>
-          <w:rFonts w:ascii="宋体" w:eastAsia="宋体" w:hAnsi="宋体" w:cs="宋体" w:hint="eastAsia"/>
-          <w:color w:val="000000"/>
-          <w:sz w:val="20"/>
-          <w:szCs w:val="20"/>
-        </w:rPr>
-        <w:t>同时</w:t>
-      </w:r>
-      <w:r>
-        <w:rPr>
-          <w:rFonts w:ascii="宋体" w:eastAsia="宋体" w:hAnsi="宋体" w:cs="宋体" w:hint="eastAsia"/>
-          <w:color w:val="000000"/>
-          <w:sz w:val="20"/>
-          <w:szCs w:val="20"/>
-        </w:rPr>
-        <w:t>，在训练时间层面对两种不同训练方法在小规模样本上进行比较。</w:t>
-      </w:r>
+          <w:lang w:val="en-US"/>
+        </w:rPr>
+        <w:t>、</w:t>
+      </w:r>
+      <w:r>
+        <w:rPr>
+          <w:rFonts w:ascii="宋体" w:eastAsia="宋体" w:hAnsi="宋体" w:cs="宋体"/>
+          <w:color w:val="000000"/>
+          <w:sz w:val="20"/>
+          <w:szCs w:val="20"/>
+        </w:rPr>
+        <w:t>Sánchez</w:t>
+      </w:r>
+      <w:r>
+        <w:rPr>
+          <w:rFonts w:ascii="宋体" w:eastAsia="宋体" w:hAnsi="宋体" w:cs="宋体" w:hint="eastAsia"/>
+          <w:color w:val="000000"/>
+          <w:sz w:val="20"/>
+          <w:szCs w:val="20"/>
+        </w:rPr>
+        <w:t>等人</w:t>
+      </w:r>
+      <w:r>
+        <w:rPr>
+          <w:rFonts w:ascii="宋体" w:eastAsia="宋体" w:hAnsi="宋体" w:cs="宋体" w:hint="eastAsia"/>
+          <w:color w:val="000000"/>
+          <w:sz w:val="20"/>
+          <w:szCs w:val="20"/>
+        </w:rPr>
+        <w:t>引入数学统计方法，对图像灰度分布进行建模，以此把渗出部分从图像背景中析出。这些方法都严重依赖人工对图像进行处理，泛化能力有限。</w:t>
+      </w:r>
+      <w:proofErr w:type="spellStart"/>
+      <w:r>
+        <w:rPr>
+          <w:rFonts w:ascii="宋体" w:eastAsia="宋体" w:hAnsi="宋体" w:cs="宋体" w:hint="eastAsia"/>
+          <w:color w:val="000000"/>
+          <w:sz w:val="20"/>
+          <w:szCs w:val="20"/>
+        </w:rPr>
+        <w:t>Giancardo</w:t>
+      </w:r>
+      <w:proofErr w:type="spellEnd"/>
+      <w:r>
+        <w:rPr>
+          <w:rFonts w:ascii="宋体" w:eastAsia="宋体" w:hAnsi="宋体" w:cs="宋体" w:hint="eastAsia"/>
+          <w:color w:val="000000"/>
+          <w:sz w:val="20"/>
+          <w:szCs w:val="20"/>
+        </w:rPr>
+        <w:t>将渗出液检测用于糖尿病黄斑水肿（DME）的图像及判断，在多个数据集上进行了验证，成功证明了渗出液特征的临床价值，但也仅仅局限于图像筛查，而精确分割。而到了2014年，Zhang等</w:t>
+      </w:r>
+      <w:r>
+        <w:rPr>
+          <w:rFonts w:ascii="宋体" w:eastAsia="宋体" w:hAnsi="宋体" w:cs="宋体" w:hint="eastAsia"/>
+          <w:color w:val="000000"/>
+          <w:sz w:val="20"/>
+          <w:szCs w:val="20"/>
+        </w:rPr>
+        <w:t>人首次将</w:t>
+      </w:r>
+      <w:r>
+        <w:rPr>
+          <w:rFonts w:ascii="宋体" w:eastAsia="宋体" w:hAnsi="宋体" w:cs="宋体" w:hint="eastAsia"/>
+          <w:color w:val="000000"/>
+          <w:sz w:val="20"/>
+          <w:szCs w:val="20"/>
+        </w:rPr>
+        <w:t>e-</w:t>
+      </w:r>
+      <w:proofErr w:type="spellStart"/>
+      <w:r>
+        <w:rPr>
+          <w:rFonts w:ascii="宋体" w:eastAsia="宋体" w:hAnsi="宋体" w:cs="宋体" w:hint="eastAsia"/>
+          <w:color w:val="000000"/>
+          <w:sz w:val="20"/>
+          <w:szCs w:val="20"/>
+        </w:rPr>
+        <w:t>ophtha</w:t>
+      </w:r>
+      <w:proofErr w:type="spellEnd"/>
+      <w:r>
+        <w:rPr>
+          <w:rFonts w:ascii="宋体" w:eastAsia="宋体" w:hAnsi="宋体" w:cs="宋体" w:hint="eastAsia"/>
+          <w:color w:val="000000"/>
+          <w:sz w:val="20"/>
+          <w:szCs w:val="20"/>
+        </w:rPr>
+        <w:t xml:space="preserve"> EX数据集</w:t>
+      </w:r>
+      <w:r>
+        <w:rPr>
+          <w:rFonts w:ascii="宋体" w:eastAsia="宋体" w:hAnsi="宋体" w:cs="宋体" w:hint="eastAsia"/>
+          <w:color w:val="000000"/>
+          <w:sz w:val="20"/>
+          <w:szCs w:val="20"/>
+        </w:rPr>
+        <w:t>引入评测</w:t>
+      </w:r>
+      <w:r>
+        <w:rPr>
+          <w:rFonts w:ascii="宋体" w:eastAsia="宋体" w:hAnsi="宋体" w:cs="宋体" w:hint="eastAsia"/>
+          <w:color w:val="000000"/>
+          <w:sz w:val="20"/>
+          <w:szCs w:val="20"/>
+        </w:rPr>
+        <w:t>，他们通过对图像进行预处理、形态学分割、上下文特征提取、随机森林分类的方法，成功在e-</w:t>
+      </w:r>
+      <w:proofErr w:type="spellStart"/>
+      <w:r>
+        <w:rPr>
+          <w:rFonts w:ascii="宋体" w:eastAsia="宋体" w:hAnsi="宋体" w:cs="宋体" w:hint="eastAsia"/>
+          <w:color w:val="000000"/>
+          <w:sz w:val="20"/>
+          <w:szCs w:val="20"/>
+        </w:rPr>
+        <w:t>ophtha</w:t>
+      </w:r>
+      <w:proofErr w:type="spellEnd"/>
+      <w:r>
+        <w:rPr>
+          <w:rFonts w:ascii="宋体" w:eastAsia="宋体" w:hAnsi="宋体" w:cs="宋体" w:hint="eastAsia"/>
+          <w:color w:val="000000"/>
+          <w:sz w:val="20"/>
+          <w:szCs w:val="20"/>
+        </w:rPr>
+        <w:t>是取得了极高的AU</w:t>
+      </w:r>
+      <w:r>
+        <w:rPr>
+          <w:rFonts w:ascii="宋体" w:eastAsia="宋体" w:hAnsi="宋体" w:cs="宋体" w:hint="eastAsia"/>
+          <w:color w:val="000000"/>
+          <w:sz w:val="20"/>
+          <w:szCs w:val="20"/>
+        </w:rPr>
+        <w:t>C。</w:t>
+      </w:r>
+      <w:r>
+        <w:rPr>
+          <w:rFonts w:ascii="宋体" w:eastAsia="宋体" w:hAnsi="宋体" w:cs="宋体" w:hint="eastAsia"/>
+          <w:color w:val="000000"/>
+          <w:sz w:val="20"/>
+          <w:szCs w:val="20"/>
+        </w:rPr>
+        <w:t>然而，这一方法</w:t>
+      </w:r>
+      <w:r>
+        <w:rPr>
+          <w:rFonts w:ascii="宋体" w:eastAsia="宋体" w:hAnsi="宋体" w:cs="宋体" w:hint="eastAsia"/>
+          <w:color w:val="000000"/>
+          <w:sz w:val="20"/>
+          <w:szCs w:val="20"/>
+        </w:rPr>
+        <w:t>也</w:t>
+      </w:r>
+      <w:r>
+        <w:rPr>
+          <w:rFonts w:ascii="宋体" w:eastAsia="宋体" w:hAnsi="宋体" w:cs="宋体" w:hint="eastAsia"/>
+          <w:color w:val="000000"/>
+          <w:sz w:val="20"/>
+          <w:szCs w:val="20"/>
+        </w:rPr>
+        <w:t>并没有摆脱</w:t>
+      </w:r>
+      <w:r>
+        <w:rPr>
+          <w:rFonts w:ascii="宋体" w:eastAsia="宋体" w:hAnsi="宋体" w:cs="宋体" w:hint="eastAsia"/>
+          <w:color w:val="000000"/>
+          <w:sz w:val="20"/>
+          <w:szCs w:val="20"/>
+        </w:rPr>
+        <w:t>复杂的手工流程与特征设计，难以区分“亮黄但非渗出”的干扰结构。</w:t>
+      </w:r>
+    </w:p>
+    <w:p>
+      <w:pPr>
+        <w:pBdr>
+          <w:top w:val="nil"/>
+          <w:left w:val="nil"/>
+          <w:bottom w:val="nil"/>
+          <w:right w:val="nil"/>
+          <w:between w:val="nil"/>
+        </w:pBdr>
+        <w:ind w:firstLineChars="200" w:firstLine="400"/>
+        <w:jc w:val="both"/>
+        <w:rPr>
+          <w:rFonts w:ascii="宋体" w:eastAsia="宋体" w:hAnsi="宋体" w:cs="宋体" w:hint="eastAsia"/>
+          <w:color w:val="000000"/>
+          <w:sz w:val="20"/>
+          <w:szCs w:val="20"/>
+        </w:rPr>
+      </w:pPr>
+    </w:p>
+    <w:p>
+      <w:pPr>
+        <w:pBdr>
+          <w:top w:val="nil"/>
+          <w:left w:val="nil"/>
+          <w:bottom w:val="nil"/>
+          <w:right w:val="nil"/>
+          <w:between w:val="nil"/>
+        </w:pBdr>
+        <w:ind w:firstLineChars="200" w:firstLine="400"/>
+        <w:jc w:val="both"/>
+        <w:rPr>
+          <w:rFonts w:ascii="宋体" w:eastAsia="宋体" w:hAnsi="宋体" w:cs="宋体"/>
+          <w:color w:val="000000"/>
+          <w:sz w:val="20"/>
+          <w:szCs w:val="20"/>
+        </w:rPr>
+      </w:pPr>
+      <w:r>
+        <w:rPr>
+          <w:rFonts w:ascii="宋体" w:eastAsia="宋体" w:hAnsi="宋体" w:cs="宋体" w:hint="eastAsia"/>
+          <w:color w:val="000000"/>
+          <w:sz w:val="20"/>
+          <w:szCs w:val="20"/>
+        </w:rPr>
+        <w:t>到了2012年，ImageNet改变了传统图像处理分割的范式。</w:t>
+      </w:r>
+      <w:proofErr w:type="spellStart"/>
+      <w:r>
+        <w:rPr>
+          <w:rFonts w:ascii="宋体" w:eastAsia="宋体" w:hAnsi="宋体" w:cs="宋体" w:hint="eastAsia"/>
+          <w:color w:val="000000"/>
+          <w:sz w:val="20"/>
+          <w:szCs w:val="20"/>
+        </w:rPr>
+        <w:t>AlexNet</w:t>
+      </w:r>
+      <w:proofErr w:type="spellEnd"/>
+      <w:r>
+        <w:rPr>
+          <w:rFonts w:ascii="宋体" w:eastAsia="宋体" w:hAnsi="宋体" w:cs="宋体" w:hint="eastAsia"/>
+          <w:color w:val="000000"/>
+          <w:sz w:val="20"/>
+          <w:szCs w:val="20"/>
+        </w:rPr>
+        <w:t>确立了基于CNN的深度学习框架，VGG则利用小型卷积</w:t>
+      </w:r>
+      <w:proofErr w:type="gramStart"/>
+      <w:r>
+        <w:rPr>
+          <w:rFonts w:ascii="宋体" w:eastAsia="宋体" w:hAnsi="宋体" w:cs="宋体" w:hint="eastAsia"/>
+          <w:color w:val="000000"/>
+          <w:sz w:val="20"/>
+          <w:szCs w:val="20"/>
+        </w:rPr>
+        <w:t>核证明</w:t>
+      </w:r>
+      <w:proofErr w:type="gramEnd"/>
+      <w:r>
+        <w:rPr>
+          <w:rFonts w:ascii="宋体" w:eastAsia="宋体" w:hAnsi="宋体" w:cs="宋体" w:hint="eastAsia"/>
+          <w:color w:val="000000"/>
+          <w:sz w:val="20"/>
+          <w:szCs w:val="20"/>
+        </w:rPr>
+        <w:t>了网络深度可以提升性能，</w:t>
+      </w:r>
+      <w:proofErr w:type="spellStart"/>
+      <w:r>
+        <w:rPr>
+          <w:rFonts w:ascii="宋体" w:eastAsia="宋体" w:hAnsi="宋体" w:cs="宋体" w:hint="eastAsia"/>
+          <w:color w:val="000000"/>
+          <w:sz w:val="20"/>
+          <w:szCs w:val="20"/>
+        </w:rPr>
+        <w:t>ResNet</w:t>
+      </w:r>
+      <w:proofErr w:type="spellEnd"/>
+      <w:r>
+        <w:rPr>
+          <w:rFonts w:ascii="宋体" w:eastAsia="宋体" w:hAnsi="宋体" w:cs="宋体" w:hint="eastAsia"/>
+          <w:color w:val="000000"/>
+          <w:sz w:val="20"/>
+          <w:szCs w:val="20"/>
+        </w:rPr>
+        <w:t>则用残差连接的方式极大缓解了网络因深度增加而退化的风险。与此同时，U-Net作为一种经常用于神武医学图像分割的框架也被提出，</w:t>
+      </w:r>
+      <w:r>
+        <w:rPr>
+          <w:rFonts w:ascii="宋体" w:eastAsia="宋体" w:hAnsi="宋体" w:cs="宋体" w:hint="eastAsia"/>
+          <w:color w:val="000000"/>
+          <w:sz w:val="20"/>
+          <w:szCs w:val="20"/>
+        </w:rPr>
+        <w:t>成</w:t>
+      </w:r>
+      <w:r>
+        <w:rPr>
+          <w:rFonts w:ascii="宋体" w:eastAsia="宋体" w:hAnsi="宋体" w:cs="宋体" w:hint="eastAsia"/>
+          <w:color w:val="000000"/>
+          <w:sz w:val="20"/>
+          <w:szCs w:val="20"/>
+        </w:rPr>
+        <w:t>为医学图像分割领域</w:t>
+      </w:r>
+      <w:r>
+        <w:rPr>
+          <w:rFonts w:ascii="宋体" w:eastAsia="宋体" w:hAnsi="宋体" w:cs="宋体" w:hint="eastAsia"/>
+          <w:color w:val="000000"/>
+          <w:sz w:val="20"/>
+          <w:szCs w:val="20"/>
+        </w:rPr>
+        <w:t>的新标准。这种新范式的提出分割图像不再依赖手动特征设计，而是可以由深度学习网络自己提取特征、完成分割。</w:t>
+      </w:r>
+    </w:p>
+    <w:p>
+      <w:pPr>
+        <w:pBdr>
+          <w:top w:val="nil"/>
+          <w:left w:val="nil"/>
+          <w:bottom w:val="nil"/>
+          <w:right w:val="nil"/>
+          <w:between w:val="nil"/>
+        </w:pBdr>
+        <w:ind w:firstLineChars="200" w:firstLine="400"/>
+        <w:jc w:val="both"/>
+        <w:rPr>
+          <w:rFonts w:ascii="宋体" w:eastAsia="宋体" w:hAnsi="宋体" w:cs="宋体" w:hint="eastAsia"/>
+          <w:color w:val="000000"/>
+          <w:sz w:val="20"/>
+          <w:szCs w:val="20"/>
+        </w:rPr>
+      </w:pPr>
+    </w:p>
+    <w:p>
+      <w:pPr>
+        <w:pBdr>
+          <w:top w:val="nil"/>
+          <w:left w:val="nil"/>
+          <w:bottom w:val="nil"/>
+          <w:right w:val="nil"/>
+          <w:between w:val="nil"/>
+        </w:pBdr>
+        <w:ind w:firstLineChars="200" w:firstLine="400"/>
+        <w:jc w:val="both"/>
+        <w:rPr>
+          <w:rFonts w:ascii="宋体" w:eastAsia="宋体" w:hAnsi="宋体" w:cs="宋体"/>
+          <w:color w:val="000000"/>
+          <w:sz w:val="20"/>
+          <w:szCs w:val="20"/>
+        </w:rPr>
+      </w:pPr>
+      <w:r>
+        <w:rPr>
+          <w:rFonts w:ascii="宋体" w:eastAsia="宋体" w:hAnsi="宋体" w:cs="宋体" w:hint="eastAsia"/>
+          <w:color w:val="000000"/>
+          <w:sz w:val="20"/>
+          <w:szCs w:val="20"/>
+        </w:rPr>
+        <w:t>在眼底渗出液的数据集方面，</w:t>
+      </w:r>
+      <w:proofErr w:type="spellStart"/>
+      <w:r>
+        <w:rPr>
+          <w:rFonts w:ascii="宋体" w:eastAsia="宋体" w:hAnsi="宋体" w:cs="宋体"/>
+          <w:color w:val="000000"/>
+          <w:sz w:val="20"/>
+          <w:szCs w:val="20"/>
+        </w:rPr>
+        <w:t>Decencière</w:t>
+      </w:r>
+      <w:proofErr w:type="spellEnd"/>
+      <w:r>
+        <w:rPr>
+          <w:rFonts w:ascii="宋体" w:eastAsia="宋体" w:hAnsi="宋体" w:cs="宋体" w:hint="eastAsia"/>
+          <w:color w:val="000000"/>
+          <w:sz w:val="20"/>
+          <w:szCs w:val="20"/>
+        </w:rPr>
+        <w:t>等人于2013年在</w:t>
+      </w:r>
+      <w:proofErr w:type="spellStart"/>
+      <w:r>
+        <w:rPr>
+          <w:rFonts w:ascii="宋体" w:eastAsia="宋体" w:hAnsi="宋体" w:cs="宋体" w:hint="eastAsia"/>
+          <w:color w:val="000000"/>
+          <w:sz w:val="20"/>
+          <w:szCs w:val="20"/>
+        </w:rPr>
+        <w:t>TeleOphta</w:t>
+      </w:r>
+      <w:proofErr w:type="spellEnd"/>
+      <w:r>
+        <w:rPr>
+          <w:rFonts w:ascii="宋体" w:eastAsia="宋体" w:hAnsi="宋体" w:cs="宋体" w:hint="eastAsia"/>
+          <w:color w:val="000000"/>
+          <w:sz w:val="20"/>
+          <w:szCs w:val="20"/>
+        </w:rPr>
+        <w:t>项目中提出e-</w:t>
+      </w:r>
+      <w:proofErr w:type="spellStart"/>
+      <w:r>
+        <w:rPr>
+          <w:rFonts w:ascii="宋体" w:eastAsia="宋体" w:hAnsi="宋体" w:cs="宋体" w:hint="eastAsia"/>
+          <w:color w:val="000000"/>
+          <w:sz w:val="20"/>
+          <w:szCs w:val="20"/>
+        </w:rPr>
+        <w:t>ophtha</w:t>
+      </w:r>
+      <w:proofErr w:type="spellEnd"/>
+      <w:r>
+        <w:rPr>
+          <w:rFonts w:ascii="宋体" w:eastAsia="宋体" w:hAnsi="宋体" w:cs="宋体" w:hint="eastAsia"/>
+          <w:color w:val="000000"/>
+          <w:sz w:val="20"/>
+          <w:szCs w:val="20"/>
+        </w:rPr>
+        <w:t>数据库，其中包含e-</w:t>
+      </w:r>
+      <w:proofErr w:type="spellStart"/>
+      <w:r>
+        <w:rPr>
+          <w:rFonts w:ascii="宋体" w:eastAsia="宋体" w:hAnsi="宋体" w:cs="宋体" w:hint="eastAsia"/>
+          <w:color w:val="000000"/>
+          <w:sz w:val="20"/>
+          <w:szCs w:val="20"/>
+        </w:rPr>
+        <w:t>ophtha</w:t>
+      </w:r>
+      <w:proofErr w:type="spellEnd"/>
+      <w:r>
+        <w:rPr>
+          <w:rFonts w:ascii="宋体" w:eastAsia="宋体" w:hAnsi="宋体" w:cs="宋体" w:hint="eastAsia"/>
+          <w:color w:val="000000"/>
+          <w:sz w:val="20"/>
+          <w:szCs w:val="20"/>
+        </w:rPr>
+        <w:t xml:space="preserve"> EX渗出液、e-</w:t>
+      </w:r>
+      <w:proofErr w:type="spellStart"/>
+      <w:r>
+        <w:rPr>
+          <w:rFonts w:ascii="宋体" w:eastAsia="宋体" w:hAnsi="宋体" w:cs="宋体" w:hint="eastAsia"/>
+          <w:color w:val="000000"/>
+          <w:sz w:val="20"/>
+          <w:szCs w:val="20"/>
+        </w:rPr>
+        <w:t>ophtha</w:t>
+      </w:r>
+      <w:proofErr w:type="spellEnd"/>
+      <w:r>
+        <w:rPr>
+          <w:rFonts w:ascii="宋体" w:eastAsia="宋体" w:hAnsi="宋体" w:cs="宋体" w:hint="eastAsia"/>
+          <w:color w:val="000000"/>
+          <w:sz w:val="20"/>
+          <w:szCs w:val="20"/>
+        </w:rPr>
+        <w:t xml:space="preserve"> MA微动脉瘤等医学数据集。后续，越来越多的公开香酥鸡</w:t>
+      </w:r>
+      <w:proofErr w:type="spellStart"/>
+      <w:r>
+        <w:rPr>
+          <w:rFonts w:ascii="宋体" w:eastAsia="宋体" w:hAnsi="宋体" w:cs="宋体" w:hint="eastAsia"/>
+          <w:color w:val="000000"/>
+          <w:sz w:val="20"/>
+          <w:szCs w:val="20"/>
+        </w:rPr>
+        <w:t>biaozhu</w:t>
+      </w:r>
+      <w:proofErr w:type="spellEnd"/>
+      <w:r>
+        <w:rPr>
+          <w:rFonts w:ascii="宋体" w:eastAsia="宋体" w:hAnsi="宋体" w:cs="宋体" w:hint="eastAsia"/>
+          <w:color w:val="000000"/>
+          <w:sz w:val="20"/>
+          <w:szCs w:val="20"/>
+        </w:rPr>
+        <w:t xml:space="preserve"> </w:t>
+      </w:r>
+      <w:proofErr w:type="gramStart"/>
+      <w:r>
+        <w:rPr>
+          <w:rFonts w:ascii="宋体" w:eastAsia="宋体" w:hAnsi="宋体" w:cs="宋体" w:hint="eastAsia"/>
+          <w:color w:val="000000"/>
+          <w:sz w:val="20"/>
+          <w:szCs w:val="20"/>
+        </w:rPr>
+        <w:t>数据集如</w:t>
+      </w:r>
+      <w:proofErr w:type="spellStart"/>
+      <w:proofErr w:type="gramEnd"/>
+      <w:r>
+        <w:rPr>
+          <w:rFonts w:ascii="宋体" w:eastAsia="宋体" w:hAnsi="宋体" w:cs="宋体" w:hint="eastAsia"/>
+          <w:color w:val="000000"/>
+          <w:sz w:val="20"/>
+          <w:szCs w:val="20"/>
+        </w:rPr>
+        <w:t>IDRiD</w:t>
+      </w:r>
+      <w:proofErr w:type="spellEnd"/>
+      <w:r>
+        <w:rPr>
+          <w:rFonts w:ascii="宋体" w:eastAsia="宋体" w:hAnsi="宋体" w:cs="宋体" w:hint="eastAsia"/>
+          <w:color w:val="000000"/>
+          <w:sz w:val="20"/>
+          <w:szCs w:val="20"/>
+        </w:rPr>
+        <w:t>也被提出，用于糖尿病视网膜病变检测。本文使用的数据集为e-</w:t>
+      </w:r>
+      <w:proofErr w:type="spellStart"/>
+      <w:r>
+        <w:rPr>
+          <w:rFonts w:ascii="宋体" w:eastAsia="宋体" w:hAnsi="宋体" w:cs="宋体" w:hint="eastAsia"/>
+          <w:color w:val="000000"/>
+          <w:sz w:val="20"/>
+          <w:szCs w:val="20"/>
+        </w:rPr>
+        <w:t>ophtha</w:t>
+      </w:r>
+      <w:proofErr w:type="spellEnd"/>
+      <w:r>
+        <w:rPr>
+          <w:rFonts w:ascii="宋体" w:eastAsia="宋体" w:hAnsi="宋体" w:cs="宋体" w:hint="eastAsia"/>
+          <w:color w:val="000000"/>
+          <w:sz w:val="20"/>
+          <w:szCs w:val="20"/>
+        </w:rPr>
+        <w:t>数据集的子集e-</w:t>
+      </w:r>
+      <w:proofErr w:type="spellStart"/>
+      <w:r>
+        <w:rPr>
+          <w:rFonts w:ascii="宋体" w:eastAsia="宋体" w:hAnsi="宋体" w:cs="宋体" w:hint="eastAsia"/>
+          <w:color w:val="000000"/>
+          <w:sz w:val="20"/>
+          <w:szCs w:val="20"/>
+        </w:rPr>
+        <w:t>ophtha</w:t>
+      </w:r>
+      <w:proofErr w:type="spellEnd"/>
+      <w:r>
+        <w:rPr>
+          <w:rFonts w:ascii="宋体" w:eastAsia="宋体" w:hAnsi="宋体" w:cs="宋体" w:hint="eastAsia"/>
+          <w:color w:val="000000"/>
+          <w:sz w:val="20"/>
+          <w:szCs w:val="20"/>
+        </w:rPr>
+        <w:t xml:space="preserve"> EX。</w:t>
+      </w:r>
+    </w:p>
+    <w:p>
+      <w:pPr>
+        <w:pBdr>
+          <w:top w:val="nil"/>
+          <w:left w:val="nil"/>
+          <w:bottom w:val="nil"/>
+          <w:right w:val="nil"/>
+          <w:between w:val="nil"/>
+        </w:pBdr>
+        <w:jc w:val="both"/>
+        <w:rPr>
+          <w:rFonts w:ascii="宋体" w:eastAsia="宋体" w:hAnsi="宋体" w:cs="宋体" w:hint="eastAsia"/>
+          <w:color w:val="000000"/>
+          <w:sz w:val="20"/>
+          <w:szCs w:val="20"/>
+        </w:rPr>
+      </w:pPr>
+    </w:p>
+    <w:p>
+      <w:pPr>
+        <w:pBdr>
+          <w:top w:val="nil"/>
+          <w:left w:val="nil"/>
+          <w:bottom w:val="nil"/>
+          <w:right w:val="nil"/>
+          <w:between w:val="nil"/>
+        </w:pBdr>
+        <w:ind w:firstLineChars="200" w:firstLine="400"/>
+        <w:jc w:val="both"/>
+        <w:rPr>
+          <w:rFonts w:ascii="宋体" w:eastAsia="宋体" w:hAnsi="宋体" w:cs="宋体"/>
+          <w:color w:val="000000"/>
+          <w:sz w:val="20"/>
+          <w:szCs w:val="20"/>
+        </w:rPr>
+      </w:pPr>
+      <w:r>
+        <w:rPr>
+          <w:rFonts w:ascii="宋体" w:eastAsia="宋体" w:hAnsi="宋体" w:cs="宋体" w:hint="eastAsia"/>
+          <w:color w:val="000000"/>
+          <w:sz w:val="20"/>
+          <w:szCs w:val="20"/>
+        </w:rPr>
+        <w:t>同样关键的是，在医学图像分割领域常常会出现“病灶前景远少于背景”的极端类别不平衡情况，Salehi等人针对这一问题，基于Dice进行推广，提出了Tversky损失函数，通过调节其中的超参数对假阴性进行抑制，提升小病灶的召回率。</w:t>
+      </w:r>
+    </w:p>
+    <w:p>
+      <w:pPr>
+        <w:pBdr>
+          <w:top w:val="nil"/>
+          <w:left w:val="nil"/>
+          <w:bottom w:val="nil"/>
+          <w:right w:val="nil"/>
+          <w:between w:val="nil"/>
+        </w:pBdr>
+        <w:ind w:firstLineChars="200" w:firstLine="400"/>
+        <w:jc w:val="both"/>
+        <w:rPr>
+          <w:rFonts w:ascii="宋体" w:eastAsia="宋体" w:hAnsi="宋体" w:cs="宋体"/>
+          <w:color w:val="000000"/>
+          <w:sz w:val="20"/>
+          <w:szCs w:val="20"/>
+        </w:rPr>
+      </w:pPr>
+    </w:p>
+    <w:p>
+      <w:pPr>
+        <w:pStyle w:val="a9"/>
+        <w:numPr>
+          <w:ilvl w:val="0"/>
+          <w:numId w:val="1"/>
+        </w:numPr>
+        <w:pBdr>
+          <w:top w:val="nil"/>
+          <w:left w:val="nil"/>
+          <w:bottom w:val="nil"/>
+          <w:right w:val="nil"/>
+          <w:between w:val="nil"/>
+        </w:pBdr>
+        <w:spacing w:after="120" w:line="276" w:lineRule="auto"/>
+        <w:rPr>
+          <w:b/>
+          <w:bCs/>
+          <w:color w:val="000000"/>
+        </w:rPr>
+      </w:pPr>
+      <w:r>
+        <w:rPr>
+          <w:rFonts w:ascii="宋体" w:eastAsia="宋体" w:hAnsi="宋体" w:cs="宋体" w:hint="eastAsia"/>
+          <w:b/>
+          <w:bCs/>
+          <w:color w:val="000000"/>
+        </w:rPr>
+        <w:t>实验方法</w:t>
+      </w:r>
+    </w:p>
+    <w:p>
+      <w:pPr>
+        <w:pBdr>
+          <w:top w:val="nil"/>
+          <w:left w:val="nil"/>
+          <w:bottom w:val="nil"/>
+          <w:right w:val="nil"/>
+          <w:between w:val="nil"/>
+        </w:pBdr>
+        <w:spacing w:before="240"/>
+        <w:rPr>
+          <w:rFonts w:hint="eastAsia"/>
+          <w:b/>
+          <w:bCs/>
+          <w:i/>
+          <w:iCs/>
+          <w:color w:val="000000"/>
+          <w:sz w:val="22"/>
+          <w:szCs w:val="22"/>
+        </w:rPr>
+      </w:pPr>
+      <w:r>
+        <w:rPr>
+          <w:b/>
+          <w:bCs/>
+          <w:i/>
+          <w:iCs/>
+          <w:sz w:val="22"/>
+          <w:szCs w:val="22"/>
+        </w:rPr>
+        <w:t xml:space="preserve">3.1 </w:t>
+      </w:r>
+      <w:r>
+        <w:rPr>
+          <w:rFonts w:hint="eastAsia"/>
+          <w:b/>
+          <w:bCs/>
+          <w:i/>
+          <w:iCs/>
+          <w:sz w:val="22"/>
+          <w:szCs w:val="22"/>
+        </w:rPr>
+        <w:t>数据集与预处理</w:t>
+      </w:r>
+    </w:p>
+    <w:p>
+      <w:pPr>
+        <w:pBdr>
+          <w:top w:val="nil"/>
+          <w:left w:val="nil"/>
+          <w:bottom w:val="nil"/>
+          <w:right w:val="nil"/>
+          <w:between w:val="nil"/>
+        </w:pBdr>
+        <w:jc w:val="both"/>
+        <w:rPr>
+          <w:rFonts w:ascii="宋体" w:hAnsi="宋体" w:cs="宋体"/>
+          <w:sz w:val="20"/>
+          <w:szCs w:val="20"/>
+        </w:rPr>
+      </w:pPr>
+      <w:r>
+        <w:rPr>
+          <w:rFonts w:ascii="宋体" w:hAnsi="宋体" w:cs="宋体" w:hint="eastAsia"/>
+          <w:color w:val="000000"/>
+          <w:sz w:val="20"/>
+          <w:szCs w:val="20"/>
+        </w:rPr>
+        <w:t>本文使用的数据集为</w:t>
+      </w:r>
+      <w:r>
+        <w:rPr>
+          <w:rFonts w:ascii="宋体" w:hAnsi="宋体" w:cs="宋体" w:hint="eastAsia"/>
+          <w:color w:val="000000"/>
+          <w:sz w:val="20"/>
+          <w:szCs w:val="20"/>
+        </w:rPr>
+        <w:t>e-</w:t>
+      </w:r>
+      <w:proofErr w:type="spellStart"/>
+      <w:r>
+        <w:rPr>
+          <w:rFonts w:ascii="宋体" w:hAnsi="宋体" w:cs="宋体" w:hint="eastAsia"/>
+          <w:color w:val="000000"/>
+          <w:sz w:val="20"/>
+          <w:szCs w:val="20"/>
+        </w:rPr>
+        <w:t>ophtha</w:t>
+      </w:r>
+      <w:proofErr w:type="spellEnd"/>
+      <w:r>
+        <w:rPr>
+          <w:rFonts w:ascii="宋体" w:hAnsi="宋体" w:cs="宋体" w:hint="eastAsia"/>
+          <w:color w:val="000000"/>
+          <w:sz w:val="20"/>
+          <w:szCs w:val="20"/>
+        </w:rPr>
+        <w:t xml:space="preserve"> EX</w:t>
+      </w:r>
+      <w:r>
+        <w:rPr>
+          <w:rFonts w:ascii="宋体" w:hAnsi="宋体" w:cs="宋体" w:hint="eastAsia"/>
+          <w:color w:val="000000"/>
+          <w:sz w:val="20"/>
+          <w:szCs w:val="20"/>
+        </w:rPr>
+        <w:t>，其中包含</w:t>
+      </w:r>
+      <w:r>
+        <w:rPr>
+          <w:rFonts w:ascii="宋体" w:hAnsi="宋体" w:cs="宋体" w:hint="eastAsia"/>
+          <w:color w:val="000000"/>
+          <w:sz w:val="20"/>
+          <w:szCs w:val="20"/>
+        </w:rPr>
+        <w:t>47</w:t>
+      </w:r>
+      <w:r>
+        <w:rPr>
+          <w:rFonts w:ascii="宋体" w:hAnsi="宋体" w:cs="宋体" w:hint="eastAsia"/>
+          <w:color w:val="000000"/>
+          <w:sz w:val="20"/>
+          <w:szCs w:val="20"/>
+        </w:rPr>
+        <w:t>张</w:t>
+      </w:r>
+      <w:proofErr w:type="gramStart"/>
+      <w:r>
+        <w:rPr>
+          <w:rFonts w:ascii="宋体" w:hAnsi="宋体" w:cs="宋体" w:hint="eastAsia"/>
+          <w:color w:val="000000"/>
+          <w:sz w:val="20"/>
+          <w:szCs w:val="20"/>
+        </w:rPr>
+        <w:t>像素级标注</w:t>
+      </w:r>
+      <w:proofErr w:type="gramEnd"/>
+      <w:r>
+        <w:rPr>
+          <w:rFonts w:ascii="宋体" w:hAnsi="宋体" w:cs="宋体" w:hint="eastAsia"/>
+          <w:color w:val="000000"/>
+          <w:sz w:val="20"/>
+          <w:szCs w:val="20"/>
+        </w:rPr>
+        <w:t>的眼底渗出图像，有四种分辨率（</w:t>
+      </w:r>
+      <w:r>
+        <w:rPr>
+          <w:rFonts w:ascii="宋体" w:hAnsi="宋体" w:cs="宋体" w:hint="eastAsia"/>
+          <w:color w:val="000000"/>
+          <w:sz w:val="20"/>
+          <w:szCs w:val="20"/>
+        </w:rPr>
+        <w:t>2048</w:t>
+      </w:r>
+      <m:oMath>
+        <m:r>
+          <w:rPr>
+            <w:rFonts w:ascii="Cambria Math" w:hAnsi="Cambria Math" w:cs="宋体"/>
+            <w:sz w:val="20"/>
+            <w:szCs w:val="20"/>
+          </w:rPr>
+          <m:t>×</m:t>
+        </m:r>
+      </m:oMath>
+      <w:r>
+        <w:rPr>
+          <w:rFonts w:ascii="宋体" w:hAnsi="宋体" w:cs="宋体" w:hint="eastAsia"/>
+          <w:sz w:val="20"/>
+          <w:szCs w:val="20"/>
+        </w:rPr>
+        <w:t>1360</w:t>
+      </w:r>
+      <w:r>
+        <w:rPr>
+          <w:rFonts w:ascii="宋体" w:hAnsi="宋体" w:cs="宋体" w:hint="eastAsia"/>
+          <w:sz w:val="20"/>
+          <w:szCs w:val="20"/>
+        </w:rPr>
+        <w:t>等），</w:t>
+      </w:r>
+      <w:r>
+        <w:rPr>
+          <w:rFonts w:ascii="宋体" w:hAnsi="宋体" w:cs="宋体" w:hint="eastAsia"/>
+          <w:sz w:val="20"/>
+          <w:szCs w:val="20"/>
+        </w:rPr>
+        <w:t>45</w:t>
+      </w:r>
+      <w:r>
+        <w:rPr>
+          <w:rFonts w:ascii="宋体" w:hAnsi="宋体" w:cs="宋体" w:hint="eastAsia"/>
+          <w:sz w:val="20"/>
+          <w:szCs w:val="20"/>
+        </w:rPr>
+        <w:t>°</w:t>
+      </w:r>
+      <w:r>
+        <w:rPr>
+          <w:rFonts w:ascii="宋体" w:hAnsi="宋体" w:cs="宋体" w:hint="eastAsia"/>
+          <w:sz w:val="20"/>
+          <w:szCs w:val="20"/>
+        </w:rPr>
+        <w:t>FOV</w:t>
+      </w:r>
+      <w:r>
+        <w:rPr>
+          <w:rFonts w:ascii="宋体" w:hAnsi="宋体" w:cs="宋体" w:hint="eastAsia"/>
+          <w:sz w:val="20"/>
+          <w:szCs w:val="20"/>
+        </w:rPr>
+        <w:t>。本文首先将数据</w:t>
+      </w:r>
+      <w:proofErr w:type="gramStart"/>
+      <w:r>
+        <w:rPr>
+          <w:rFonts w:ascii="宋体" w:hAnsi="宋体" w:cs="宋体" w:hint="eastAsia"/>
+          <w:sz w:val="20"/>
+          <w:szCs w:val="20"/>
+        </w:rPr>
+        <w:t>集按照</w:t>
+      </w:r>
+      <w:proofErr w:type="gramEnd"/>
+      <w:r>
+        <w:rPr>
+          <w:rFonts w:ascii="宋体" w:hAnsi="宋体" w:cs="宋体" w:hint="eastAsia"/>
+          <w:sz w:val="20"/>
+          <w:szCs w:val="20"/>
+        </w:rPr>
+        <w:t>划分为</w:t>
+      </w:r>
+      <w:r>
+        <w:rPr>
+          <w:rFonts w:ascii="宋体" w:hAnsi="宋体" w:cs="宋体" w:hint="eastAsia"/>
+          <w:sz w:val="20"/>
+          <w:szCs w:val="20"/>
+        </w:rPr>
+        <w:t>32</w:t>
+      </w:r>
+      <w:r>
+        <w:rPr>
+          <w:rFonts w:ascii="宋体" w:hAnsi="宋体" w:cs="宋体" w:hint="eastAsia"/>
+          <w:sz w:val="20"/>
+          <w:szCs w:val="20"/>
+        </w:rPr>
+        <w:t>张训练集，</w:t>
+      </w:r>
+      <w:r>
+        <w:rPr>
+          <w:rFonts w:ascii="宋体" w:hAnsi="宋体" w:cs="宋体" w:hint="eastAsia"/>
+          <w:sz w:val="20"/>
+          <w:szCs w:val="20"/>
+        </w:rPr>
+        <w:t>15</w:t>
+      </w:r>
+      <w:r>
+        <w:rPr>
+          <w:rFonts w:ascii="宋体" w:hAnsi="宋体" w:cs="宋体" w:hint="eastAsia"/>
+          <w:sz w:val="20"/>
+          <w:szCs w:val="20"/>
+        </w:rPr>
+        <w:t>张测试集，随后从训练集中再划分出</w:t>
+      </w:r>
+      <w:r>
+        <w:rPr>
+          <w:rFonts w:ascii="宋体" w:hAnsi="宋体" w:cs="宋体" w:hint="eastAsia"/>
+          <w:sz w:val="20"/>
+          <w:szCs w:val="20"/>
+        </w:rPr>
+        <w:t>5</w:t>
+      </w:r>
+      <w:r>
+        <w:rPr>
+          <w:rFonts w:ascii="宋体" w:hAnsi="宋体" w:cs="宋体" w:hint="eastAsia"/>
+          <w:sz w:val="20"/>
+          <w:szCs w:val="20"/>
+        </w:rPr>
+        <w:t>张图像作为验证集。</w:t>
+      </w:r>
+      <w:r>
+        <w:rPr>
+          <w:rFonts w:ascii="宋体" w:hAnsi="宋体" w:cs="宋体" w:hint="eastAsia"/>
+          <w:sz w:val="20"/>
+          <w:szCs w:val="20"/>
+        </w:rPr>
+        <w:t>在训练、参数选择的过程中，全程保持不动测试集，避免数据泄露。</w:t>
+      </w:r>
+    </w:p>
+    <w:p>
+      <w:pPr>
+        <w:pBdr>
+          <w:top w:val="nil"/>
+          <w:left w:val="nil"/>
+          <w:bottom w:val="nil"/>
+          <w:right w:val="nil"/>
+          <w:between w:val="nil"/>
+        </w:pBdr>
+        <w:ind w:firstLineChars="200" w:firstLine="400"/>
+        <w:jc w:val="both"/>
+        <w:rPr>
+          <w:rFonts w:ascii="宋体" w:hAnsi="宋体" w:cs="宋体" w:hint="eastAsia"/>
+          <w:sz w:val="20"/>
+          <w:szCs w:val="20"/>
+        </w:rPr>
+      </w:pPr>
     </w:p>
     <w:sectPr>
       <w:pgSz w:w="11906" w:h="16838"/>
@@ -960,16 +1698,6 @@
       <w:r>
         <w:continuationSeparator/>
       </w:r>
-    </w:p>
-  </w:footnote>
-  <w:footnote w:id="1">
-    <w:p>
-      <w:pPr>
-        <w:pStyle w:val="af"/>
-        <w:rPr>
-          <w:lang w:val="en-US"/>
-        </w:rPr>
-      </w:pPr>
     </w:p>
   </w:footnote>
 </w:footnotes>
@@ -2075,6 +2803,24 @@
       <w:u w:val="single"/>
     </w:rPr>
   </w:style>
+  <w:style w:type="paragraph" w:styleId="af4">
+    <w:name w:val="Normal (Web)"/>
+    <w:basedOn w:val="a"/>
+    <w:uiPriority w:val="99"/>
+    <w:semiHidden/>
+    <w:unhideWhenUsed/>
+    <w:rsid w:val="001166F4"/>
+  </w:style>
+  <w:style w:type="character" w:styleId="af5">
+    <w:name w:val="Placeholder Text"/>
+    <w:basedOn w:val="a0"/>
+    <w:uiPriority w:val="99"/>
+    <w:semiHidden/>
+    <w:rsid w:val="003F55BB"/>
+    <w:rPr>
+      <w:color w:val="666666"/>
+    </w:rPr>
+  </w:style>
 </w:styles>
 </file>
 

--- a/report/report.docx
+++ b/report/report.docx
@@ -264,29 +264,28 @@
           <w:sz w:val="20"/>
           <w:szCs w:val="20"/>
         </w:rPr>
-        <w:t>本文的代码开源在：</w:t>
-      </w:r>
-      <w:r>
-        <w:fldChar w:fldCharType="begin"/>
-      </w:r>
-      <w:r>
-        <w:instrText>HYPERLINK "https://github.com/LeafTraces/ML-Project/tree/main"</w:instrText>
-      </w:r>
-      <w:r>
-        <w:fldChar w:fldCharType="separate"/>
-      </w:r>
-      <w:r>
-        <w:rPr>
-          <w:rStyle w:val="ae"/>
-          <w:rFonts w:ascii="宋体" w:eastAsia="宋体" w:hAnsi="宋体" w:cs="宋体"/>
-          <w:sz w:val="20"/>
-          <w:szCs w:val="20"/>
-        </w:rPr>
-        <w:t>https://github.com/LeafTraces/ML-Project/tree/main</w:t>
-      </w:r>
-      <w:r>
-        <w:fldChar w:fldCharType="end"/>
-      </w:r>
+        <w:t>本文的代码开源</w:t>
+      </w:r>
+      <w:r>
+        <w:rPr>
+          <w:rFonts w:ascii="宋体" w:eastAsia="宋体" w:hAnsi="宋体" w:cs="宋体" w:hint="eastAsia"/>
+          <w:color w:val="000000"/>
+          <w:sz w:val="20"/>
+          <w:szCs w:val="20"/>
+        </w:rPr>
+        <w:t>在：</w:t>
+      </w:r>
+      <w:hyperlink r:id="rId8" w:history="1">
+        <w:r>
+          <w:rPr>
+            <w:rStyle w:val="ae"/>
+            <w:rFonts w:ascii="宋体" w:eastAsia="宋体" w:hAnsi="宋体" w:cs="宋体"/>
+            <w:sz w:val="20"/>
+            <w:szCs w:val="20"/>
+          </w:rPr>
+          <w:t>https://github.com/LeafTraces/ML-Project/tree/Decouple</w:t>
+        </w:r>
+      </w:hyperlink>
     </w:p>
     <w:p>
       <w:pPr>
@@ -3517,7 +3516,7 @@
                     </pic:cNvPicPr>
                   </pic:nvPicPr>
                   <pic:blipFill>
-                    <a:blip r:embed="rId8" cstate="print">
+                    <a:blip r:embed="rId9" cstate="print">
                       <a:extLst>
                         <a:ext uri="{28A0092B-C50C-407E-A947-70E740481C1C}">
                           <a14:useLocalDpi xmlns:a14="http://schemas.microsoft.com/office/drawing/2010/main" val="0"/>
@@ -10163,7 +10162,7 @@
                     </pic:cNvPicPr>
                   </pic:nvPicPr>
                   <pic:blipFill>
-                    <a:blip r:embed="rId9" cstate="print">
+                    <a:blip r:embed="rId10" cstate="print">
                       <a:extLst>
                         <a:ext uri="{28A0092B-C50C-407E-A947-70E740481C1C}">
                           <a14:useLocalDpi xmlns:a14="http://schemas.microsoft.com/office/drawing/2010/main" val="0"/>
@@ -10319,7 +10318,7 @@
                     </pic:cNvPicPr>
                   </pic:nvPicPr>
                   <pic:blipFill>
-                    <a:blip r:embed="rId10" cstate="print">
+                    <a:blip r:embed="rId11" cstate="print">
                       <a:extLst>
                         <a:ext uri="{28A0092B-C50C-407E-A947-70E740481C1C}">
                           <a14:useLocalDpi xmlns:a14="http://schemas.microsoft.com/office/drawing/2010/main" val="0"/>
@@ -10588,7 +10587,7 @@
           <w:lang w:val="en-US"/>
         </w:rPr>
         <w:drawing>
-          <wp:inline distT="0" distB="0" distL="0" distR="0" wp14:anchorId="28B39C6F" wp14:editId="321AD8F0">
+          <wp:inline distT="0" distB="0" distL="0" distR="0" wp14:anchorId="28B39C6F" wp14:editId="17C1E03A">
             <wp:extent cx="5259070" cy="3927475"/>
             <wp:effectExtent l="0" t="0" r="0" b="0"/>
             <wp:docPr id="99338846" name="图片 4"/>
@@ -10605,7 +10604,7 @@
                     </pic:cNvPicPr>
                   </pic:nvPicPr>
                   <pic:blipFill>
-                    <a:blip r:embed="rId11" cstate="print">
+                    <a:blip r:embed="rId12" cstate="print">
                       <a:extLst>
                         <a:ext uri="{28A0092B-C50C-407E-A947-70E740481C1C}">
                           <a14:useLocalDpi xmlns:a14="http://schemas.microsoft.com/office/drawing/2010/main" val="0"/>
@@ -10754,7 +10753,7 @@
                     </pic:cNvPicPr>
                   </pic:nvPicPr>
                   <pic:blipFill>
-                    <a:blip r:embed="rId12">
+                    <a:blip r:embed="rId13">
                       <a:extLst>
                         <a:ext uri="{28A0092B-C50C-407E-A947-70E740481C1C}">
                           <a14:useLocalDpi xmlns:a14="http://schemas.microsoft.com/office/drawing/2010/main" val="0"/>
@@ -11025,7 +11024,7 @@
                     </pic:cNvPicPr>
                   </pic:nvPicPr>
                   <pic:blipFill>
-                    <a:blip r:embed="rId13" cstate="print">
+                    <a:blip r:embed="rId14" cstate="print">
                       <a:extLst>
                         <a:ext uri="{28A0092B-C50C-407E-A947-70E740481C1C}">
                           <a14:useLocalDpi xmlns:a14="http://schemas.microsoft.com/office/drawing/2010/main" val="0"/>
@@ -15241,6 +15240,7 @@
   <w:style w:type="character" w:default="1" w:styleId="a0">
     <w:name w:val="Default Paragraph Font"/>
     <w:uiPriority w:val="1"/>
+    <w:semiHidden/>
     <w:unhideWhenUsed/>
   </w:style>
   <w:style w:type="table" w:default="1" w:styleId="a1">

--- a/report/report.docx
+++ b/report/report.docx
@@ -264,7 +264,7 @@
           <w:sz w:val="20"/>
           <w:szCs w:val="20"/>
         </w:rPr>
-        <w:t>本文的代码开源</w:t>
+        <w:t>实验</w:t>
       </w:r>
       <w:r>
         <w:rPr>
@@ -273,7 +273,16 @@
           <w:sz w:val="20"/>
           <w:szCs w:val="20"/>
         </w:rPr>
-        <w:t>在：</w:t>
+        <w:t>代码开源</w:t>
+      </w:r>
+      <w:r>
+        <w:rPr>
+          <w:rFonts w:ascii="宋体" w:eastAsia="宋体" w:hAnsi="宋体" w:cs="宋体" w:hint="eastAsia"/>
+          <w:color w:val="000000"/>
+          <w:sz w:val="20"/>
+          <w:szCs w:val="20"/>
+        </w:rPr>
+        <w:t>：</w:t>
       </w:r>
       <w:hyperlink r:id="rId8" w:history="1">
         <w:r>
@@ -3470,7 +3479,6 @@
         </w:rPr>
         <w:t>14</w:t>
       </w:r>
-      <w:proofErr w:type="gramStart"/>
       <w:r>
         <w:rPr>
           <w:rFonts w:hint="eastAsia"/>
@@ -3479,7 +3487,6 @@
         </w:rPr>
         <w:t>维特征</w:t>
       </w:r>
-      <w:proofErr w:type="gramEnd"/>
       <w:r>
         <w:rPr>
           <w:sz w:val="16"/>
@@ -3637,23 +3644,13 @@
         </w:rPr>
         <w:t xml:space="preserve"> 14</w:t>
       </w:r>
-      <w:proofErr w:type="gramStart"/>
       <w:r>
         <w:rPr>
           <w:rFonts w:hint="eastAsia"/>
           <w:sz w:val="16"/>
           <w:szCs w:val="16"/>
         </w:rPr>
-        <w:t>维特征</w:t>
-      </w:r>
-      <w:proofErr w:type="gramEnd"/>
-      <w:r>
-        <w:rPr>
-          <w:rFonts w:hint="eastAsia"/>
-          <w:sz w:val="16"/>
-          <w:szCs w:val="16"/>
-        </w:rPr>
-        <w:t>可视化图</w:t>
+        <w:t>维特征可视化图</w:t>
       </w:r>
     </w:p>
     <w:p>
@@ -10587,7 +10584,7 @@
           <w:lang w:val="en-US"/>
         </w:rPr>
         <w:drawing>
-          <wp:inline distT="0" distB="0" distL="0" distR="0" wp14:anchorId="28B39C6F" wp14:editId="17C1E03A">
+          <wp:inline distT="0" distB="0" distL="0" distR="0" wp14:anchorId="28B39C6F" wp14:editId="428FFCF2">
             <wp:extent cx="5259070" cy="3927475"/>
             <wp:effectExtent l="0" t="0" r="0" b="0"/>
             <wp:docPr id="99338846" name="图片 4"/>
@@ -10905,6 +10902,70 @@
     </w:p>
     <w:p>
       <w:pPr>
+        <w:pBdr>
+          <w:top w:val="nil"/>
+          <w:left w:val="nil"/>
+          <w:bottom w:val="nil"/>
+          <w:right w:val="nil"/>
+          <w:between w:val="nil"/>
+        </w:pBdr>
+        <w:spacing w:after="120" w:line="276" w:lineRule="auto"/>
+        <w:rPr>
+          <w:rFonts w:hint="eastAsia"/>
+          <w:b/>
+          <w:bCs/>
+          <w:color w:val="000000"/>
+          <w:sz w:val="22"/>
+          <w:szCs w:val="22"/>
+        </w:rPr>
+      </w:pPr>
+      <w:r>
+        <w:rPr>
+          <w:rFonts w:hint="eastAsia"/>
+          <w:b/>
+          <w:bCs/>
+          <w:color w:val="000000"/>
+          <w:sz w:val="22"/>
+          <w:szCs w:val="22"/>
+        </w:rPr>
+        <w:t>5.1 SVM</w:t>
+      </w:r>
+      <w:r>
+        <w:rPr>
+          <w:rFonts w:hint="eastAsia"/>
+          <w:b/>
+          <w:bCs/>
+          <w:color w:val="000000"/>
+          <w:sz w:val="22"/>
+          <w:szCs w:val="22"/>
+        </w:rPr>
+        <w:t>与</w:t>
+      </w:r>
+      <w:r>
+        <w:rPr>
+          <w:rFonts w:hint="eastAsia"/>
+          <w:b/>
+          <w:bCs/>
+          <w:color w:val="000000"/>
+          <w:sz w:val="22"/>
+          <w:szCs w:val="22"/>
+        </w:rPr>
+        <w:t>LR</w:t>
+      </w:r>
+      <w:r>
+        <w:rPr>
+          <w:rFonts w:hint="eastAsia"/>
+          <w:b/>
+          <w:bCs/>
+          <w:color w:val="000000"/>
+          <w:sz w:val="22"/>
+          <w:szCs w:val="22"/>
+        </w:rPr>
+        <w:t>性能差距</w:t>
+      </w:r>
+    </w:p>
+    <w:p>
+      <w:pPr>
         <w:rPr>
           <w:rFonts w:ascii="宋体" w:eastAsia="宋体" w:hAnsi="宋体" w:hint="eastAsia"/>
           <w:sz w:val="20"/>
@@ -11143,7 +11204,7 @@
       <w:pPr>
         <w:ind w:firstLineChars="200" w:firstLine="400"/>
         <w:rPr>
-          <w:rFonts w:ascii="宋体" w:eastAsia="宋体" w:hAnsi="宋体" w:hint="eastAsia"/>
+          <w:rFonts w:ascii="宋体" w:eastAsia="宋体" w:hAnsi="宋体"/>
           <w:iCs/>
           <w:sz w:val="20"/>
           <w:szCs w:val="20"/>
@@ -11215,6 +11276,82 @@
         </w:rPr>
         <w:t>(b) 中"非线性越强、测试性能越差"的单调趋势，正是这一偏差方差权衡的直接体现。</w:t>
       </w:r>
+    </w:p>
+    <w:p>
+      <w:pPr>
+        <w:ind w:firstLineChars="200" w:firstLine="400"/>
+        <w:rPr>
+          <w:rFonts w:ascii="宋体" w:eastAsia="宋体" w:hAnsi="宋体"/>
+          <w:iCs/>
+          <w:sz w:val="20"/>
+          <w:szCs w:val="20"/>
+        </w:rPr>
+      </w:pPr>
+    </w:p>
+    <w:p>
+      <w:pPr>
+        <w:pBdr>
+          <w:top w:val="nil"/>
+          <w:left w:val="nil"/>
+          <w:bottom w:val="nil"/>
+          <w:right w:val="nil"/>
+          <w:between w:val="nil"/>
+        </w:pBdr>
+        <w:spacing w:after="120" w:line="276" w:lineRule="auto"/>
+        <w:rPr>
+          <w:rFonts w:hint="eastAsia"/>
+          <w:b/>
+          <w:bCs/>
+          <w:color w:val="000000"/>
+          <w:sz w:val="22"/>
+          <w:szCs w:val="22"/>
+        </w:rPr>
+      </w:pPr>
+      <w:r>
+        <w:rPr>
+          <w:rFonts w:hint="eastAsia"/>
+          <w:b/>
+          <w:bCs/>
+          <w:color w:val="000000"/>
+          <w:sz w:val="22"/>
+          <w:szCs w:val="22"/>
+        </w:rPr>
+        <w:lastRenderedPageBreak/>
+        <w:t xml:space="preserve">5.1 </w:t>
+      </w:r>
+      <w:r>
+        <w:rPr>
+          <w:rFonts w:hint="eastAsia"/>
+          <w:b/>
+          <w:bCs/>
+          <w:color w:val="000000"/>
+          <w:sz w:val="22"/>
+          <w:szCs w:val="22"/>
+        </w:rPr>
+        <w:t>ImageNet</w:t>
+      </w:r>
+      <w:r>
+        <w:rPr>
+          <w:rFonts w:hint="eastAsia"/>
+          <w:b/>
+          <w:bCs/>
+          <w:color w:val="000000"/>
+          <w:sz w:val="22"/>
+          <w:szCs w:val="22"/>
+        </w:rPr>
+        <w:t>预训练数据集考量</w:t>
+      </w:r>
+    </w:p>
+    <w:p>
+      <w:pPr>
+        <w:ind w:firstLineChars="200" w:firstLine="400"/>
+        <w:rPr>
+          <w:rFonts w:ascii="宋体" w:eastAsia="宋体" w:hAnsi="宋体" w:hint="eastAsia"/>
+          <w:iCs/>
+          <w:sz w:val="20"/>
+          <w:szCs w:val="20"/>
+        </w:rPr>
+      </w:pPr>
     </w:p>
     <w:p>
       <w:pPr>
@@ -11278,7 +11415,6 @@
           <w:sz w:val="20"/>
           <w:szCs w:val="20"/>
         </w:rPr>
-        <w:lastRenderedPageBreak/>
         <w:t>本实验使用e-ophtha EX数据集，在统一的处理方式下，对比了逻辑回归，支持向量机两种传统学习方法与U-Net这一典型深度学习方法在眼底渗出液分割上的表现。实验结果表明，U-Net在Dice、召回率与PR-AUC等关键指标上全面领先，其数值约为传统机器学习方法的5-6倍；而逻辑回归与支持向量机的学习时间仅仅为1-3秒，远低于U-Net的45秒，在效率和解释性上更具有优势。这印证了我的观点：在小规模样本下，深度学习依靠高算力代价获得了更高的精度提升，而传统学习方法则在时间维度上更具有优势。结果也表明，在前景（渗出液）仅占0.43%的极端不平衡场景下，Accuracy会被海量的</w:t>
       </w:r>
       <w:r>
@@ -11290,7 +11426,6 @@
         </w:rPr>
         <w:t>背景</w:t>
       </w:r>
-      <w:proofErr w:type="gramStart"/>
       <w:r>
         <w:rPr>
           <w:rFonts w:ascii="宋体" w:eastAsia="宋体" w:hAnsi="宋体" w:hint="eastAsia"/>
@@ -11298,17 +11433,7 @@
           <w:sz w:val="20"/>
           <w:szCs w:val="20"/>
         </w:rPr>
-        <w:t>像素拉</w:t>
-      </w:r>
-      <w:proofErr w:type="gramEnd"/>
-      <w:r>
-        <w:rPr>
-          <w:rFonts w:ascii="宋体" w:eastAsia="宋体" w:hAnsi="宋体" w:hint="eastAsia"/>
-          <w:iCs/>
-          <w:sz w:val="20"/>
-          <w:szCs w:val="20"/>
-        </w:rPr>
-        <w:t>高而严重失真，应该以PR-AUC、Dice等作为主要参考指标。</w:t>
+        <w:t>像素拉高而严重失真，应该以PR-AUC、Dice等作为主要参考指标。</w:t>
       </w:r>
     </w:p>
     <w:p>

--- a/report/report.docx
+++ b/report/report.docx
@@ -106,7 +106,7 @@
         </w:rPr>
         <w:t xml:space="preserve"> </w:t>
       </w:r>
-      <w:hyperlink r:id="rId7" w:history="1">
+      <w:hyperlink r:id="rId8" w:history="1">
         <w:r>
           <w:rPr>
             <w:rStyle w:val="ae"/>
@@ -146,7 +146,7 @@
         </w:pBdr>
         <w:ind w:left="1418"/>
         <w:rPr>
-          <w:rFonts w:ascii="黑体" w:eastAsia="黑体" w:hAnsi="黑体" w:hint="eastAsia"/>
+          <w:rFonts w:ascii="宋体" w:eastAsia="宋体" w:hAnsi="宋体" w:hint="eastAsia"/>
           <w:b/>
           <w:bCs/>
           <w:color w:val="000000"/>
@@ -156,7 +156,7 @@
       </w:pPr>
       <w:r>
         <w:rPr>
-          <w:rFonts w:ascii="黑体" w:eastAsia="黑体" w:hAnsi="黑体" w:hint="eastAsia"/>
+          <w:rFonts w:ascii="宋体" w:eastAsia="宋体" w:hAnsi="宋体" w:hint="eastAsia"/>
           <w:b/>
           <w:bCs/>
           <w:color w:val="000000"/>
@@ -284,7 +284,7 @@
         </w:rPr>
         <w:t>：</w:t>
       </w:r>
-      <w:hyperlink r:id="rId8" w:history="1">
+      <w:hyperlink r:id="rId9" w:history="1">
         <w:r>
           <w:rPr>
             <w:rStyle w:val="ae"/>
@@ -412,7 +412,27 @@
           <w:sz w:val="20"/>
           <w:szCs w:val="20"/>
         </w:rPr>
-        <w:t>在传统机器学习领域，通常依赖对眼底图像进行预处理，然后对颜色、纹理等特征进行人工设计，使用逻辑回归(LR)和支持向量机(SVM)等方法对图像进行分析，从而达到图像分割的目的。该方法模型结构简单，依赖的资源较少，训练速度较快，在视网膜解剖结构检测中展示了很好</w:t>
+        <w:t>在传统机器学习领域，通常依赖对眼底图像进行预处理，然后对颜色、纹理等特征进行人工设计，使用逻辑回归(LR)和支持</w:t>
+      </w:r>
+      <w:proofErr w:type="gramStart"/>
+      <w:r>
+        <w:rPr>
+          <w:rFonts w:ascii="宋体" w:eastAsia="宋体" w:hAnsi="宋体" w:cs="宋体" w:hint="eastAsia"/>
+          <w:color w:val="000000"/>
+          <w:sz w:val="20"/>
+          <w:szCs w:val="20"/>
+        </w:rPr>
+        <w:t>向量机</w:t>
+      </w:r>
+      <w:proofErr w:type="gramEnd"/>
+      <w:r>
+        <w:rPr>
+          <w:rFonts w:ascii="宋体" w:eastAsia="宋体" w:hAnsi="宋体" w:cs="宋体" w:hint="eastAsia"/>
+          <w:color w:val="000000"/>
+          <w:sz w:val="20"/>
+          <w:szCs w:val="20"/>
+        </w:rPr>
+        <w:t>(SVM)等方法对图像进行分析，从而达到图像分割的目的。该方法模型结构简单，依赖的资源较少，训练速度较快，在视网膜解剖结构检测中展示了很好</w:t>
       </w:r>
       <w:r>
         <w:rPr>
@@ -699,7 +719,27 @@
           <w:sz w:val="20"/>
           <w:szCs w:val="20"/>
         </w:rPr>
-        <w:t>到了2012年，ImageNet[17]改变了传统图像处理分割的范式。AlexNet[15]确立了基于CNN的深度学习框架，VGG[16]则利用小型卷积核证明了网络深度可以提升性能，ResNet[14]则用残差连接的方式极大缓解了网络因深度增加而退化的风险。与此同时，U-Net[13]作为一种经常用于医学图像分割的框架也被提出，成为医学图像分割领域的新标准。这种新范式的提出分割图像不再依赖手动特征设计，而是可以由深度学习网络自己提取特征、完成分割。</w:t>
+        <w:t>到了2012年，ImageNet[17]改变了传统图像处理分割的范式。AlexNet[15]确立了基于CNN的深度学习框架，VGG[16]则利用小型卷积</w:t>
+      </w:r>
+      <w:proofErr w:type="gramStart"/>
+      <w:r>
+        <w:rPr>
+          <w:rFonts w:ascii="宋体" w:eastAsia="宋体" w:hAnsi="宋体" w:cs="宋体" w:hint="eastAsia"/>
+          <w:color w:val="000000"/>
+          <w:sz w:val="20"/>
+          <w:szCs w:val="20"/>
+        </w:rPr>
+        <w:t>核证明</w:t>
+      </w:r>
+      <w:proofErr w:type="gramEnd"/>
+      <w:r>
+        <w:rPr>
+          <w:rFonts w:ascii="宋体" w:eastAsia="宋体" w:hAnsi="宋体" w:cs="宋体" w:hint="eastAsia"/>
+          <w:color w:val="000000"/>
+          <w:sz w:val="20"/>
+          <w:szCs w:val="20"/>
+        </w:rPr>
+        <w:t>了网络深度可以提升性能，ResNet[14]则用残差连接的方式极大缓解了网络因深度增加而退化的风险。与此同时，U-Net[13]作为一种经常用于医学图像分割的框架也被提出，成为医学图像分割领域的新标准。这种新范式的提出分割图像不再依赖手动特征设计，而是可以由深度学习网络自己提取特征、完成分割。</w:t>
       </w:r>
     </w:p>
     <w:p>
@@ -764,7 +804,27 @@
           <w:sz w:val="20"/>
           <w:szCs w:val="20"/>
         </w:rPr>
-        <w:t>等人于2013年在TeleOphta项目中提出e-ophtha数据库，其中包含e-ophtha EX渗出液、e-ophtha MA微动脉瘤等医学数据集。后续，越来越多的公开标注 数据集如IDRiD[22]也被提出，用于糖尿病视网膜病变检测。本文使用的数据集为e-ophtha数据集的子集e-ophtha EX。</w:t>
+        <w:t xml:space="preserve">等人于2013年在TeleOphta项目中提出e-ophtha数据库，其中包含e-ophtha EX渗出液、e-ophtha MA微动脉瘤等医学数据集。后续，越来越多的公开标注 </w:t>
+      </w:r>
+      <w:proofErr w:type="gramStart"/>
+      <w:r>
+        <w:rPr>
+          <w:rFonts w:ascii="宋体" w:eastAsia="宋体" w:hAnsi="宋体" w:cs="宋体" w:hint="eastAsia"/>
+          <w:color w:val="000000"/>
+          <w:sz w:val="20"/>
+          <w:szCs w:val="20"/>
+        </w:rPr>
+        <w:t>数据集如</w:t>
+      </w:r>
+      <w:proofErr w:type="gramEnd"/>
+      <w:r>
+        <w:rPr>
+          <w:rFonts w:ascii="宋体" w:eastAsia="宋体" w:hAnsi="宋体" w:cs="宋体" w:hint="eastAsia"/>
+          <w:color w:val="000000"/>
+          <w:sz w:val="20"/>
+          <w:szCs w:val="20"/>
+        </w:rPr>
+        <w:t>IDRiD[22]也被提出，用于糖尿病视网膜病变检测。本文使用的数据集为e-ophtha数据集的子集e-ophtha EX。</w:t>
       </w:r>
     </w:p>
     <w:p>
@@ -896,7 +956,7 @@
       </w:r>
       <w:r>
         <w:rPr>
-          <w:rFonts w:hint="eastAsia"/>
+          <w:rFonts w:ascii="宋体" w:eastAsia="宋体" w:hAnsi="宋体" w:hint="eastAsia"/>
           <w:b/>
           <w:bCs/>
           <w:i/>
@@ -966,7 +1026,27 @@
           <w:sz w:val="20"/>
           <w:szCs w:val="20"/>
         </w:rPr>
-        <w:t>张像素级标注的眼底渗出图像，有四种分辨率（</w:t>
+        <w:t>张</w:t>
+      </w:r>
+      <w:proofErr w:type="gramStart"/>
+      <w:r>
+        <w:rPr>
+          <w:rFonts w:ascii="宋体" w:hAnsi="宋体" w:cs="宋体" w:hint="eastAsia"/>
+          <w:color w:val="000000"/>
+          <w:sz w:val="20"/>
+          <w:szCs w:val="20"/>
+        </w:rPr>
+        <w:t>像素级标注</w:t>
+      </w:r>
+      <w:proofErr w:type="gramEnd"/>
+      <w:r>
+        <w:rPr>
+          <w:rFonts w:ascii="宋体" w:hAnsi="宋体" w:cs="宋体" w:hint="eastAsia"/>
+          <w:color w:val="000000"/>
+          <w:sz w:val="20"/>
+          <w:szCs w:val="20"/>
+        </w:rPr>
+        <w:t>的眼底渗出图像，有四种分辨率（</w:t>
       </w:r>
       <w:r>
         <w:rPr>
@@ -1033,7 +1113,25 @@
           <w:sz w:val="20"/>
           <w:szCs w:val="20"/>
         </w:rPr>
-        <w:t>。本文首先将数据集按照划分为</w:t>
+        <w:t>。本文首先将数据</w:t>
+      </w:r>
+      <w:proofErr w:type="gramStart"/>
+      <w:r>
+        <w:rPr>
+          <w:rFonts w:ascii="宋体" w:hAnsi="宋体" w:cs="宋体" w:hint="eastAsia"/>
+          <w:sz w:val="20"/>
+          <w:szCs w:val="20"/>
+        </w:rPr>
+        <w:t>集按照</w:t>
+      </w:r>
+      <w:proofErr w:type="gramEnd"/>
+      <w:r>
+        <w:rPr>
+          <w:rFonts w:ascii="宋体" w:hAnsi="宋体" w:cs="宋体" w:hint="eastAsia"/>
+          <w:sz w:val="20"/>
+          <w:szCs w:val="20"/>
+        </w:rPr>
+        <w:t>划分为</w:t>
       </w:r>
       <w:r>
         <w:rPr>
@@ -1263,20 +1361,30 @@
         </w:rPr>
         <w:t>14</w:t>
       </w:r>
+      <w:proofErr w:type="gramStart"/>
       <w:r>
         <w:rPr>
           <w:rFonts w:ascii="宋体" w:hAnsi="宋体" w:cs="宋体" w:hint="eastAsia"/>
           <w:sz w:val="20"/>
           <w:szCs w:val="20"/>
         </w:rPr>
-        <w:t>维特征进行标准化，以消除特征间的量纲上的差异，避免大尺度特征主导。针对</w:t>
-      </w:r>
+        <w:t>维特征</w:t>
+      </w:r>
+      <w:proofErr w:type="gramEnd"/>
       <w:r>
         <w:rPr>
           <w:rFonts w:ascii="宋体" w:hAnsi="宋体" w:cs="宋体" w:hint="eastAsia"/>
           <w:sz w:val="20"/>
           <w:szCs w:val="20"/>
         </w:rPr>
+        <w:t>进行标准化，以消除特征间的量纲上的差异，避免大尺度特征主导。针对</w:t>
+      </w:r>
+      <w:r>
+        <w:rPr>
+          <w:rFonts w:ascii="宋体" w:hAnsi="宋体" w:cs="宋体" w:hint="eastAsia"/>
+          <w:sz w:val="20"/>
+          <w:szCs w:val="20"/>
+        </w:rPr>
         <w:t>U-Net</w:t>
       </w:r>
       <w:r>
@@ -1301,7 +1409,25 @@
           <w:sz w:val="20"/>
           <w:szCs w:val="20"/>
         </w:rPr>
-        <w:t>的标准进行归一化，以匹配预训练的编码器数据分布。与此同时，在训练阶段针对</w:t>
+        <w:t>的标准进行归一化，以匹配</w:t>
+      </w:r>
+      <w:proofErr w:type="gramStart"/>
+      <w:r>
+        <w:rPr>
+          <w:rFonts w:ascii="宋体" w:hAnsi="宋体" w:cs="宋体" w:hint="eastAsia"/>
+          <w:sz w:val="20"/>
+          <w:szCs w:val="20"/>
+        </w:rPr>
+        <w:t>预训练</w:t>
+      </w:r>
+      <w:proofErr w:type="gramEnd"/>
+      <w:r>
+        <w:rPr>
+          <w:rFonts w:ascii="宋体" w:hAnsi="宋体" w:cs="宋体" w:hint="eastAsia"/>
+          <w:sz w:val="20"/>
+          <w:szCs w:val="20"/>
+        </w:rPr>
+        <w:t>的编码器数据分布。与此同时，在训练阶段针对</w:t>
       </w:r>
       <w:r>
         <w:rPr>
@@ -1517,7 +1643,7 @@
       </w:r>
       <w:r>
         <w:rPr>
-          <w:rFonts w:hint="eastAsia"/>
+          <w:rFonts w:ascii="宋体" w:eastAsia="宋体" w:hAnsi="宋体" w:hint="eastAsia"/>
           <w:b/>
           <w:bCs/>
           <w:i/>
@@ -1561,7 +1687,7 @@
       </w:r>
       <w:r>
         <w:rPr>
-          <w:rFonts w:hint="eastAsia"/>
+          <w:rFonts w:ascii="宋体" w:eastAsia="宋体" w:hAnsi="宋体" w:hint="eastAsia"/>
           <w:b/>
           <w:bCs/>
           <w:i/>
@@ -1620,20 +1746,30 @@
         </w:rPr>
         <w:t>3</w:t>
       </w:r>
+      <w:proofErr w:type="gramStart"/>
       <w:r>
         <w:rPr>
           <w:rFonts w:ascii="宋体" w:hAnsi="宋体" w:cs="宋体" w:hint="eastAsia"/>
           <w:sz w:val="20"/>
           <w:szCs w:val="20"/>
         </w:rPr>
-        <w:t>维信息扩展为</w:t>
-      </w:r>
+        <w:t>维信息</w:t>
+      </w:r>
+      <w:proofErr w:type="gramEnd"/>
       <w:r>
         <w:rPr>
           <w:rFonts w:ascii="宋体" w:hAnsi="宋体" w:cs="宋体" w:hint="eastAsia"/>
           <w:sz w:val="20"/>
           <w:szCs w:val="20"/>
         </w:rPr>
+        <w:t>扩展为</w:t>
+      </w:r>
+      <w:r>
+        <w:rPr>
+          <w:rFonts w:ascii="宋体" w:hAnsi="宋体" w:cs="宋体" w:hint="eastAsia"/>
+          <w:sz w:val="20"/>
+          <w:szCs w:val="20"/>
+        </w:rPr>
         <w:t>14</w:t>
       </w:r>
       <w:r>
@@ -1642,14 +1778,32 @@
           <w:sz w:val="20"/>
           <w:szCs w:val="20"/>
         </w:rPr>
-        <w:t>维信息，以“亮＋黄”的小结构作为渗出液的特征，并用</w:t>
-      </w:r>
+        <w:t>维信息，以“亮＋黄”的</w:t>
+      </w:r>
+      <w:proofErr w:type="gramStart"/>
       <w:r>
         <w:rPr>
           <w:rFonts w:ascii="宋体" w:hAnsi="宋体" w:cs="宋体" w:hint="eastAsia"/>
           <w:sz w:val="20"/>
           <w:szCs w:val="20"/>
         </w:rPr>
+        <w:t>小结构</w:t>
+      </w:r>
+      <w:proofErr w:type="gramEnd"/>
+      <w:r>
+        <w:rPr>
+          <w:rFonts w:ascii="宋体" w:hAnsi="宋体" w:cs="宋体" w:hint="eastAsia"/>
+          <w:sz w:val="20"/>
+          <w:szCs w:val="20"/>
+        </w:rPr>
+        <w:t>作为渗出液的特征，并用</w:t>
+      </w:r>
+      <w:r>
+        <w:rPr>
+          <w:rFonts w:ascii="宋体" w:hAnsi="宋体" w:cs="宋体" w:hint="eastAsia"/>
+          <w:sz w:val="20"/>
+          <w:szCs w:val="20"/>
+        </w:rPr>
         <w:t>FOV</w:t>
       </w:r>
       <w:r>
@@ -1674,7 +1828,25 @@
           <w:sz w:val="20"/>
           <w:szCs w:val="20"/>
         </w:rPr>
-        <w:t>维度特征如下所示：</w:t>
+        <w:t>维</w:t>
+      </w:r>
+      <w:proofErr w:type="gramStart"/>
+      <w:r>
+        <w:rPr>
+          <w:rFonts w:ascii="宋体" w:hAnsi="宋体" w:cs="宋体" w:hint="eastAsia"/>
+          <w:sz w:val="20"/>
+          <w:szCs w:val="20"/>
+        </w:rPr>
+        <w:t>度特征</w:t>
+      </w:r>
+      <w:proofErr w:type="gramEnd"/>
+      <w:r>
+        <w:rPr>
+          <w:rFonts w:ascii="宋体" w:hAnsi="宋体" w:cs="宋体" w:hint="eastAsia"/>
+          <w:sz w:val="20"/>
+          <w:szCs w:val="20"/>
+        </w:rPr>
+        <w:t>如下所示：</w:t>
       </w:r>
     </w:p>
     <w:p>
@@ -1947,8 +2119,21 @@
                 <w:szCs w:val="20"/>
                 <w:lang w:val="en-US"/>
               </w:rPr>
-              <w:t>黄的小结构</w:t>
-            </w:r>
+              <w:t>黄的</w:t>
+            </w:r>
+            <w:proofErr w:type="gramStart"/>
+            <w:r>
+              <w:rPr>
+                <w:rFonts w:ascii="宋体" w:hAnsi="宋体" w:cs="宋体"/>
+                <w:b/>
+                <w:bCs/>
+                <w:sz w:val="20"/>
+                <w:szCs w:val="20"/>
+                <w:lang w:val="en-US"/>
+              </w:rPr>
+              <w:t>小结构</w:t>
+            </w:r>
+            <w:proofErr w:type="gramEnd"/>
             <w:r>
               <w:rPr>
                 <w:rFonts w:ascii="宋体" w:hAnsi="宋体" w:cs="宋体"/>
@@ -2840,8 +3025,19 @@
                 <w:szCs w:val="20"/>
                 <w:lang w:val="en-US"/>
               </w:rPr>
-              <w:t>两种窗口下比邻域亮多少</w:t>
-            </w:r>
+              <w:t>两种窗口下比邻域</w:t>
+            </w:r>
+            <w:proofErr w:type="gramStart"/>
+            <w:r>
+              <w:rPr>
+                <w:rFonts w:ascii="宋体" w:hAnsi="宋体" w:cs="宋体"/>
+                <w:sz w:val="20"/>
+                <w:szCs w:val="20"/>
+                <w:lang w:val="en-US"/>
+              </w:rPr>
+              <w:t>亮多少</w:t>
+            </w:r>
+            <w:proofErr w:type="gramEnd"/>
           </w:p>
         </w:tc>
         <w:tc>
@@ -3479,6 +3675,7 @@
         </w:rPr>
         <w:t>14</w:t>
       </w:r>
+      <w:proofErr w:type="gramStart"/>
       <w:r>
         <w:rPr>
           <w:rFonts w:hint="eastAsia"/>
@@ -3487,6 +3684,7 @@
         </w:rPr>
         <w:t>维特征</w:t>
       </w:r>
+      <w:proofErr w:type="gramEnd"/>
       <w:r>
         <w:rPr>
           <w:sz w:val="16"/>
@@ -3523,7 +3721,7 @@
                     </pic:cNvPicPr>
                   </pic:nvPicPr>
                   <pic:blipFill>
-                    <a:blip r:embed="rId9" cstate="print">
+                    <a:blip r:embed="rId10" cstate="print">
                       <a:extLst>
                         <a:ext uri="{28A0092B-C50C-407E-A947-70E740481C1C}">
                           <a14:useLocalDpi xmlns:a14="http://schemas.microsoft.com/office/drawing/2010/main" val="0"/>
@@ -3644,13 +3842,23 @@
         </w:rPr>
         <w:t xml:space="preserve"> 14</w:t>
       </w:r>
+      <w:proofErr w:type="gramStart"/>
       <w:r>
         <w:rPr>
           <w:rFonts w:hint="eastAsia"/>
           <w:sz w:val="16"/>
           <w:szCs w:val="16"/>
         </w:rPr>
-        <w:t>维特征可视化图</w:t>
+        <w:t>维特征</w:t>
+      </w:r>
+      <w:proofErr w:type="gramEnd"/>
+      <w:r>
+        <w:rPr>
+          <w:rFonts w:hint="eastAsia"/>
+          <w:sz w:val="16"/>
+          <w:szCs w:val="16"/>
+        </w:rPr>
+        <w:t>可视化图</w:t>
       </w:r>
     </w:p>
     <w:p>
@@ -3682,6 +3890,7 @@
         </w:pBdr>
         <w:spacing w:before="240"/>
         <w:rPr>
+          <w:rFonts w:ascii="宋体" w:eastAsia="宋体" w:hAnsi="宋体"/>
           <w:b/>
           <w:bCs/>
           <w:i/>
@@ -3705,7 +3914,7 @@
       </w:r>
       <w:r>
         <w:rPr>
-          <w:rFonts w:hint="eastAsia"/>
+          <w:rFonts w:ascii="宋体" w:eastAsia="宋体" w:hAnsi="宋体" w:hint="eastAsia"/>
           <w:b/>
           <w:bCs/>
           <w:i/>
@@ -4012,7 +4221,61 @@
           <w:sz w:val="20"/>
           <w:szCs w:val="20"/>
         </w:rPr>
-        <w:t>接着，通过最小化带L2正则与类别平衡权重的交叉熵损失对模型进行训练（C=1）。LR的决策边界为线性超平面，各权重可以直接解释为各特征的贡献。</w:t>
+        <w:t>接着，通过</w:t>
+      </w:r>
+      <w:proofErr w:type="gramStart"/>
+      <w:r>
+        <w:rPr>
+          <w:rFonts w:ascii="宋体" w:eastAsia="宋体" w:hAnsi="宋体" w:hint="eastAsia"/>
+          <w:sz w:val="20"/>
+          <w:szCs w:val="20"/>
+        </w:rPr>
+        <w:t>最小化带</w:t>
+      </w:r>
+      <w:proofErr w:type="gramEnd"/>
+      <w:r>
+        <w:rPr>
+          <w:rFonts w:ascii="宋体" w:eastAsia="宋体" w:hAnsi="宋体" w:hint="eastAsia"/>
+          <w:sz w:val="20"/>
+          <w:szCs w:val="20"/>
+        </w:rPr>
+        <w:t>L2正则与类别平衡权重的交叉</w:t>
+      </w:r>
+      <w:proofErr w:type="gramStart"/>
+      <w:r>
+        <w:rPr>
+          <w:rFonts w:ascii="宋体" w:eastAsia="宋体" w:hAnsi="宋体" w:hint="eastAsia"/>
+          <w:sz w:val="20"/>
+          <w:szCs w:val="20"/>
+        </w:rPr>
+        <w:t>熵</w:t>
+      </w:r>
+      <w:proofErr w:type="gramEnd"/>
+      <w:r>
+        <w:rPr>
+          <w:rFonts w:ascii="宋体" w:eastAsia="宋体" w:hAnsi="宋体" w:hint="eastAsia"/>
+          <w:sz w:val="20"/>
+          <w:szCs w:val="20"/>
+        </w:rPr>
+        <w:t>损失对模型进行训练（C=1）。LR的决策边界为线性超平面，各权重可以直接解释为</w:t>
+      </w:r>
+      <w:proofErr w:type="gramStart"/>
+      <w:r>
+        <w:rPr>
+          <w:rFonts w:ascii="宋体" w:eastAsia="宋体" w:hAnsi="宋体" w:hint="eastAsia"/>
+          <w:sz w:val="20"/>
+          <w:szCs w:val="20"/>
+        </w:rPr>
+        <w:t>各特征</w:t>
+      </w:r>
+      <w:proofErr w:type="gramEnd"/>
+      <w:r>
+        <w:rPr>
+          <w:rFonts w:ascii="宋体" w:eastAsia="宋体" w:hAnsi="宋体" w:hint="eastAsia"/>
+          <w:sz w:val="20"/>
+          <w:szCs w:val="20"/>
+        </w:rPr>
+        <w:t>的贡献。</w:t>
       </w:r>
     </w:p>
     <w:p>
@@ -4755,6 +5018,7 @@
         </w:pBdr>
         <w:spacing w:before="240"/>
         <w:rPr>
+          <w:rFonts w:ascii="黑体" w:eastAsia="黑体" w:hAnsi="黑体"/>
           <w:b/>
           <w:bCs/>
           <w:i/>
@@ -4777,7 +5041,7 @@
       </w:r>
       <w:r>
         <w:rPr>
-          <w:rFonts w:hint="eastAsia"/>
+          <w:rFonts w:ascii="宋体" w:eastAsia="宋体" w:hAnsi="宋体" w:hint="eastAsia"/>
           <w:b/>
           <w:bCs/>
           <w:i/>
@@ -4785,11 +5049,25 @@
           <w:sz w:val="22"/>
           <w:szCs w:val="22"/>
         </w:rPr>
-        <w:t>支持向量机</w:t>
-      </w:r>
-      <w:r>
-        <w:rPr>
-          <w:rFonts w:hint="eastAsia"/>
+        <w:t>支持</w:t>
+      </w:r>
+      <w:proofErr w:type="gramStart"/>
+      <w:r>
+        <w:rPr>
+          <w:rFonts w:ascii="宋体" w:eastAsia="宋体" w:hAnsi="宋体" w:hint="eastAsia"/>
+          <w:b/>
+          <w:bCs/>
+          <w:i/>
+          <w:iCs/>
+          <w:sz w:val="22"/>
+          <w:szCs w:val="22"/>
+        </w:rPr>
+        <w:t>向量机</w:t>
+      </w:r>
+      <w:proofErr w:type="gramEnd"/>
+      <w:r>
+        <w:rPr>
+          <w:rFonts w:ascii="宋体" w:eastAsia="宋体" w:hAnsi="宋体" w:hint="eastAsia"/>
           <w:b/>
           <w:bCs/>
           <w:i/>
@@ -5953,7 +6231,27 @@
           <w:sz w:val="20"/>
           <w:szCs w:val="20"/>
         </w:rPr>
-        <w:t>，这在本实验百万像素与上万支持向量的情况下是不可行的。所以，实验采用Nystrom核近似[12]，选择200个地标像素，把每个像素的14维映射到200维，在新的维度空间中做线性SVM+SGD的有限维度训练，把训练复杂度降低到</w:t>
+        <w:t>，这在本实验百万像素与上万支持向量的情况下是不可行的。所以，实验采用Nystrom核</w:t>
+      </w:r>
+      <w:proofErr w:type="gramStart"/>
+      <w:r>
+        <w:rPr>
+          <w:rFonts w:ascii="宋体" w:eastAsia="宋体" w:hAnsi="宋体" w:hint="eastAsia"/>
+          <w:iCs/>
+          <w:sz w:val="20"/>
+          <w:szCs w:val="20"/>
+        </w:rPr>
+        <w:t>近似[</w:t>
+      </w:r>
+      <w:proofErr w:type="gramEnd"/>
+      <w:r>
+        <w:rPr>
+          <w:rFonts w:ascii="宋体" w:eastAsia="宋体" w:hAnsi="宋体" w:hint="eastAsia"/>
+          <w:iCs/>
+          <w:sz w:val="20"/>
+          <w:szCs w:val="20"/>
+        </w:rPr>
+        <w:t>12]，选择200个地标像素，把每个像素的14维映射到200维，在新的维度空间中做线性SVM+SGD的有限维度训练，把训练复杂度降低到</w:t>
       </w:r>
       <m:oMath>
         <m:r>
@@ -6368,7 +6666,27 @@
           <w:sz w:val="20"/>
           <w:szCs w:val="20"/>
         </w:rPr>
-        <w:t>实验采用深度学习框架U-Net[13]进行图像分割，由于样本量仅为32张，故采用ImageNet上预训练的ResNet34[14]作为编码器，依靠迁移学习缓解小样本过拟合的风险。</w:t>
+        <w:t>实验采用深度学习框架U-Net[13]进行图像分割，由于样本量仅为32张，故采用ImageNet</w:t>
+      </w:r>
+      <w:proofErr w:type="gramStart"/>
+      <w:r>
+        <w:rPr>
+          <w:rFonts w:ascii="宋体" w:eastAsia="宋体" w:hAnsi="宋体" w:hint="eastAsia"/>
+          <w:iCs/>
+          <w:sz w:val="20"/>
+          <w:szCs w:val="20"/>
+        </w:rPr>
+        <w:t>上预训练</w:t>
+      </w:r>
+      <w:proofErr w:type="gramEnd"/>
+      <w:r>
+        <w:rPr>
+          <w:rFonts w:ascii="宋体" w:eastAsia="宋体" w:hAnsi="宋体" w:hint="eastAsia"/>
+          <w:iCs/>
+          <w:sz w:val="20"/>
+          <w:szCs w:val="20"/>
+        </w:rPr>
+        <w:t>的ResNet34[14]作为编码器，依靠迁移学习缓解小样本过拟合的风险。</w:t>
       </w:r>
     </w:p>
     <w:p>
@@ -7646,7 +7964,29 @@
           <w:szCs w:val="20"/>
           <w:lang w:val="en-US"/>
         </w:rPr>
-        <w:t>在优化方面，实验使用经典的AdamW[20][21]，学习率按余弦退火调度并混合精度，训练时则施加随机旋转和亮度抖动等数据增强，最终验证集按照Dice选取最佳权重。</w:t>
+        <w:t>在优化方面，实验使用经典的AdamW[20][21]，学习率按余弦退火调度并混合精度，训练时则施加随机旋转和亮度抖动等数据增强，最终验证</w:t>
+      </w:r>
+      <w:proofErr w:type="gramStart"/>
+      <w:r>
+        <w:rPr>
+          <w:rFonts w:ascii="宋体" w:eastAsia="宋体" w:hAnsi="宋体" w:hint="eastAsia"/>
+          <w:iCs/>
+          <w:sz w:val="20"/>
+          <w:szCs w:val="20"/>
+          <w:lang w:val="en-US"/>
+        </w:rPr>
+        <w:t>集按照</w:t>
+      </w:r>
+      <w:proofErr w:type="gramEnd"/>
+      <w:r>
+        <w:rPr>
+          <w:rFonts w:ascii="宋体" w:eastAsia="宋体" w:hAnsi="宋体" w:hint="eastAsia"/>
+          <w:iCs/>
+          <w:sz w:val="20"/>
+          <w:szCs w:val="20"/>
+          <w:lang w:val="en-US"/>
+        </w:rPr>
+        <w:t>Dice选取最佳权重。</w:t>
       </w:r>
     </w:p>
     <w:p>
@@ -8226,20 +8566,30 @@
         </w:rPr>
         <w:t xml:space="preserve"> 5.6–6.5 </w:t>
       </w:r>
+      <w:proofErr w:type="gramStart"/>
       <w:r>
         <w:rPr>
           <w:color w:val="000000"/>
           <w:sz w:val="20"/>
           <w:szCs w:val="20"/>
         </w:rPr>
-        <w:t>倍；三者召回率相近（</w:t>
-      </w:r>
+        <w:t>倍</w:t>
+      </w:r>
+      <w:proofErr w:type="gramEnd"/>
       <w:r>
         <w:rPr>
           <w:color w:val="000000"/>
           <w:sz w:val="20"/>
           <w:szCs w:val="20"/>
         </w:rPr>
+        <w:t>；三者召回率相近（</w:t>
+      </w:r>
+      <w:r>
+        <w:rPr>
+          <w:color w:val="000000"/>
+          <w:sz w:val="20"/>
+          <w:szCs w:val="20"/>
+        </w:rPr>
         <w:t>0.26–0.43</w:t>
       </w:r>
       <w:r>
@@ -8360,7 +8710,25 @@
           <w:sz w:val="20"/>
           <w:szCs w:val="20"/>
         </w:rPr>
-        <w:t>，全判背景即可达约</w:t>
+        <w:t>，</w:t>
+      </w:r>
+      <w:proofErr w:type="gramStart"/>
+      <w:r>
+        <w:rPr>
+          <w:color w:val="000000"/>
+          <w:sz w:val="20"/>
+          <w:szCs w:val="20"/>
+        </w:rPr>
+        <w:t>全判背景即</w:t>
+      </w:r>
+      <w:proofErr w:type="gramEnd"/>
+      <w:r>
+        <w:rPr>
+          <w:color w:val="000000"/>
+          <w:sz w:val="20"/>
+          <w:szCs w:val="20"/>
+        </w:rPr>
+        <w:t>可达约</w:t>
       </w:r>
       <w:r>
         <w:rPr>
@@ -8453,6 +8821,7 @@
           </w:tcPr>
           <w:p>
             <w:pPr>
+              <w:jc w:val="center"/>
               <w:rPr>
                 <w:rFonts w:ascii="宋体" w:eastAsia="宋体" w:hAnsi="宋体" w:hint="eastAsia"/>
                 <w:b/>
@@ -8488,6 +8857,7 @@
           </w:tcPr>
           <w:p>
             <w:pPr>
+              <w:jc w:val="center"/>
               <w:rPr>
                 <w:rFonts w:ascii="宋体" w:eastAsia="宋体" w:hAnsi="宋体" w:hint="eastAsia"/>
                 <w:b/>
@@ -8523,6 +8893,7 @@
           </w:tcPr>
           <w:p>
             <w:pPr>
+              <w:jc w:val="center"/>
               <w:rPr>
                 <w:rFonts w:ascii="宋体" w:eastAsia="宋体" w:hAnsi="宋体" w:hint="eastAsia"/>
                 <w:b/>
@@ -8558,6 +8929,7 @@
           </w:tcPr>
           <w:p>
             <w:pPr>
+              <w:jc w:val="center"/>
               <w:rPr>
                 <w:rFonts w:ascii="宋体" w:eastAsia="宋体" w:hAnsi="宋体" w:hint="eastAsia"/>
                 <w:b/>
@@ -8593,6 +8965,7 @@
           </w:tcPr>
           <w:p>
             <w:pPr>
+              <w:jc w:val="center"/>
               <w:rPr>
                 <w:rFonts w:ascii="宋体" w:eastAsia="宋体" w:hAnsi="宋体" w:hint="eastAsia"/>
                 <w:b/>
@@ -8628,6 +9001,7 @@
           </w:tcPr>
           <w:p>
             <w:pPr>
+              <w:jc w:val="center"/>
               <w:rPr>
                 <w:rFonts w:ascii="宋体" w:eastAsia="宋体" w:hAnsi="宋体" w:hint="eastAsia"/>
                 <w:b/>
@@ -8663,6 +9037,7 @@
           </w:tcPr>
           <w:p>
             <w:pPr>
+              <w:jc w:val="center"/>
               <w:rPr>
                 <w:rFonts w:ascii="宋体" w:eastAsia="宋体" w:hAnsi="宋体" w:hint="eastAsia"/>
                 <w:b/>
@@ -8698,6 +9073,7 @@
           </w:tcPr>
           <w:p>
             <w:pPr>
+              <w:jc w:val="center"/>
               <w:rPr>
                 <w:rFonts w:ascii="宋体" w:eastAsia="宋体" w:hAnsi="宋体" w:hint="eastAsia"/>
                 <w:b/>
@@ -8733,6 +9109,7 @@
           </w:tcPr>
           <w:p>
             <w:pPr>
+              <w:jc w:val="center"/>
               <w:rPr>
                 <w:rFonts w:ascii="宋体" w:eastAsia="宋体" w:hAnsi="宋体" w:hint="eastAsia"/>
                 <w:b/>
@@ -8768,6 +9145,7 @@
           </w:tcPr>
           <w:p>
             <w:pPr>
+              <w:jc w:val="center"/>
               <w:rPr>
                 <w:rFonts w:ascii="宋体" w:eastAsia="宋体" w:hAnsi="宋体" w:hint="eastAsia"/>
                 <w:b/>
@@ -8803,6 +9181,7 @@
           </w:tcPr>
           <w:p>
             <w:pPr>
+              <w:jc w:val="center"/>
               <w:rPr>
                 <w:rFonts w:ascii="宋体" w:eastAsia="宋体" w:hAnsi="宋体" w:hint="eastAsia"/>
                 <w:b/>
@@ -8838,6 +9217,7 @@
           </w:tcPr>
           <w:p>
             <w:pPr>
+              <w:jc w:val="center"/>
               <w:rPr>
                 <w:rFonts w:ascii="宋体" w:eastAsia="宋体" w:hAnsi="宋体" w:hint="eastAsia"/>
                 <w:b/>
@@ -8879,6 +9259,7 @@
           </w:tcPr>
           <w:p>
             <w:pPr>
+              <w:jc w:val="center"/>
               <w:rPr>
                 <w:rFonts w:ascii="宋体" w:eastAsia="宋体" w:hAnsi="宋体" w:hint="eastAsia"/>
                 <w:iCs/>
@@ -8911,6 +9292,7 @@
           </w:tcPr>
           <w:p>
             <w:pPr>
+              <w:jc w:val="center"/>
               <w:rPr>
                 <w:rFonts w:ascii="宋体" w:eastAsia="宋体" w:hAnsi="宋体" w:hint="eastAsia"/>
                 <w:iCs/>
@@ -8943,6 +9325,7 @@
           </w:tcPr>
           <w:p>
             <w:pPr>
+              <w:jc w:val="center"/>
               <w:rPr>
                 <w:rFonts w:ascii="宋体" w:eastAsia="宋体" w:hAnsi="宋体" w:hint="eastAsia"/>
                 <w:iCs/>
@@ -8975,6 +9358,7 @@
           </w:tcPr>
           <w:p>
             <w:pPr>
+              <w:jc w:val="center"/>
               <w:rPr>
                 <w:rFonts w:ascii="宋体" w:eastAsia="宋体" w:hAnsi="宋体" w:hint="eastAsia"/>
                 <w:iCs/>
@@ -9007,6 +9391,7 @@
           </w:tcPr>
           <w:p>
             <w:pPr>
+              <w:jc w:val="center"/>
               <w:rPr>
                 <w:rFonts w:ascii="宋体" w:eastAsia="宋体" w:hAnsi="宋体" w:hint="eastAsia"/>
                 <w:iCs/>
@@ -9039,6 +9424,7 @@
           </w:tcPr>
           <w:p>
             <w:pPr>
+              <w:jc w:val="center"/>
               <w:rPr>
                 <w:rFonts w:ascii="宋体" w:eastAsia="宋体" w:hAnsi="宋体" w:hint="eastAsia"/>
                 <w:iCs/>
@@ -9071,6 +9457,7 @@
           </w:tcPr>
           <w:p>
             <w:pPr>
+              <w:jc w:val="center"/>
               <w:rPr>
                 <w:rFonts w:ascii="宋体" w:eastAsia="宋体" w:hAnsi="宋体" w:hint="eastAsia"/>
                 <w:iCs/>
@@ -9103,6 +9490,7 @@
           </w:tcPr>
           <w:p>
             <w:pPr>
+              <w:jc w:val="center"/>
               <w:rPr>
                 <w:rFonts w:ascii="宋体" w:eastAsia="宋体" w:hAnsi="宋体" w:hint="eastAsia"/>
                 <w:iCs/>
@@ -9135,6 +9523,7 @@
           </w:tcPr>
           <w:p>
             <w:pPr>
+              <w:jc w:val="center"/>
               <w:rPr>
                 <w:rFonts w:ascii="宋体" w:eastAsia="宋体" w:hAnsi="宋体" w:hint="eastAsia"/>
                 <w:iCs/>
@@ -9167,6 +9556,7 @@
           </w:tcPr>
           <w:p>
             <w:pPr>
+              <w:jc w:val="center"/>
               <w:rPr>
                 <w:rFonts w:ascii="宋体" w:eastAsia="宋体" w:hAnsi="宋体" w:hint="eastAsia"/>
                 <w:iCs/>
@@ -9199,6 +9589,7 @@
           </w:tcPr>
           <w:p>
             <w:pPr>
+              <w:jc w:val="center"/>
               <w:rPr>
                 <w:rFonts w:ascii="宋体" w:eastAsia="宋体" w:hAnsi="宋体" w:hint="eastAsia"/>
                 <w:iCs/>
@@ -9231,6 +9622,7 @@
           </w:tcPr>
           <w:p>
             <w:pPr>
+              <w:jc w:val="center"/>
               <w:rPr>
                 <w:rFonts w:ascii="宋体" w:eastAsia="宋体" w:hAnsi="宋体" w:hint="eastAsia"/>
                 <w:iCs/>
@@ -9264,6 +9656,7 @@
           </w:tcPr>
           <w:p>
             <w:pPr>
+              <w:jc w:val="center"/>
               <w:rPr>
                 <w:rFonts w:ascii="宋体" w:eastAsia="宋体" w:hAnsi="宋体" w:hint="eastAsia"/>
                 <w:iCs/>
@@ -9292,6 +9685,7 @@
           </w:tcPr>
           <w:p>
             <w:pPr>
+              <w:jc w:val="center"/>
               <w:rPr>
                 <w:rFonts w:ascii="宋体" w:eastAsia="宋体" w:hAnsi="宋体" w:hint="eastAsia"/>
                 <w:iCs/>
@@ -9320,6 +9714,7 @@
           </w:tcPr>
           <w:p>
             <w:pPr>
+              <w:jc w:val="center"/>
               <w:rPr>
                 <w:rFonts w:ascii="宋体" w:eastAsia="宋体" w:hAnsi="宋体" w:hint="eastAsia"/>
                 <w:iCs/>
@@ -9348,6 +9743,7 @@
           </w:tcPr>
           <w:p>
             <w:pPr>
+              <w:jc w:val="center"/>
               <w:rPr>
                 <w:rFonts w:ascii="宋体" w:eastAsia="宋体" w:hAnsi="宋体" w:hint="eastAsia"/>
                 <w:iCs/>
@@ -9376,6 +9772,7 @@
           </w:tcPr>
           <w:p>
             <w:pPr>
+              <w:jc w:val="center"/>
               <w:rPr>
                 <w:rFonts w:ascii="宋体" w:eastAsia="宋体" w:hAnsi="宋体" w:hint="eastAsia"/>
                 <w:iCs/>
@@ -9404,6 +9801,7 @@
           </w:tcPr>
           <w:p>
             <w:pPr>
+              <w:jc w:val="center"/>
               <w:rPr>
                 <w:rFonts w:ascii="宋体" w:eastAsia="宋体" w:hAnsi="宋体" w:hint="eastAsia"/>
                 <w:iCs/>
@@ -9432,6 +9830,7 @@
           </w:tcPr>
           <w:p>
             <w:pPr>
+              <w:jc w:val="center"/>
               <w:rPr>
                 <w:rFonts w:ascii="宋体" w:eastAsia="宋体" w:hAnsi="宋体" w:hint="eastAsia"/>
                 <w:iCs/>
@@ -9460,6 +9859,7 @@
           </w:tcPr>
           <w:p>
             <w:pPr>
+              <w:jc w:val="center"/>
               <w:rPr>
                 <w:rFonts w:ascii="宋体" w:eastAsia="宋体" w:hAnsi="宋体" w:hint="eastAsia"/>
                 <w:iCs/>
@@ -9488,6 +9888,7 @@
           </w:tcPr>
           <w:p>
             <w:pPr>
+              <w:jc w:val="center"/>
               <w:rPr>
                 <w:rFonts w:ascii="宋体" w:eastAsia="宋体" w:hAnsi="宋体" w:hint="eastAsia"/>
                 <w:iCs/>
@@ -9516,6 +9917,7 @@
           </w:tcPr>
           <w:p>
             <w:pPr>
+              <w:jc w:val="center"/>
               <w:rPr>
                 <w:rFonts w:ascii="宋体" w:eastAsia="宋体" w:hAnsi="宋体" w:hint="eastAsia"/>
                 <w:iCs/>
@@ -9544,6 +9946,7 @@
           </w:tcPr>
           <w:p>
             <w:pPr>
+              <w:jc w:val="center"/>
               <w:rPr>
                 <w:rFonts w:ascii="宋体" w:eastAsia="宋体" w:hAnsi="宋体" w:hint="eastAsia"/>
                 <w:iCs/>
@@ -9572,6 +9975,7 @@
           </w:tcPr>
           <w:p>
             <w:pPr>
+              <w:jc w:val="center"/>
               <w:rPr>
                 <w:rFonts w:ascii="宋体" w:eastAsia="宋体" w:hAnsi="宋体" w:hint="eastAsia"/>
                 <w:iCs/>
@@ -9609,6 +10013,7 @@
           </w:tcPr>
           <w:p>
             <w:pPr>
+              <w:jc w:val="center"/>
               <w:rPr>
                 <w:rFonts w:ascii="宋体" w:eastAsia="宋体" w:hAnsi="宋体" w:hint="eastAsia"/>
                 <w:iCs/>
@@ -9641,6 +10046,7 @@
           </w:tcPr>
           <w:p>
             <w:pPr>
+              <w:jc w:val="center"/>
               <w:rPr>
                 <w:rFonts w:ascii="宋体" w:eastAsia="宋体" w:hAnsi="宋体" w:hint="eastAsia"/>
                 <w:iCs/>
@@ -9673,6 +10079,7 @@
           </w:tcPr>
           <w:p>
             <w:pPr>
+              <w:jc w:val="center"/>
               <w:rPr>
                 <w:rFonts w:ascii="宋体" w:eastAsia="宋体" w:hAnsi="宋体" w:hint="eastAsia"/>
                 <w:iCs/>
@@ -9705,6 +10112,7 @@
           </w:tcPr>
           <w:p>
             <w:pPr>
+              <w:jc w:val="center"/>
               <w:rPr>
                 <w:rFonts w:ascii="宋体" w:eastAsia="宋体" w:hAnsi="宋体" w:hint="eastAsia"/>
                 <w:iCs/>
@@ -9739,6 +10147,7 @@
           </w:tcPr>
           <w:p>
             <w:pPr>
+              <w:jc w:val="center"/>
               <w:rPr>
                 <w:rFonts w:ascii="宋体" w:eastAsia="宋体" w:hAnsi="宋体" w:hint="eastAsia"/>
                 <w:iCs/>
@@ -9773,6 +10182,7 @@
           </w:tcPr>
           <w:p>
             <w:pPr>
+              <w:jc w:val="center"/>
               <w:rPr>
                 <w:rFonts w:ascii="宋体" w:eastAsia="宋体" w:hAnsi="宋体" w:hint="eastAsia"/>
                 <w:iCs/>
@@ -9807,6 +10217,7 @@
           </w:tcPr>
           <w:p>
             <w:pPr>
+              <w:jc w:val="center"/>
               <w:rPr>
                 <w:rFonts w:ascii="宋体" w:eastAsia="宋体" w:hAnsi="宋体" w:hint="eastAsia"/>
                 <w:iCs/>
@@ -9841,6 +10252,7 @@
           </w:tcPr>
           <w:p>
             <w:pPr>
+              <w:jc w:val="center"/>
               <w:rPr>
                 <w:rFonts w:ascii="宋体" w:eastAsia="宋体" w:hAnsi="宋体" w:hint="eastAsia"/>
                 <w:iCs/>
@@ -9875,6 +10287,7 @@
           </w:tcPr>
           <w:p>
             <w:pPr>
+              <w:jc w:val="center"/>
               <w:rPr>
                 <w:rFonts w:ascii="宋体" w:eastAsia="宋体" w:hAnsi="宋体" w:hint="eastAsia"/>
                 <w:iCs/>
@@ -9909,6 +10322,7 @@
           </w:tcPr>
           <w:p>
             <w:pPr>
+              <w:jc w:val="center"/>
               <w:rPr>
                 <w:rFonts w:ascii="宋体" w:eastAsia="宋体" w:hAnsi="宋体" w:hint="eastAsia"/>
                 <w:iCs/>
@@ -9943,6 +10357,7 @@
           </w:tcPr>
           <w:p>
             <w:pPr>
+              <w:jc w:val="center"/>
               <w:rPr>
                 <w:rFonts w:ascii="宋体" w:eastAsia="宋体" w:hAnsi="宋体" w:hint="eastAsia"/>
                 <w:iCs/>
@@ -9978,6 +10393,7 @@
           <w:p>
             <w:pPr>
               <w:keepNext/>
+              <w:jc w:val="center"/>
               <w:rPr>
                 <w:rFonts w:ascii="宋体" w:eastAsia="宋体" w:hAnsi="宋体" w:hint="eastAsia"/>
                 <w:iCs/>
@@ -10124,7 +10540,51 @@
           <w:szCs w:val="20"/>
           <w:lang w:val="en-US"/>
         </w:rPr>
-        <w:t>：三者 ROC-AUC 均较高（0.81–0.93），差距被海量真阴性压缩；PR-AUC 才真正拉开差距（U-Net 0.687 vs LR 0.152 / SVM 0.107）。结合混淆矩阵（表 2）可见，三者真正例数量相近，差异主要来自误报——U-Net 假阳仅 4,383，而 LR、SVM 高达 9.9 万与 6.7 万。</w:t>
+        <w:t>：三者 ROC-AUC 均较高（0.81–0.93），差距被海量真阴性压缩；PR-AUC 才真正拉开差距（U-Net 0.687 vs LR 0.152 / SVM 0.107）。结合混淆矩阵（表 2）可见，三者真正</w:t>
+      </w:r>
+      <w:proofErr w:type="gramStart"/>
+      <w:r>
+        <w:rPr>
+          <w:rFonts w:ascii="宋体" w:eastAsia="宋体" w:hAnsi="宋体"/>
+          <w:iCs/>
+          <w:sz w:val="20"/>
+          <w:szCs w:val="20"/>
+          <w:lang w:val="en-US"/>
+        </w:rPr>
+        <w:t>例数量</w:t>
+      </w:r>
+      <w:proofErr w:type="gramEnd"/>
+      <w:r>
+        <w:rPr>
+          <w:rFonts w:ascii="宋体" w:eastAsia="宋体" w:hAnsi="宋体"/>
+          <w:iCs/>
+          <w:sz w:val="20"/>
+          <w:szCs w:val="20"/>
+          <w:lang w:val="en-US"/>
+        </w:rPr>
+        <w:t xml:space="preserve">相近，差异主要来自误报——U-Net </w:t>
+      </w:r>
+      <w:proofErr w:type="gramStart"/>
+      <w:r>
+        <w:rPr>
+          <w:rFonts w:ascii="宋体" w:eastAsia="宋体" w:hAnsi="宋体"/>
+          <w:iCs/>
+          <w:sz w:val="20"/>
+          <w:szCs w:val="20"/>
+          <w:lang w:val="en-US"/>
+        </w:rPr>
+        <w:t>假阳仅</w:t>
+      </w:r>
+      <w:proofErr w:type="gramEnd"/>
+      <w:r>
+        <w:rPr>
+          <w:rFonts w:ascii="宋体" w:eastAsia="宋体" w:hAnsi="宋体"/>
+          <w:iCs/>
+          <w:sz w:val="20"/>
+          <w:szCs w:val="20"/>
+          <w:lang w:val="en-US"/>
+        </w:rPr>
+        <w:t xml:space="preserve"> 4,383，而 LR、SVM 高达 9.9 万与 6.7 万。</w:t>
       </w:r>
     </w:p>
     <w:p>
@@ -10159,7 +10619,7 @@
                     </pic:cNvPicPr>
                   </pic:nvPicPr>
                   <pic:blipFill>
-                    <a:blip r:embed="rId10" cstate="print">
+                    <a:blip r:embed="rId11" cstate="print">
                       <a:extLst>
                         <a:ext uri="{28A0092B-C50C-407E-A947-70E740481C1C}">
                           <a14:useLocalDpi xmlns:a14="http://schemas.microsoft.com/office/drawing/2010/main" val="0"/>
@@ -10315,7 +10775,7 @@
                     </pic:cNvPicPr>
                   </pic:nvPicPr>
                   <pic:blipFill>
-                    <a:blip r:embed="rId11" cstate="print">
+                    <a:blip r:embed="rId12" cstate="print">
                       <a:extLst>
                         <a:ext uri="{28A0092B-C50C-407E-A947-70E740481C1C}">
                           <a14:useLocalDpi xmlns:a14="http://schemas.microsoft.com/office/drawing/2010/main" val="0"/>
@@ -10584,7 +11044,7 @@
           <w:lang w:val="en-US"/>
         </w:rPr>
         <w:drawing>
-          <wp:inline distT="0" distB="0" distL="0" distR="0" wp14:anchorId="28B39C6F" wp14:editId="428FFCF2">
+          <wp:inline distT="0" distB="0" distL="0" distR="0" wp14:anchorId="28B39C6F" wp14:editId="2C0298B5">
             <wp:extent cx="5259070" cy="3927475"/>
             <wp:effectExtent l="0" t="0" r="0" b="0"/>
             <wp:docPr id="99338846" name="图片 4"/>
@@ -10601,7 +11061,7 @@
                     </pic:cNvPicPr>
                   </pic:nvPicPr>
                   <pic:blipFill>
-                    <a:blip r:embed="rId12" cstate="print">
+                    <a:blip r:embed="rId13" cstate="print">
                       <a:extLst>
                         <a:ext uri="{28A0092B-C50C-407E-A947-70E740481C1C}">
                           <a14:useLocalDpi xmlns:a14="http://schemas.microsoft.com/office/drawing/2010/main" val="0"/>
@@ -10750,7 +11210,7 @@
                     </pic:cNvPicPr>
                   </pic:nvPicPr>
                   <pic:blipFill>
-                    <a:blip r:embed="rId13">
+                    <a:blip r:embed="rId14">
                       <a:extLst>
                         <a:ext uri="{28A0092B-C50C-407E-A947-70E740481C1C}">
                           <a14:useLocalDpi xmlns:a14="http://schemas.microsoft.com/office/drawing/2010/main" val="0"/>
@@ -10881,6 +11341,7 @@
         </w:pBdr>
         <w:spacing w:after="120" w:line="276" w:lineRule="auto"/>
         <w:rPr>
+          <w:rFonts w:ascii="宋体" w:eastAsia="宋体" w:hAnsi="宋体"/>
           <w:b/>
           <w:bCs/>
           <w:color w:val="000000"/>
@@ -10902,6 +11363,11 @@
     </w:p>
     <w:p>
       <w:pPr>
+        <w:pStyle w:val="a9"/>
+        <w:numPr>
+          <w:ilvl w:val="1"/>
+          <w:numId w:val="1"/>
+        </w:numPr>
         <w:pBdr>
           <w:top w:val="nil"/>
           <w:left w:val="nil"/>
@@ -10911,9 +11377,11 @@
         </w:pBdr>
         <w:spacing w:after="120" w:line="276" w:lineRule="auto"/>
         <w:rPr>
-          <w:rFonts w:hint="eastAsia"/>
+          <w:rFonts w:ascii="宋体" w:eastAsia="宋体" w:hAnsi="宋体" w:hint="eastAsia"/>
           <w:b/>
           <w:bCs/>
+          <w:i/>
+          <w:iCs/>
           <w:color w:val="000000"/>
           <w:sz w:val="22"/>
           <w:szCs w:val="22"/>
@@ -10921,47 +11389,16 @@
       </w:pPr>
       <w:r>
         <w:rPr>
-          <w:rFonts w:hint="eastAsia"/>
+          <w:rFonts w:ascii="宋体" w:eastAsia="宋体" w:hAnsi="宋体" w:hint="eastAsia"/>
           <w:b/>
           <w:bCs/>
+          <w:i/>
+          <w:iCs/>
           <w:color w:val="000000"/>
           <w:sz w:val="22"/>
           <w:szCs w:val="22"/>
         </w:rPr>
-        <w:t>5.1 SVM</w:t>
-      </w:r>
-      <w:r>
-        <w:rPr>
-          <w:rFonts w:hint="eastAsia"/>
-          <w:b/>
-          <w:bCs/>
-          <w:color w:val="000000"/>
-          <w:sz w:val="22"/>
-          <w:szCs w:val="22"/>
-        </w:rPr>
-        <w:t>与</w:t>
-      </w:r>
-      <w:r>
-        <w:rPr>
-          <w:rFonts w:hint="eastAsia"/>
-          <w:b/>
-          <w:bCs/>
-          <w:color w:val="000000"/>
-          <w:sz w:val="22"/>
-          <w:szCs w:val="22"/>
-        </w:rPr>
-        <w:t>LR</w:t>
-      </w:r>
-      <w:r>
-        <w:rPr>
-          <w:rFonts w:hint="eastAsia"/>
-          <w:b/>
-          <w:bCs/>
-          <w:color w:val="000000"/>
-          <w:sz w:val="22"/>
-          <w:szCs w:val="22"/>
-        </w:rPr>
-        <w:t>性能差距</w:t>
+        <w:t>LR和SVM的性能差距</w:t>
       </w:r>
     </w:p>
     <w:p>
@@ -11085,7 +11522,7 @@
                     </pic:cNvPicPr>
                   </pic:nvPicPr>
                   <pic:blipFill>
-                    <a:blip r:embed="rId14" cstate="print">
+                    <a:blip r:embed="rId15" cstate="print">
                       <a:extLst>
                         <a:ext uri="{28A0092B-C50C-407E-A947-70E740481C1C}">
                           <a14:useLocalDpi xmlns:a14="http://schemas.microsoft.com/office/drawing/2010/main" val="0"/>
@@ -11204,7 +11641,7 @@
       <w:pPr>
         <w:ind w:firstLineChars="200" w:firstLine="400"/>
         <w:rPr>
-          <w:rFonts w:ascii="宋体" w:eastAsia="宋体" w:hAnsi="宋体"/>
+          <w:rFonts w:ascii="宋体" w:eastAsia="宋体" w:hAnsi="宋体" w:hint="eastAsia"/>
           <w:iCs/>
           <w:sz w:val="20"/>
           <w:szCs w:val="20"/>
@@ -11218,7 +11655,29 @@
           <w:szCs w:val="20"/>
           <w:lang w:val="en-US"/>
         </w:rPr>
-        <w:t>本文认为造成这种现象的原因是：首先，对于设计的14维渗出液特征空间已经近似线性可分，LR针对“亮+黄”这一手工特征已经可以在线性层面将背景与渗出液区分开来。而RBF核SVM在线性边界上的表现并不一定优于LR。此外，在仅32张训练图像的小样本条件下，过高的模型复杂度容易导致过拟合，</w:t>
+        <w:t>本文认为造成这种现象的原因是：首先，对于设计的14维渗出液特征空间已经近似线性可分，LR针对“亮+黄”这一手工特征已经可以在线性层面将背景与渗出液区分开来。而RBF核SVM在线性边界上的表现并不一定优于LR。此外，在仅32张训练图像的小样本条件下，过高的模型复杂</w:t>
+      </w:r>
+      <w:proofErr w:type="gramStart"/>
+      <w:r>
+        <w:rPr>
+          <w:rFonts w:ascii="宋体" w:eastAsia="宋体" w:hAnsi="宋体" w:hint="eastAsia"/>
+          <w:iCs/>
+          <w:sz w:val="20"/>
+          <w:szCs w:val="20"/>
+          <w:lang w:val="en-US"/>
+        </w:rPr>
+        <w:t>度容易</w:t>
+      </w:r>
+      <w:proofErr w:type="gramEnd"/>
+      <w:r>
+        <w:rPr>
+          <w:rFonts w:ascii="宋体" w:eastAsia="宋体" w:hAnsi="宋体" w:hint="eastAsia"/>
+          <w:iCs/>
+          <w:sz w:val="20"/>
+          <w:szCs w:val="20"/>
+          <w:lang w:val="en-US"/>
+        </w:rPr>
+        <w:t>导致过拟合，</w:t>
       </w:r>
       <m:oMath>
         <m:r>
@@ -11290,71 +11749,6 @@
     </w:p>
     <w:p>
       <w:pPr>
-        <w:pBdr>
-          <w:top w:val="nil"/>
-          <w:left w:val="nil"/>
-          <w:bottom w:val="nil"/>
-          <w:right w:val="nil"/>
-          <w:between w:val="nil"/>
-        </w:pBdr>
-        <w:spacing w:after="120" w:line="276" w:lineRule="auto"/>
-        <w:rPr>
-          <w:rFonts w:hint="eastAsia"/>
-          <w:b/>
-          <w:bCs/>
-          <w:color w:val="000000"/>
-          <w:sz w:val="22"/>
-          <w:szCs w:val="22"/>
-        </w:rPr>
-      </w:pPr>
-      <w:r>
-        <w:rPr>
-          <w:rFonts w:hint="eastAsia"/>
-          <w:b/>
-          <w:bCs/>
-          <w:color w:val="000000"/>
-          <w:sz w:val="22"/>
-          <w:szCs w:val="22"/>
-        </w:rPr>
-        <w:lastRenderedPageBreak/>
-        <w:t xml:space="preserve">5.1 </w:t>
-      </w:r>
-      <w:r>
-        <w:rPr>
-          <w:rFonts w:hint="eastAsia"/>
-          <w:b/>
-          <w:bCs/>
-          <w:color w:val="000000"/>
-          <w:sz w:val="22"/>
-          <w:szCs w:val="22"/>
-        </w:rPr>
-        <w:t>ImageNet</w:t>
-      </w:r>
-      <w:r>
-        <w:rPr>
-          <w:rFonts w:hint="eastAsia"/>
-          <w:b/>
-          <w:bCs/>
-          <w:color w:val="000000"/>
-          <w:sz w:val="22"/>
-          <w:szCs w:val="22"/>
-        </w:rPr>
-        <w:t>预训练数据集考量</w:t>
-      </w:r>
-    </w:p>
-    <w:p>
-      <w:pPr>
-        <w:ind w:firstLineChars="200" w:firstLine="400"/>
-        <w:rPr>
-          <w:rFonts w:ascii="宋体" w:eastAsia="宋体" w:hAnsi="宋体" w:hint="eastAsia"/>
-          <w:iCs/>
-          <w:sz w:val="20"/>
-          <w:szCs w:val="20"/>
-        </w:rPr>
-      </w:pPr>
-    </w:p>
-    <w:p>
-      <w:pPr>
         <w:ind w:firstLineChars="200" w:firstLine="400"/>
         <w:rPr>
           <w:rFonts w:ascii="宋体" w:eastAsia="宋体" w:hAnsi="宋体" w:hint="eastAsia"/>
@@ -11368,8 +11762,8 @@
       <w:pPr>
         <w:pStyle w:val="a9"/>
         <w:numPr>
-          <w:ilvl w:val="0"/>
-          <w:numId w:val="1"/>
+          <w:ilvl w:val="1"/>
+          <w:numId w:val="2"/>
         </w:numPr>
         <w:pBdr>
           <w:top w:val="nil"/>
@@ -11380,8 +11774,11 @@
         </w:pBdr>
         <w:spacing w:after="120" w:line="276" w:lineRule="auto"/>
         <w:rPr>
+          <w:rFonts w:ascii="宋体" w:eastAsia="宋体" w:hAnsi="宋体" w:hint="eastAsia"/>
           <w:b/>
           <w:bCs/>
+          <w:i/>
+          <w:iCs/>
           <w:color w:val="000000"/>
           <w:sz w:val="22"/>
           <w:szCs w:val="22"/>
@@ -11389,25 +11786,94 @@
       </w:pPr>
       <w:r>
         <w:rPr>
-          <w:rFonts w:ascii="宋体" w:eastAsia="宋体" w:hAnsi="宋体" w:cs="宋体" w:hint="eastAsia"/>
+          <w:rFonts w:ascii="宋体" w:eastAsia="宋体" w:hAnsi="宋体" w:hint="eastAsia"/>
           <w:b/>
           <w:bCs/>
+          <w:i/>
+          <w:iCs/>
           <w:color w:val="000000"/>
           <w:sz w:val="22"/>
           <w:szCs w:val="22"/>
         </w:rPr>
-        <w:t>结论</w:t>
-      </w:r>
+        <w:lastRenderedPageBreak/>
+        <w:t xml:space="preserve"> </w:t>
+      </w:r>
+      <w:r>
+        <w:rPr>
+          <w:rFonts w:ascii="宋体" w:eastAsia="宋体" w:hAnsi="宋体" w:hint="eastAsia"/>
+          <w:b/>
+          <w:bCs/>
+          <w:i/>
+          <w:iCs/>
+          <w:color w:val="000000"/>
+          <w:sz w:val="22"/>
+          <w:szCs w:val="22"/>
+        </w:rPr>
+        <w:t>ImageNet</w:t>
+      </w:r>
+      <w:proofErr w:type="gramStart"/>
+      <w:r>
+        <w:rPr>
+          <w:rFonts w:ascii="宋体" w:eastAsia="宋体" w:hAnsi="宋体" w:hint="eastAsia"/>
+          <w:b/>
+          <w:bCs/>
+          <w:i/>
+          <w:iCs/>
+          <w:color w:val="000000"/>
+          <w:sz w:val="22"/>
+          <w:szCs w:val="22"/>
+        </w:rPr>
+        <w:t>预训练</w:t>
+      </w:r>
+      <w:proofErr w:type="gramEnd"/>
+      <w:r>
+        <w:rPr>
+          <w:rFonts w:ascii="宋体" w:eastAsia="宋体" w:hAnsi="宋体" w:hint="eastAsia"/>
+          <w:b/>
+          <w:bCs/>
+          <w:i/>
+          <w:iCs/>
+          <w:color w:val="000000"/>
+          <w:sz w:val="22"/>
+          <w:szCs w:val="22"/>
+        </w:rPr>
+        <w:t>数据集</w:t>
+      </w:r>
+      <w:proofErr w:type="gramStart"/>
+      <w:r>
+        <w:rPr>
+          <w:rFonts w:ascii="宋体" w:eastAsia="宋体" w:hAnsi="宋体" w:hint="eastAsia"/>
+          <w:b/>
+          <w:bCs/>
+          <w:i/>
+          <w:iCs/>
+          <w:color w:val="000000"/>
+          <w:sz w:val="22"/>
+          <w:szCs w:val="22"/>
+        </w:rPr>
+        <w:t>考量</w:t>
+      </w:r>
+      <w:proofErr w:type="gramEnd"/>
     </w:p>
     <w:p>
       <w:pPr>
         <w:rPr>
+          <w:rFonts w:ascii="宋体" w:eastAsia="宋体" w:hAnsi="宋体"/>
+          <w:iCs/>
+          <w:sz w:val="20"/>
+          <w:szCs w:val="20"/>
+        </w:rPr>
+      </w:pPr>
+      <w:r>
+        <w:rPr>
           <w:rFonts w:ascii="宋体" w:eastAsia="宋体" w:hAnsi="宋体" w:hint="eastAsia"/>
           <w:iCs/>
           <w:sz w:val="20"/>
           <w:szCs w:val="20"/>
         </w:rPr>
-      </w:pPr>
+        <w:t>本实验为了探究ImageNet这一以自然图像为主的训练集的</w:t>
+      </w:r>
+      <w:proofErr w:type="gramStart"/>
       <w:r>
         <w:rPr>
           <w:rFonts w:ascii="宋体" w:eastAsia="宋体" w:hAnsi="宋体" w:hint="eastAsia"/>
@@ -11415,8 +11881,9 @@
           <w:sz w:val="20"/>
           <w:szCs w:val="20"/>
         </w:rPr>
-        <w:t>本实验使用e-ophtha EX数据集，在统一的处理方式下，对比了逻辑回归，支持向量机两种传统学习方法与U-Net这一典型深度学习方法在眼底渗出液分割上的表现。实验结果表明，U-Net在Dice、召回率与PR-AUC等关键指标上全面领先，其数值约为传统机器学习方法的5-6倍；而逻辑回归与支持向量机的学习时间仅仅为1-3秒，远低于U-Net的45秒，在效率和解释性上更具有优势。这印证了我的观点：在小规模样本下，深度学习依靠高算力代价获得了更高的精度提升，而传统学习方法则在时间维度上更具有优势。结果也表明，在前景（渗出液）仅占0.43%的极端不平衡场景下，Accuracy会被海量的</w:t>
-      </w:r>
+        <w:t>预训练</w:t>
+      </w:r>
+      <w:proofErr w:type="gramEnd"/>
       <w:r>
         <w:rPr>
           <w:rFonts w:ascii="宋体" w:eastAsia="宋体" w:hAnsi="宋体" w:hint="eastAsia"/>
@@ -11424,16 +11891,7 @@
           <w:sz w:val="20"/>
           <w:szCs w:val="20"/>
         </w:rPr>
-        <w:t>背景</w:t>
-      </w:r>
-      <w:r>
-        <w:rPr>
-          <w:rFonts w:ascii="宋体" w:eastAsia="宋体" w:hAnsi="宋体" w:hint="eastAsia"/>
-          <w:iCs/>
-          <w:sz w:val="20"/>
-          <w:szCs w:val="20"/>
-        </w:rPr>
-        <w:t>像素拉高而严重失真，应该以PR-AUC、Dice等作为主要参考指标。</w:t>
+        <w:t>对眼底图像渗出液分割实验的贡献，进一步设计了消融实验。在其余参数与超参数（数据划分、网络结构、损失函数等）完全一致的情况下，仅将编码器的权重初始化由原先用ImageNet预训练器改为随机初始化。</w:t>
       </w:r>
     </w:p>
     <w:p>
@@ -11453,12 +11911,1340 @@
           <w:sz w:val="20"/>
           <w:szCs w:val="20"/>
         </w:rPr>
-        <w:t>本文工作仍然具有改进空间，比如使用更强的预训练编码器提高分割精度，使用更高的分辨率以保留更多病灶细节。期待未来进一步精进。</w:t>
+        <w:t>消融实验结果</w:t>
+      </w:r>
+      <w:r>
+        <w:rPr>
+          <w:rFonts w:ascii="宋体" w:eastAsia="宋体" w:hAnsi="宋体" w:hint="eastAsia"/>
+          <w:iCs/>
+          <w:sz w:val="20"/>
+          <w:szCs w:val="20"/>
+        </w:rPr>
+        <w:t>（表格3）</w:t>
+      </w:r>
+      <w:r>
+        <w:rPr>
+          <w:rFonts w:ascii="宋体" w:eastAsia="宋体" w:hAnsi="宋体" w:hint="eastAsia"/>
+          <w:iCs/>
+          <w:sz w:val="20"/>
+          <w:szCs w:val="20"/>
+        </w:rPr>
+        <w:t>显示，依靠ImageNet</w:t>
+      </w:r>
+      <w:proofErr w:type="gramStart"/>
+      <w:r>
+        <w:rPr>
+          <w:rFonts w:ascii="宋体" w:eastAsia="宋体" w:hAnsi="宋体" w:hint="eastAsia"/>
+          <w:iCs/>
+          <w:sz w:val="20"/>
+          <w:szCs w:val="20"/>
+        </w:rPr>
+        <w:t>预训练</w:t>
+      </w:r>
+      <w:proofErr w:type="gramEnd"/>
+      <w:r>
+        <w:rPr>
+          <w:rFonts w:ascii="宋体" w:eastAsia="宋体" w:hAnsi="宋体" w:hint="eastAsia"/>
+          <w:iCs/>
+          <w:sz w:val="20"/>
+          <w:szCs w:val="20"/>
+        </w:rPr>
+        <w:t>的网络相较完全随机初始化的网络在分割结果的表现上都有显著提升（</w:t>
+      </w:r>
+      <m:oMath>
+        <m:r>
+          <w:rPr>
+            <w:rFonts w:ascii="Cambria Math" w:eastAsia="宋体" w:hAnsi="Cambria Math"/>
+            <w:sz w:val="20"/>
+            <w:szCs w:val="20"/>
+          </w:rPr>
+          <m:t>ΔDice=+0.080</m:t>
+        </m:r>
+      </m:oMath>
+      <w:r>
+        <w:rPr>
+          <w:rFonts w:ascii="宋体" w:eastAsia="宋体" w:hAnsi="宋体" w:hint="eastAsia"/>
+          <w:iCs/>
+          <w:sz w:val="20"/>
+          <w:szCs w:val="20"/>
+        </w:rPr>
+        <w:t>，</w:t>
+      </w:r>
+      <m:oMath>
+        <m:r>
+          <w:rPr>
+            <w:rFonts w:ascii="Cambria Math" w:eastAsia="宋体" w:hAnsi="Cambria Math"/>
+            <w:sz w:val="20"/>
+            <w:szCs w:val="20"/>
+          </w:rPr>
+          <m:t>ΔPR-AUC=+0.146</m:t>
+        </m:r>
+      </m:oMath>
+      <w:r>
+        <w:rPr>
+          <w:rFonts w:ascii="宋体" w:eastAsia="宋体" w:hAnsi="宋体" w:hint="eastAsia"/>
+          <w:iCs/>
+          <w:sz w:val="20"/>
+          <w:szCs w:val="20"/>
+        </w:rPr>
+        <w:t>，</w:t>
+      </w:r>
+      <m:oMath>
+        <m:r>
+          <w:rPr>
+            <w:rFonts w:ascii="Cambria Math" w:eastAsia="宋体" w:hAnsi="Cambria Math"/>
+            <w:sz w:val="20"/>
+            <w:szCs w:val="20"/>
+          </w:rPr>
+          <m:t>ΔIoU=0.06</m:t>
+        </m:r>
+      </m:oMath>
+      <w:r>
+        <w:rPr>
+          <w:rFonts w:ascii="宋体" w:eastAsia="宋体" w:hAnsi="宋体" w:hint="eastAsia"/>
+          <w:sz w:val="20"/>
+          <w:szCs w:val="20"/>
+        </w:rPr>
+        <w:t>，</w:t>
+      </w:r>
+      <m:oMath>
+        <m:r>
+          <w:rPr>
+            <w:rFonts w:ascii="Cambria Math" w:eastAsia="宋体" w:hAnsi="Cambria Math"/>
+            <w:sz w:val="20"/>
+            <w:szCs w:val="20"/>
+          </w:rPr>
+          <m:t>ΔROC-AUC=0.06</m:t>
+        </m:r>
+      </m:oMath>
+      <w:r>
+        <w:rPr>
+          <w:rFonts w:ascii="宋体" w:eastAsia="宋体" w:hAnsi="宋体" w:hint="eastAsia"/>
+          <w:iCs/>
+          <w:sz w:val="20"/>
+          <w:szCs w:val="20"/>
+        </w:rPr>
+        <w:t>）</w:t>
+      </w:r>
+      <w:r>
+        <w:rPr>
+          <w:rFonts w:ascii="宋体" w:eastAsia="宋体" w:hAnsi="宋体" w:hint="eastAsia"/>
+          <w:iCs/>
+          <w:sz w:val="20"/>
+          <w:szCs w:val="20"/>
+        </w:rPr>
+        <w:t>。这一提升的主要增益来自于召回率的提升：</w:t>
+      </w:r>
+      <w:proofErr w:type="gramStart"/>
+      <w:r>
+        <w:rPr>
+          <w:rFonts w:ascii="宋体" w:eastAsia="宋体" w:hAnsi="宋体"/>
+          <w:iCs/>
+          <w:sz w:val="20"/>
+          <w:szCs w:val="20"/>
+        </w:rPr>
+        <w:t>预训练</w:t>
+      </w:r>
+      <w:proofErr w:type="gramEnd"/>
+      <w:r>
+        <w:rPr>
+          <w:rFonts w:ascii="宋体" w:eastAsia="宋体" w:hAnsi="宋体"/>
+          <w:iCs/>
+          <w:sz w:val="20"/>
+          <w:szCs w:val="20"/>
+        </w:rPr>
+        <w:t>模型的召回率为 0.545，远高于随机初始化的 0.330，而其精确率略低</w:t>
+      </w:r>
+      <w:r>
+        <w:rPr>
+          <w:rFonts w:ascii="宋体" w:eastAsia="宋体" w:hAnsi="宋体" w:hint="eastAsia"/>
+          <w:iCs/>
+          <w:sz w:val="20"/>
+          <w:szCs w:val="20"/>
+        </w:rPr>
+        <w:t>，</w:t>
+      </w:r>
+      <w:r>
+        <w:rPr>
+          <w:rFonts w:ascii="宋体" w:eastAsia="宋体" w:hAnsi="宋体"/>
+          <w:iCs/>
+          <w:sz w:val="20"/>
+          <w:szCs w:val="20"/>
+        </w:rPr>
+        <w:t>即</w:t>
+      </w:r>
+      <w:proofErr w:type="gramStart"/>
+      <w:r>
+        <w:rPr>
+          <w:rFonts w:ascii="宋体" w:eastAsia="宋体" w:hAnsi="宋体"/>
+          <w:iCs/>
+          <w:sz w:val="20"/>
+          <w:szCs w:val="20"/>
+        </w:rPr>
+        <w:t>预训练</w:t>
+      </w:r>
+      <w:proofErr w:type="gramEnd"/>
+      <w:r>
+        <w:rPr>
+          <w:rFonts w:ascii="宋体" w:eastAsia="宋体" w:hAnsi="宋体"/>
+          <w:iCs/>
+          <w:sz w:val="20"/>
+          <w:szCs w:val="20"/>
+        </w:rPr>
+        <w:t>以很小的精确率代价换取了大幅的召回率提升，从而获得更高的整体分割质量。</w:t>
+      </w:r>
+    </w:p>
+    <w:tbl>
+      <w:tblPr>
+        <w:tblW w:w="0" w:type="auto"/>
+        <w:jc w:val="center"/>
+        <w:tblCellSpacing w:w="15" w:type="dxa"/>
+        <w:tblCellMar>
+          <w:top w:w="15" w:type="dxa"/>
+          <w:left w:w="15" w:type="dxa"/>
+          <w:bottom w:w="15" w:type="dxa"/>
+          <w:right w:w="15" w:type="dxa"/>
+        </w:tblCellMar>
+        <w:tblLook w:val="04A0" w:firstRow="1" w:lastRow="0" w:firstColumn="1" w:lastColumn="0" w:noHBand="0" w:noVBand="1"/>
+      </w:tblPr>
+      <w:tblGrid>
+        <w:gridCol w:w="1121"/>
+        <w:gridCol w:w="1370"/>
+        <w:gridCol w:w="1160"/>
+        <w:gridCol w:w="1160"/>
+        <w:gridCol w:w="1160"/>
+        <w:gridCol w:w="1160"/>
+        <w:gridCol w:w="1175"/>
+      </w:tblGrid>
+      <w:tr>
+        <w:trPr>
+          <w:tblHeader/>
+          <w:tblCellSpacing w:w="15" w:type="dxa"/>
+          <w:jc w:val="center"/>
+        </w:trPr>
+        <w:tc>
+          <w:tcPr>
+            <w:tcW w:w="0" w:type="auto"/>
+            <w:tcBorders>
+              <w:top w:val="single" w:sz="12" w:space="0" w:color="auto"/>
+              <w:bottom w:val="single" w:sz="12" w:space="0" w:color="auto"/>
+            </w:tcBorders>
+            <w:vAlign w:val="center"/>
+            <w:hideMark/>
+          </w:tcPr>
+          <w:p>
+            <w:pPr>
+              <w:jc w:val="center"/>
+              <w:rPr>
+                <w:rFonts w:ascii="宋体" w:eastAsia="宋体" w:hAnsi="宋体"/>
+                <w:b/>
+                <w:bCs/>
+                <w:iCs/>
+                <w:sz w:val="20"/>
+                <w:szCs w:val="20"/>
+                <w:lang w:val="en-US"/>
+              </w:rPr>
+            </w:pPr>
+            <w:r>
+              <w:rPr>
+                <w:rFonts w:ascii="宋体" w:eastAsia="宋体" w:hAnsi="宋体"/>
+                <w:b/>
+                <w:bCs/>
+                <w:iCs/>
+                <w:sz w:val="20"/>
+                <w:szCs w:val="20"/>
+                <w:lang w:val="en-US"/>
+              </w:rPr>
+              <w:t>编码器初始化</w:t>
+            </w:r>
+          </w:p>
+        </w:tc>
+        <w:tc>
+          <w:tcPr>
+            <w:tcW w:w="0" w:type="auto"/>
+            <w:tcBorders>
+              <w:top w:val="single" w:sz="12" w:space="0" w:color="auto"/>
+              <w:bottom w:val="single" w:sz="12" w:space="0" w:color="auto"/>
+            </w:tcBorders>
+            <w:vAlign w:val="center"/>
+            <w:hideMark/>
+          </w:tcPr>
+          <w:p>
+            <w:pPr>
+              <w:ind w:firstLineChars="200" w:firstLine="402"/>
+              <w:jc w:val="center"/>
+              <w:rPr>
+                <w:rFonts w:ascii="宋体" w:eastAsia="宋体" w:hAnsi="宋体"/>
+                <w:b/>
+                <w:bCs/>
+                <w:iCs/>
+                <w:sz w:val="20"/>
+                <w:szCs w:val="20"/>
+                <w:lang w:val="en-US"/>
+              </w:rPr>
+            </w:pPr>
+            <w:r>
+              <w:rPr>
+                <w:rFonts w:ascii="宋体" w:eastAsia="宋体" w:hAnsi="宋体"/>
+                <w:b/>
+                <w:bCs/>
+                <w:iCs/>
+                <w:sz w:val="20"/>
+                <w:szCs w:val="20"/>
+                <w:lang w:val="en-US"/>
+              </w:rPr>
+              <w:t>Precision</w:t>
+            </w:r>
+          </w:p>
+        </w:tc>
+        <w:tc>
+          <w:tcPr>
+            <w:tcW w:w="0" w:type="auto"/>
+            <w:tcBorders>
+              <w:top w:val="single" w:sz="12" w:space="0" w:color="auto"/>
+              <w:bottom w:val="single" w:sz="12" w:space="0" w:color="auto"/>
+            </w:tcBorders>
+            <w:vAlign w:val="center"/>
+            <w:hideMark/>
+          </w:tcPr>
+          <w:p>
+            <w:pPr>
+              <w:ind w:firstLineChars="200" w:firstLine="402"/>
+              <w:jc w:val="center"/>
+              <w:rPr>
+                <w:rFonts w:ascii="宋体" w:eastAsia="宋体" w:hAnsi="宋体"/>
+                <w:b/>
+                <w:bCs/>
+                <w:iCs/>
+                <w:sz w:val="20"/>
+                <w:szCs w:val="20"/>
+                <w:lang w:val="en-US"/>
+              </w:rPr>
+            </w:pPr>
+            <w:r>
+              <w:rPr>
+                <w:rFonts w:ascii="宋体" w:eastAsia="宋体" w:hAnsi="宋体"/>
+                <w:b/>
+                <w:bCs/>
+                <w:iCs/>
+                <w:sz w:val="20"/>
+                <w:szCs w:val="20"/>
+                <w:lang w:val="en-US"/>
+              </w:rPr>
+              <w:t>Recall</w:t>
+            </w:r>
+          </w:p>
+        </w:tc>
+        <w:tc>
+          <w:tcPr>
+            <w:tcW w:w="0" w:type="auto"/>
+            <w:tcBorders>
+              <w:top w:val="single" w:sz="12" w:space="0" w:color="auto"/>
+              <w:bottom w:val="single" w:sz="12" w:space="0" w:color="auto"/>
+            </w:tcBorders>
+            <w:vAlign w:val="center"/>
+            <w:hideMark/>
+          </w:tcPr>
+          <w:p>
+            <w:pPr>
+              <w:ind w:firstLineChars="200" w:firstLine="402"/>
+              <w:jc w:val="center"/>
+              <w:rPr>
+                <w:rFonts w:ascii="宋体" w:eastAsia="宋体" w:hAnsi="宋体"/>
+                <w:b/>
+                <w:bCs/>
+                <w:iCs/>
+                <w:sz w:val="20"/>
+                <w:szCs w:val="20"/>
+                <w:lang w:val="en-US"/>
+              </w:rPr>
+            </w:pPr>
+            <w:proofErr w:type="spellStart"/>
+            <w:r>
+              <w:rPr>
+                <w:rFonts w:ascii="宋体" w:eastAsia="宋体" w:hAnsi="宋体"/>
+                <w:b/>
+                <w:bCs/>
+                <w:iCs/>
+                <w:sz w:val="20"/>
+                <w:szCs w:val="20"/>
+                <w:lang w:val="en-US"/>
+              </w:rPr>
+              <w:t>IoU</w:t>
+            </w:r>
+            <w:proofErr w:type="spellEnd"/>
+          </w:p>
+        </w:tc>
+        <w:tc>
+          <w:tcPr>
+            <w:tcW w:w="0" w:type="auto"/>
+            <w:tcBorders>
+              <w:top w:val="single" w:sz="12" w:space="0" w:color="auto"/>
+              <w:bottom w:val="single" w:sz="12" w:space="0" w:color="auto"/>
+            </w:tcBorders>
+            <w:vAlign w:val="center"/>
+            <w:hideMark/>
+          </w:tcPr>
+          <w:p>
+            <w:pPr>
+              <w:ind w:firstLineChars="200" w:firstLine="402"/>
+              <w:jc w:val="center"/>
+              <w:rPr>
+                <w:rFonts w:ascii="宋体" w:eastAsia="宋体" w:hAnsi="宋体"/>
+                <w:b/>
+                <w:bCs/>
+                <w:iCs/>
+                <w:sz w:val="20"/>
+                <w:szCs w:val="20"/>
+                <w:lang w:val="en-US"/>
+              </w:rPr>
+            </w:pPr>
+            <w:r>
+              <w:rPr>
+                <w:rFonts w:ascii="宋体" w:eastAsia="宋体" w:hAnsi="宋体"/>
+                <w:b/>
+                <w:bCs/>
+                <w:iCs/>
+                <w:sz w:val="20"/>
+                <w:szCs w:val="20"/>
+                <w:lang w:val="en-US"/>
+              </w:rPr>
+              <w:t>Dice</w:t>
+            </w:r>
+          </w:p>
+        </w:tc>
+        <w:tc>
+          <w:tcPr>
+            <w:tcW w:w="0" w:type="auto"/>
+            <w:tcBorders>
+              <w:top w:val="single" w:sz="12" w:space="0" w:color="auto"/>
+              <w:bottom w:val="single" w:sz="12" w:space="0" w:color="auto"/>
+            </w:tcBorders>
+            <w:vAlign w:val="center"/>
+            <w:hideMark/>
+          </w:tcPr>
+          <w:p>
+            <w:pPr>
+              <w:jc w:val="center"/>
+              <w:rPr>
+                <w:rFonts w:ascii="宋体" w:eastAsia="宋体" w:hAnsi="宋体"/>
+                <w:b/>
+                <w:bCs/>
+                <w:iCs/>
+                <w:sz w:val="20"/>
+                <w:szCs w:val="20"/>
+                <w:lang w:val="en-US"/>
+              </w:rPr>
+            </w:pPr>
+            <w:r>
+              <w:rPr>
+                <w:rFonts w:ascii="宋体" w:eastAsia="宋体" w:hAnsi="宋体"/>
+                <w:b/>
+                <w:bCs/>
+                <w:iCs/>
+                <w:sz w:val="20"/>
+                <w:szCs w:val="20"/>
+                <w:lang w:val="en-US"/>
+              </w:rPr>
+              <w:t>ROC-AUC</w:t>
+            </w:r>
+          </w:p>
+        </w:tc>
+        <w:tc>
+          <w:tcPr>
+            <w:tcW w:w="0" w:type="auto"/>
+            <w:tcBorders>
+              <w:top w:val="single" w:sz="12" w:space="0" w:color="auto"/>
+              <w:bottom w:val="single" w:sz="12" w:space="0" w:color="auto"/>
+            </w:tcBorders>
+            <w:vAlign w:val="center"/>
+            <w:hideMark/>
+          </w:tcPr>
+          <w:p>
+            <w:pPr>
+              <w:ind w:firstLineChars="200" w:firstLine="402"/>
+              <w:jc w:val="center"/>
+              <w:rPr>
+                <w:rFonts w:ascii="宋体" w:eastAsia="宋体" w:hAnsi="宋体"/>
+                <w:b/>
+                <w:bCs/>
+                <w:iCs/>
+                <w:sz w:val="20"/>
+                <w:szCs w:val="20"/>
+                <w:lang w:val="en-US"/>
+              </w:rPr>
+            </w:pPr>
+            <w:r>
+              <w:rPr>
+                <w:rFonts w:ascii="宋体" w:eastAsia="宋体" w:hAnsi="宋体"/>
+                <w:b/>
+                <w:bCs/>
+                <w:iCs/>
+                <w:sz w:val="20"/>
+                <w:szCs w:val="20"/>
+                <w:lang w:val="en-US"/>
+              </w:rPr>
+              <w:t>PR-AUC</w:t>
+            </w:r>
+          </w:p>
+        </w:tc>
+      </w:tr>
+      <w:tr>
+        <w:trPr>
+          <w:tblCellSpacing w:w="15" w:type="dxa"/>
+          <w:jc w:val="center"/>
+        </w:trPr>
+        <w:tc>
+          <w:tcPr>
+            <w:tcW w:w="0" w:type="auto"/>
+            <w:vAlign w:val="center"/>
+            <w:hideMark/>
+          </w:tcPr>
+          <w:p>
+            <w:pPr>
+              <w:jc w:val="center"/>
+              <w:rPr>
+                <w:rFonts w:ascii="宋体" w:eastAsia="宋体" w:hAnsi="宋体"/>
+                <w:iCs/>
+                <w:sz w:val="20"/>
+                <w:szCs w:val="20"/>
+                <w:lang w:val="en-US"/>
+              </w:rPr>
+            </w:pPr>
+            <w:r>
+              <w:rPr>
+                <w:rFonts w:ascii="宋体" w:eastAsia="宋体" w:hAnsi="宋体"/>
+                <w:iCs/>
+                <w:sz w:val="20"/>
+                <w:szCs w:val="20"/>
+                <w:lang w:val="en-US"/>
+              </w:rPr>
+              <w:t xml:space="preserve">ImageNet </w:t>
+            </w:r>
+            <w:proofErr w:type="gramStart"/>
+            <w:r>
+              <w:rPr>
+                <w:rFonts w:ascii="宋体" w:eastAsia="宋体" w:hAnsi="宋体"/>
+                <w:iCs/>
+                <w:sz w:val="20"/>
+                <w:szCs w:val="20"/>
+                <w:lang w:val="en-US"/>
+              </w:rPr>
+              <w:t>预训练</w:t>
+            </w:r>
+            <w:proofErr w:type="gramEnd"/>
+          </w:p>
+        </w:tc>
+        <w:tc>
+          <w:tcPr>
+            <w:tcW w:w="0" w:type="auto"/>
+            <w:vAlign w:val="center"/>
+            <w:hideMark/>
+          </w:tcPr>
+          <w:p>
+            <w:pPr>
+              <w:ind w:firstLineChars="200" w:firstLine="400"/>
+              <w:jc w:val="center"/>
+              <w:rPr>
+                <w:rFonts w:ascii="宋体" w:eastAsia="宋体" w:hAnsi="宋体"/>
+                <w:iCs/>
+                <w:sz w:val="20"/>
+                <w:szCs w:val="20"/>
+                <w:lang w:val="en-US"/>
+              </w:rPr>
+            </w:pPr>
+            <w:r>
+              <w:rPr>
+                <w:rFonts w:ascii="宋体" w:eastAsia="宋体" w:hAnsi="宋体"/>
+                <w:iCs/>
+                <w:sz w:val="20"/>
+                <w:szCs w:val="20"/>
+                <w:lang w:val="en-US"/>
+              </w:rPr>
+              <w:t>0.3828</w:t>
+            </w:r>
+          </w:p>
+        </w:tc>
+        <w:tc>
+          <w:tcPr>
+            <w:tcW w:w="0" w:type="auto"/>
+            <w:vAlign w:val="center"/>
+            <w:hideMark/>
+          </w:tcPr>
+          <w:p>
+            <w:pPr>
+              <w:ind w:firstLineChars="200" w:firstLine="400"/>
+              <w:jc w:val="center"/>
+              <w:rPr>
+                <w:rFonts w:ascii="宋体" w:eastAsia="宋体" w:hAnsi="宋体"/>
+                <w:iCs/>
+                <w:sz w:val="20"/>
+                <w:szCs w:val="20"/>
+                <w:lang w:val="en-US"/>
+              </w:rPr>
+            </w:pPr>
+            <w:r>
+              <w:rPr>
+                <w:rFonts w:ascii="宋体" w:eastAsia="宋体" w:hAnsi="宋体"/>
+                <w:iCs/>
+                <w:sz w:val="20"/>
+                <w:szCs w:val="20"/>
+                <w:lang w:val="en-US"/>
+              </w:rPr>
+              <w:t>0.5453</w:t>
+            </w:r>
+          </w:p>
+        </w:tc>
+        <w:tc>
+          <w:tcPr>
+            <w:tcW w:w="0" w:type="auto"/>
+            <w:vAlign w:val="center"/>
+            <w:hideMark/>
+          </w:tcPr>
+          <w:p>
+            <w:pPr>
+              <w:ind w:firstLineChars="200" w:firstLine="400"/>
+              <w:jc w:val="center"/>
+              <w:rPr>
+                <w:rFonts w:ascii="宋体" w:eastAsia="宋体" w:hAnsi="宋体"/>
+                <w:iCs/>
+                <w:sz w:val="20"/>
+                <w:szCs w:val="20"/>
+                <w:lang w:val="en-US"/>
+              </w:rPr>
+            </w:pPr>
+            <w:r>
+              <w:rPr>
+                <w:rFonts w:ascii="宋体" w:eastAsia="宋体" w:hAnsi="宋体"/>
+                <w:iCs/>
+                <w:sz w:val="20"/>
+                <w:szCs w:val="20"/>
+                <w:lang w:val="en-US"/>
+              </w:rPr>
+              <w:t>0.2902</w:t>
+            </w:r>
+          </w:p>
+        </w:tc>
+        <w:tc>
+          <w:tcPr>
+            <w:tcW w:w="0" w:type="auto"/>
+            <w:vAlign w:val="center"/>
+            <w:hideMark/>
+          </w:tcPr>
+          <w:p>
+            <w:pPr>
+              <w:ind w:firstLineChars="200" w:firstLine="400"/>
+              <w:jc w:val="center"/>
+              <w:rPr>
+                <w:rFonts w:ascii="宋体" w:eastAsia="宋体" w:hAnsi="宋体"/>
+                <w:iCs/>
+                <w:sz w:val="20"/>
+                <w:szCs w:val="20"/>
+                <w:lang w:val="en-US"/>
+              </w:rPr>
+            </w:pPr>
+            <w:r>
+              <w:rPr>
+                <w:rFonts w:ascii="宋体" w:eastAsia="宋体" w:hAnsi="宋体"/>
+                <w:iCs/>
+                <w:sz w:val="20"/>
+                <w:szCs w:val="20"/>
+                <w:lang w:val="en-US"/>
+              </w:rPr>
+              <w:t>0.4498</w:t>
+            </w:r>
+          </w:p>
+        </w:tc>
+        <w:tc>
+          <w:tcPr>
+            <w:tcW w:w="0" w:type="auto"/>
+            <w:vAlign w:val="center"/>
+            <w:hideMark/>
+          </w:tcPr>
+          <w:p>
+            <w:pPr>
+              <w:ind w:firstLineChars="200" w:firstLine="400"/>
+              <w:jc w:val="center"/>
+              <w:rPr>
+                <w:rFonts w:ascii="宋体" w:eastAsia="宋体" w:hAnsi="宋体"/>
+                <w:iCs/>
+                <w:sz w:val="20"/>
+                <w:szCs w:val="20"/>
+                <w:lang w:val="en-US"/>
+              </w:rPr>
+            </w:pPr>
+            <w:r>
+              <w:rPr>
+                <w:rFonts w:ascii="宋体" w:eastAsia="宋体" w:hAnsi="宋体"/>
+                <w:iCs/>
+                <w:sz w:val="20"/>
+                <w:szCs w:val="20"/>
+                <w:lang w:val="en-US"/>
+              </w:rPr>
+              <w:t>0.9303</w:t>
+            </w:r>
+          </w:p>
+        </w:tc>
+        <w:tc>
+          <w:tcPr>
+            <w:tcW w:w="0" w:type="auto"/>
+            <w:vAlign w:val="center"/>
+            <w:hideMark/>
+          </w:tcPr>
+          <w:p>
+            <w:pPr>
+              <w:ind w:firstLineChars="200" w:firstLine="400"/>
+              <w:jc w:val="center"/>
+              <w:rPr>
+                <w:rFonts w:ascii="宋体" w:eastAsia="宋体" w:hAnsi="宋体"/>
+                <w:iCs/>
+                <w:sz w:val="20"/>
+                <w:szCs w:val="20"/>
+                <w:lang w:val="en-US"/>
+              </w:rPr>
+            </w:pPr>
+            <w:r>
+              <w:rPr>
+                <w:rFonts w:ascii="宋体" w:eastAsia="宋体" w:hAnsi="宋体"/>
+                <w:iCs/>
+                <w:sz w:val="20"/>
+                <w:szCs w:val="20"/>
+                <w:lang w:val="en-US"/>
+              </w:rPr>
+              <w:t>0.6645</w:t>
+            </w:r>
+          </w:p>
+        </w:tc>
+      </w:tr>
+      <w:tr>
+        <w:trPr>
+          <w:tblCellSpacing w:w="15" w:type="dxa"/>
+          <w:jc w:val="center"/>
+        </w:trPr>
+        <w:tc>
+          <w:tcPr>
+            <w:tcW w:w="0" w:type="auto"/>
+            <w:tcBorders>
+              <w:top w:val="single" w:sz="4" w:space="0" w:color="auto"/>
+            </w:tcBorders>
+            <w:vAlign w:val="center"/>
+            <w:hideMark/>
+          </w:tcPr>
+          <w:p>
+            <w:pPr>
+              <w:jc w:val="center"/>
+              <w:rPr>
+                <w:rFonts w:ascii="宋体" w:eastAsia="宋体" w:hAnsi="宋体"/>
+                <w:iCs/>
+                <w:sz w:val="20"/>
+                <w:szCs w:val="20"/>
+                <w:lang w:val="en-US"/>
+              </w:rPr>
+            </w:pPr>
+            <w:r>
+              <w:rPr>
+                <w:rFonts w:ascii="宋体" w:eastAsia="宋体" w:hAnsi="宋体"/>
+                <w:iCs/>
+                <w:sz w:val="20"/>
+                <w:szCs w:val="20"/>
+                <w:lang w:val="en-US"/>
+              </w:rPr>
+              <w:t>随机初始化</w:t>
+            </w:r>
+          </w:p>
+        </w:tc>
+        <w:tc>
+          <w:tcPr>
+            <w:tcW w:w="0" w:type="auto"/>
+            <w:tcBorders>
+              <w:top w:val="single" w:sz="4" w:space="0" w:color="auto"/>
+            </w:tcBorders>
+            <w:vAlign w:val="center"/>
+            <w:hideMark/>
+          </w:tcPr>
+          <w:p>
+            <w:pPr>
+              <w:ind w:firstLineChars="200" w:firstLine="400"/>
+              <w:jc w:val="center"/>
+              <w:rPr>
+                <w:rFonts w:ascii="宋体" w:eastAsia="宋体" w:hAnsi="宋体"/>
+                <w:iCs/>
+                <w:sz w:val="20"/>
+                <w:szCs w:val="20"/>
+                <w:lang w:val="en-US"/>
+              </w:rPr>
+            </w:pPr>
+            <w:r>
+              <w:rPr>
+                <w:rFonts w:ascii="宋体" w:eastAsia="宋体" w:hAnsi="宋体"/>
+                <w:iCs/>
+                <w:sz w:val="20"/>
+                <w:szCs w:val="20"/>
+                <w:lang w:val="en-US"/>
+              </w:rPr>
+              <w:t>0.4213</w:t>
+            </w:r>
+          </w:p>
+        </w:tc>
+        <w:tc>
+          <w:tcPr>
+            <w:tcW w:w="0" w:type="auto"/>
+            <w:tcBorders>
+              <w:top w:val="single" w:sz="4" w:space="0" w:color="auto"/>
+            </w:tcBorders>
+            <w:vAlign w:val="center"/>
+            <w:hideMark/>
+          </w:tcPr>
+          <w:p>
+            <w:pPr>
+              <w:ind w:firstLineChars="200" w:firstLine="400"/>
+              <w:jc w:val="center"/>
+              <w:rPr>
+                <w:rFonts w:ascii="宋体" w:eastAsia="宋体" w:hAnsi="宋体"/>
+                <w:iCs/>
+                <w:sz w:val="20"/>
+                <w:szCs w:val="20"/>
+                <w:lang w:val="en-US"/>
+              </w:rPr>
+            </w:pPr>
+            <w:r>
+              <w:rPr>
+                <w:rFonts w:ascii="宋体" w:eastAsia="宋体" w:hAnsi="宋体"/>
+                <w:iCs/>
+                <w:sz w:val="20"/>
+                <w:szCs w:val="20"/>
+                <w:lang w:val="en-US"/>
+              </w:rPr>
+              <w:t>0.3296</w:t>
+            </w:r>
+          </w:p>
+        </w:tc>
+        <w:tc>
+          <w:tcPr>
+            <w:tcW w:w="0" w:type="auto"/>
+            <w:tcBorders>
+              <w:top w:val="single" w:sz="4" w:space="0" w:color="auto"/>
+            </w:tcBorders>
+            <w:vAlign w:val="center"/>
+            <w:hideMark/>
+          </w:tcPr>
+          <w:p>
+            <w:pPr>
+              <w:ind w:firstLineChars="200" w:firstLine="400"/>
+              <w:jc w:val="center"/>
+              <w:rPr>
+                <w:rFonts w:ascii="宋体" w:eastAsia="宋体" w:hAnsi="宋体"/>
+                <w:iCs/>
+                <w:sz w:val="20"/>
+                <w:szCs w:val="20"/>
+                <w:lang w:val="en-US"/>
+              </w:rPr>
+            </w:pPr>
+            <w:r>
+              <w:rPr>
+                <w:rFonts w:ascii="宋体" w:eastAsia="宋体" w:hAnsi="宋体"/>
+                <w:iCs/>
+                <w:sz w:val="20"/>
+                <w:szCs w:val="20"/>
+                <w:lang w:val="en-US"/>
+              </w:rPr>
+              <w:t>0.2269</w:t>
+            </w:r>
+          </w:p>
+        </w:tc>
+        <w:tc>
+          <w:tcPr>
+            <w:tcW w:w="0" w:type="auto"/>
+            <w:tcBorders>
+              <w:top w:val="single" w:sz="4" w:space="0" w:color="auto"/>
+            </w:tcBorders>
+            <w:vAlign w:val="center"/>
+            <w:hideMark/>
+          </w:tcPr>
+          <w:p>
+            <w:pPr>
+              <w:ind w:firstLineChars="200" w:firstLine="400"/>
+              <w:jc w:val="center"/>
+              <w:rPr>
+                <w:rFonts w:ascii="宋体" w:eastAsia="宋体" w:hAnsi="宋体"/>
+                <w:iCs/>
+                <w:sz w:val="20"/>
+                <w:szCs w:val="20"/>
+                <w:lang w:val="en-US"/>
+              </w:rPr>
+            </w:pPr>
+            <w:r>
+              <w:rPr>
+                <w:rFonts w:ascii="宋体" w:eastAsia="宋体" w:hAnsi="宋体"/>
+                <w:iCs/>
+                <w:sz w:val="20"/>
+                <w:szCs w:val="20"/>
+                <w:lang w:val="en-US"/>
+              </w:rPr>
+              <w:t>0.3699</w:t>
+            </w:r>
+          </w:p>
+        </w:tc>
+        <w:tc>
+          <w:tcPr>
+            <w:tcW w:w="0" w:type="auto"/>
+            <w:tcBorders>
+              <w:top w:val="single" w:sz="4" w:space="0" w:color="auto"/>
+            </w:tcBorders>
+            <w:vAlign w:val="center"/>
+            <w:hideMark/>
+          </w:tcPr>
+          <w:p>
+            <w:pPr>
+              <w:ind w:firstLineChars="200" w:firstLine="400"/>
+              <w:jc w:val="center"/>
+              <w:rPr>
+                <w:rFonts w:ascii="宋体" w:eastAsia="宋体" w:hAnsi="宋体"/>
+                <w:iCs/>
+                <w:sz w:val="20"/>
+                <w:szCs w:val="20"/>
+                <w:lang w:val="en-US"/>
+              </w:rPr>
+            </w:pPr>
+            <w:r>
+              <w:rPr>
+                <w:rFonts w:ascii="宋体" w:eastAsia="宋体" w:hAnsi="宋体"/>
+                <w:iCs/>
+                <w:sz w:val="20"/>
+                <w:szCs w:val="20"/>
+                <w:lang w:val="en-US"/>
+              </w:rPr>
+              <w:t>0.8667</w:t>
+            </w:r>
+          </w:p>
+        </w:tc>
+        <w:tc>
+          <w:tcPr>
+            <w:tcW w:w="0" w:type="auto"/>
+            <w:tcBorders>
+              <w:top w:val="single" w:sz="4" w:space="0" w:color="auto"/>
+            </w:tcBorders>
+            <w:vAlign w:val="center"/>
+            <w:hideMark/>
+          </w:tcPr>
+          <w:p>
+            <w:pPr>
+              <w:ind w:firstLineChars="200" w:firstLine="400"/>
+              <w:jc w:val="center"/>
+              <w:rPr>
+                <w:rFonts w:ascii="宋体" w:eastAsia="宋体" w:hAnsi="宋体"/>
+                <w:iCs/>
+                <w:sz w:val="20"/>
+                <w:szCs w:val="20"/>
+                <w:lang w:val="en-US"/>
+              </w:rPr>
+            </w:pPr>
+            <w:r>
+              <w:rPr>
+                <w:rFonts w:ascii="宋体" w:eastAsia="宋体" w:hAnsi="宋体"/>
+                <w:iCs/>
+                <w:sz w:val="20"/>
+                <w:szCs w:val="20"/>
+                <w:lang w:val="en-US"/>
+              </w:rPr>
+              <w:t>0.5185</w:t>
+            </w:r>
+          </w:p>
+        </w:tc>
+      </w:tr>
+      <w:tr>
+        <w:trPr>
+          <w:tblCellSpacing w:w="15" w:type="dxa"/>
+          <w:jc w:val="center"/>
+        </w:trPr>
+        <w:tc>
+          <w:tcPr>
+            <w:tcW w:w="0" w:type="auto"/>
+            <w:tcBorders>
+              <w:top w:val="single" w:sz="4" w:space="0" w:color="auto"/>
+              <w:bottom w:val="single" w:sz="4" w:space="0" w:color="auto"/>
+            </w:tcBorders>
+            <w:vAlign w:val="center"/>
+            <w:hideMark/>
+          </w:tcPr>
+          <w:p>
+            <w:pPr>
+              <w:jc w:val="center"/>
+              <w:rPr>
+                <w:rFonts w:ascii="宋体" w:eastAsia="宋体" w:hAnsi="宋体"/>
+                <w:iCs/>
+                <w:sz w:val="20"/>
+                <w:szCs w:val="20"/>
+                <w:lang w:val="en-US"/>
+              </w:rPr>
+            </w:pPr>
+            <w:r>
+              <w:rPr>
+                <w:rFonts w:ascii="宋体" w:eastAsia="宋体" w:hAnsi="宋体"/>
+                <w:iCs/>
+                <w:sz w:val="20"/>
+                <w:szCs w:val="20"/>
+                <w:lang w:val="en-US"/>
+              </w:rPr>
+              <w:t>Δ（</w:t>
+            </w:r>
+            <w:proofErr w:type="gramStart"/>
+            <w:r>
+              <w:rPr>
+                <w:rFonts w:ascii="宋体" w:eastAsia="宋体" w:hAnsi="宋体"/>
+                <w:iCs/>
+                <w:sz w:val="20"/>
+                <w:szCs w:val="20"/>
+                <w:lang w:val="en-US"/>
+              </w:rPr>
+              <w:t>预训练</w:t>
+            </w:r>
+            <w:proofErr w:type="gramEnd"/>
+            <w:r>
+              <w:rPr>
+                <w:rFonts w:ascii="Cambria Math" w:eastAsia="宋体" w:hAnsi="Cambria Math" w:cs="Cambria Math"/>
+                <w:iCs/>
+                <w:sz w:val="20"/>
+                <w:szCs w:val="20"/>
+                <w:lang w:val="en-US"/>
+              </w:rPr>
+              <w:t>−</w:t>
+            </w:r>
+            <w:r>
+              <w:rPr>
+                <w:rFonts w:ascii="宋体" w:eastAsia="宋体" w:hAnsi="宋体"/>
+                <w:iCs/>
+                <w:sz w:val="20"/>
+                <w:szCs w:val="20"/>
+                <w:lang w:val="en-US"/>
+              </w:rPr>
+              <w:t>随机）</w:t>
+            </w:r>
+          </w:p>
+        </w:tc>
+        <w:tc>
+          <w:tcPr>
+            <w:tcW w:w="0" w:type="auto"/>
+            <w:tcBorders>
+              <w:top w:val="single" w:sz="4" w:space="0" w:color="auto"/>
+              <w:bottom w:val="single" w:sz="4" w:space="0" w:color="auto"/>
+            </w:tcBorders>
+            <w:vAlign w:val="center"/>
+            <w:hideMark/>
+          </w:tcPr>
+          <w:p>
+            <w:pPr>
+              <w:ind w:firstLineChars="200" w:firstLine="400"/>
+              <w:jc w:val="center"/>
+              <w:rPr>
+                <w:rFonts w:ascii="宋体" w:eastAsia="宋体" w:hAnsi="宋体"/>
+                <w:iCs/>
+                <w:sz w:val="20"/>
+                <w:szCs w:val="20"/>
+                <w:lang w:val="en-US"/>
+              </w:rPr>
+            </w:pPr>
+            <w:r>
+              <w:rPr>
+                <w:rFonts w:ascii="Cambria Math" w:eastAsia="宋体" w:hAnsi="Cambria Math" w:cs="Cambria Math"/>
+                <w:iCs/>
+                <w:sz w:val="20"/>
+                <w:szCs w:val="20"/>
+                <w:lang w:val="en-US"/>
+              </w:rPr>
+              <w:t>−</w:t>
+            </w:r>
+            <w:r>
+              <w:rPr>
+                <w:rFonts w:ascii="宋体" w:eastAsia="宋体" w:hAnsi="宋体"/>
+                <w:iCs/>
+                <w:sz w:val="20"/>
+                <w:szCs w:val="20"/>
+                <w:lang w:val="en-US"/>
+              </w:rPr>
+              <w:t>0.0385</w:t>
+            </w:r>
+          </w:p>
+        </w:tc>
+        <w:tc>
+          <w:tcPr>
+            <w:tcW w:w="0" w:type="auto"/>
+            <w:tcBorders>
+              <w:top w:val="single" w:sz="4" w:space="0" w:color="auto"/>
+              <w:bottom w:val="single" w:sz="4" w:space="0" w:color="auto"/>
+            </w:tcBorders>
+            <w:vAlign w:val="center"/>
+            <w:hideMark/>
+          </w:tcPr>
+          <w:p>
+            <w:pPr>
+              <w:ind w:firstLineChars="200" w:firstLine="400"/>
+              <w:jc w:val="center"/>
+              <w:rPr>
+                <w:rFonts w:ascii="宋体" w:eastAsia="宋体" w:hAnsi="宋体"/>
+                <w:iCs/>
+                <w:sz w:val="20"/>
+                <w:szCs w:val="20"/>
+                <w:lang w:val="en-US"/>
+              </w:rPr>
+            </w:pPr>
+            <w:r>
+              <w:rPr>
+                <w:rFonts w:ascii="宋体" w:eastAsia="宋体" w:hAnsi="宋体"/>
+                <w:iCs/>
+                <w:sz w:val="20"/>
+                <w:szCs w:val="20"/>
+                <w:lang w:val="en-US"/>
+              </w:rPr>
+              <w:t>+0.2157</w:t>
+            </w:r>
+          </w:p>
+        </w:tc>
+        <w:tc>
+          <w:tcPr>
+            <w:tcW w:w="0" w:type="auto"/>
+            <w:tcBorders>
+              <w:top w:val="single" w:sz="4" w:space="0" w:color="auto"/>
+              <w:bottom w:val="single" w:sz="4" w:space="0" w:color="auto"/>
+            </w:tcBorders>
+            <w:vAlign w:val="center"/>
+            <w:hideMark/>
+          </w:tcPr>
+          <w:p>
+            <w:pPr>
+              <w:ind w:firstLineChars="200" w:firstLine="400"/>
+              <w:jc w:val="center"/>
+              <w:rPr>
+                <w:rFonts w:ascii="宋体" w:eastAsia="宋体" w:hAnsi="宋体"/>
+                <w:iCs/>
+                <w:sz w:val="20"/>
+                <w:szCs w:val="20"/>
+                <w:lang w:val="en-US"/>
+              </w:rPr>
+            </w:pPr>
+            <w:r>
+              <w:rPr>
+                <w:rFonts w:ascii="宋体" w:eastAsia="宋体" w:hAnsi="宋体"/>
+                <w:iCs/>
+                <w:sz w:val="20"/>
+                <w:szCs w:val="20"/>
+                <w:lang w:val="en-US"/>
+              </w:rPr>
+              <w:t>+0.0633</w:t>
+            </w:r>
+          </w:p>
+        </w:tc>
+        <w:tc>
+          <w:tcPr>
+            <w:tcW w:w="0" w:type="auto"/>
+            <w:tcBorders>
+              <w:top w:val="single" w:sz="4" w:space="0" w:color="auto"/>
+              <w:bottom w:val="single" w:sz="4" w:space="0" w:color="auto"/>
+            </w:tcBorders>
+            <w:vAlign w:val="center"/>
+            <w:hideMark/>
+          </w:tcPr>
+          <w:p>
+            <w:pPr>
+              <w:ind w:firstLineChars="200" w:firstLine="400"/>
+              <w:jc w:val="center"/>
+              <w:rPr>
+                <w:rFonts w:ascii="宋体" w:eastAsia="宋体" w:hAnsi="宋体"/>
+                <w:iCs/>
+                <w:sz w:val="20"/>
+                <w:szCs w:val="20"/>
+                <w:lang w:val="en-US"/>
+              </w:rPr>
+            </w:pPr>
+            <w:r>
+              <w:rPr>
+                <w:rFonts w:ascii="宋体" w:eastAsia="宋体" w:hAnsi="宋体"/>
+                <w:iCs/>
+                <w:sz w:val="20"/>
+                <w:szCs w:val="20"/>
+                <w:lang w:val="en-US"/>
+              </w:rPr>
+              <w:t>+0.0799</w:t>
+            </w:r>
+          </w:p>
+        </w:tc>
+        <w:tc>
+          <w:tcPr>
+            <w:tcW w:w="0" w:type="auto"/>
+            <w:tcBorders>
+              <w:top w:val="single" w:sz="4" w:space="0" w:color="auto"/>
+              <w:bottom w:val="single" w:sz="4" w:space="0" w:color="auto"/>
+            </w:tcBorders>
+            <w:vAlign w:val="center"/>
+            <w:hideMark/>
+          </w:tcPr>
+          <w:p>
+            <w:pPr>
+              <w:ind w:firstLineChars="200" w:firstLine="400"/>
+              <w:jc w:val="center"/>
+              <w:rPr>
+                <w:rFonts w:ascii="宋体" w:eastAsia="宋体" w:hAnsi="宋体"/>
+                <w:iCs/>
+                <w:sz w:val="20"/>
+                <w:szCs w:val="20"/>
+                <w:lang w:val="en-US"/>
+              </w:rPr>
+            </w:pPr>
+            <w:r>
+              <w:rPr>
+                <w:rFonts w:ascii="宋体" w:eastAsia="宋体" w:hAnsi="宋体"/>
+                <w:iCs/>
+                <w:sz w:val="20"/>
+                <w:szCs w:val="20"/>
+                <w:lang w:val="en-US"/>
+              </w:rPr>
+              <w:t>+0.0636</w:t>
+            </w:r>
+          </w:p>
+        </w:tc>
+        <w:tc>
+          <w:tcPr>
+            <w:tcW w:w="0" w:type="auto"/>
+            <w:tcBorders>
+              <w:top w:val="single" w:sz="4" w:space="0" w:color="auto"/>
+              <w:bottom w:val="single" w:sz="4" w:space="0" w:color="auto"/>
+            </w:tcBorders>
+            <w:vAlign w:val="center"/>
+            <w:hideMark/>
+          </w:tcPr>
+          <w:p>
+            <w:pPr>
+              <w:keepNext/>
+              <w:ind w:firstLineChars="200" w:firstLine="400"/>
+              <w:jc w:val="center"/>
+              <w:rPr>
+                <w:rFonts w:ascii="宋体" w:eastAsia="宋体" w:hAnsi="宋体"/>
+                <w:iCs/>
+                <w:sz w:val="20"/>
+                <w:szCs w:val="20"/>
+                <w:lang w:val="en-US"/>
+              </w:rPr>
+            </w:pPr>
+            <w:r>
+              <w:rPr>
+                <w:rFonts w:ascii="宋体" w:eastAsia="宋体" w:hAnsi="宋体"/>
+                <w:iCs/>
+                <w:sz w:val="20"/>
+                <w:szCs w:val="20"/>
+                <w:lang w:val="en-US"/>
+              </w:rPr>
+              <w:t>+0.1460</w:t>
+            </w:r>
+          </w:p>
+        </w:tc>
+      </w:tr>
+    </w:tbl>
+    <w:p>
+      <w:pPr>
+        <w:pStyle w:val="af6"/>
+        <w:jc w:val="center"/>
+        <w:rPr>
+          <w:rFonts w:ascii="宋体" w:eastAsia="宋体" w:hAnsi="宋体"/>
+          <w:iCs/>
+          <w:sz w:val="16"/>
+          <w:szCs w:val="16"/>
+        </w:rPr>
+      </w:pPr>
+      <w:r>
+        <w:rPr>
+          <w:rFonts w:hint="eastAsia"/>
+          <w:sz w:val="16"/>
+          <w:szCs w:val="16"/>
+        </w:rPr>
+        <w:t>表格</w:t>
+      </w:r>
+      <w:r>
+        <w:rPr>
+          <w:rFonts w:hint="eastAsia"/>
+          <w:sz w:val="16"/>
+          <w:szCs w:val="16"/>
+        </w:rPr>
+        <w:t xml:space="preserve"> </w:t>
+      </w:r>
+      <w:r>
+        <w:rPr>
+          <w:sz w:val="16"/>
+          <w:szCs w:val="16"/>
+        </w:rPr>
+        <w:fldChar w:fldCharType="begin"/>
+      </w:r>
+      <w:r>
+        <w:rPr>
+          <w:sz w:val="16"/>
+          <w:szCs w:val="16"/>
+        </w:rPr>
+        <w:instrText xml:space="preserve"> </w:instrText>
+      </w:r>
+      <w:r>
+        <w:rPr>
+          <w:rFonts w:hint="eastAsia"/>
+          <w:sz w:val="16"/>
+          <w:szCs w:val="16"/>
+        </w:rPr>
+        <w:instrText xml:space="preserve">SEQ </w:instrText>
+      </w:r>
+      <w:r>
+        <w:rPr>
+          <w:rFonts w:hint="eastAsia"/>
+          <w:sz w:val="16"/>
+          <w:szCs w:val="16"/>
+        </w:rPr>
+        <w:instrText>表格</w:instrText>
+      </w:r>
+      <w:r>
+        <w:rPr>
+          <w:rFonts w:hint="eastAsia"/>
+          <w:sz w:val="16"/>
+          <w:szCs w:val="16"/>
+        </w:rPr>
+        <w:instrText xml:space="preserve"> \* ARABIC</w:instrText>
+      </w:r>
+      <w:r>
+        <w:rPr>
+          <w:sz w:val="16"/>
+          <w:szCs w:val="16"/>
+        </w:rPr>
+        <w:instrText xml:space="preserve"> </w:instrText>
+      </w:r>
+      <w:r>
+        <w:rPr>
+          <w:sz w:val="16"/>
+          <w:szCs w:val="16"/>
+        </w:rPr>
+        <w:fldChar w:fldCharType="separate"/>
+      </w:r>
+      <w:r>
+        <w:rPr>
+          <w:rFonts w:hint="eastAsia"/>
+          <w:noProof/>
+          <w:sz w:val="16"/>
+          <w:szCs w:val="16"/>
+        </w:rPr>
+        <w:t>3</w:t>
+      </w:r>
+      <w:r>
+        <w:rPr>
+          <w:sz w:val="16"/>
+          <w:szCs w:val="16"/>
+        </w:rPr>
+        <w:fldChar w:fldCharType="end"/>
       </w:r>
     </w:p>
     <w:p>
       <w:pPr>
-        <w:spacing w:after="160" w:line="278" w:lineRule="auto"/>
+        <w:rPr>
+          <w:rFonts w:hint="eastAsia"/>
+        </w:rPr>
+      </w:pPr>
+    </w:p>
+    <w:p>
+      <w:pPr>
+        <w:ind w:firstLineChars="200" w:firstLine="400"/>
         <w:rPr>
           <w:rFonts w:ascii="宋体" w:eastAsia="宋体" w:hAnsi="宋体" w:hint="eastAsia"/>
           <w:iCs/>
@@ -11473,15 +13259,264 @@
           <w:sz w:val="20"/>
           <w:szCs w:val="20"/>
         </w:rPr>
-        <w:br w:type="page"/>
-      </w:r>
+        <w:t>而从训练过程</w:t>
+      </w:r>
+      <w:r>
+        <w:rPr>
+          <w:rFonts w:ascii="宋体" w:eastAsia="宋体" w:hAnsi="宋体" w:hint="eastAsia"/>
+          <w:iCs/>
+          <w:sz w:val="20"/>
+          <w:szCs w:val="20"/>
+        </w:rPr>
+        <w:t>（图表5）</w:t>
+      </w:r>
+      <w:r>
+        <w:rPr>
+          <w:rFonts w:ascii="宋体" w:eastAsia="宋体" w:hAnsi="宋体" w:hint="eastAsia"/>
+          <w:iCs/>
+          <w:sz w:val="20"/>
+          <w:szCs w:val="20"/>
+        </w:rPr>
+        <w:t>来看，</w:t>
+      </w:r>
+      <w:proofErr w:type="gramStart"/>
+      <w:r>
+        <w:rPr>
+          <w:rFonts w:ascii="宋体" w:eastAsia="宋体" w:hAnsi="宋体" w:hint="eastAsia"/>
+          <w:iCs/>
+          <w:sz w:val="20"/>
+          <w:szCs w:val="20"/>
+        </w:rPr>
+        <w:t>预训练</w:t>
+      </w:r>
+      <w:proofErr w:type="gramEnd"/>
+      <w:r>
+        <w:rPr>
+          <w:rFonts w:ascii="宋体" w:eastAsia="宋体" w:hAnsi="宋体" w:hint="eastAsia"/>
+          <w:iCs/>
+          <w:sz w:val="20"/>
+          <w:szCs w:val="20"/>
+        </w:rPr>
+        <w:t>模型的验证集在Dice指标上不仅收敛更快，且最终也稳定在了更高的水平，符合“迁移学习可以加速收敛”的主流观点</w:t>
+      </w:r>
+      <w:r>
+        <w:rPr>
+          <w:rFonts w:ascii="宋体" w:eastAsia="宋体" w:hAnsi="宋体"/>
+          <w:iCs/>
+          <w:sz w:val="20"/>
+          <w:szCs w:val="20"/>
+        </w:rPr>
+        <w:t>[23]</w:t>
+      </w:r>
+      <w:r>
+        <w:rPr>
+          <w:rFonts w:ascii="宋体" w:eastAsia="宋体" w:hAnsi="宋体" w:hint="eastAsia"/>
+          <w:iCs/>
+          <w:sz w:val="20"/>
+          <w:szCs w:val="20"/>
+        </w:rPr>
+        <w:t>。这证明，尽管ImageNet作为自然图像，与眼底图像的存在较大差异，但是其底层特征</w:t>
+      </w:r>
+      <w:r>
+        <w:rPr>
+          <w:rFonts w:ascii="宋体" w:eastAsia="宋体" w:hAnsi="宋体" w:hint="eastAsia"/>
+          <w:iCs/>
+          <w:sz w:val="20"/>
+          <w:szCs w:val="20"/>
+        </w:rPr>
+        <w:t>如边缘、颜色、亮斑和纹理等）恰好识别契合眼底渗出液“亮+黄”所需要的能力。与此同时，由于我们使用的是仅有47张的小样本数据集，使用ImageNet这种成熟的数据集进行</w:t>
+      </w:r>
+      <w:proofErr w:type="gramStart"/>
+      <w:r>
+        <w:rPr>
+          <w:rFonts w:ascii="宋体" w:eastAsia="宋体" w:hAnsi="宋体" w:hint="eastAsia"/>
+          <w:iCs/>
+          <w:sz w:val="20"/>
+          <w:szCs w:val="20"/>
+        </w:rPr>
+        <w:t>预训练</w:t>
+      </w:r>
+      <w:proofErr w:type="gramEnd"/>
+      <w:r>
+        <w:rPr>
+          <w:rFonts w:ascii="宋体" w:eastAsia="宋体" w:hAnsi="宋体" w:hint="eastAsia"/>
+          <w:iCs/>
+          <w:sz w:val="20"/>
+          <w:szCs w:val="20"/>
+        </w:rPr>
+        <w:t>可以有效抑制过拟合。这体现了ImageNet在本次实验中的积极正向作用。</w:t>
+      </w:r>
+    </w:p>
+    <w:p>
+      <w:pPr>
+        <w:keepNext/>
+        <w:ind w:firstLineChars="200" w:firstLine="480"/>
+        <w:jc w:val="center"/>
+      </w:pPr>
+      <w:r>
+        <w:rPr>
+          <w:noProof/>
+        </w:rPr>
+        <w:drawing>
+          <wp:inline distT="0" distB="0" distL="0" distR="0" wp14:anchorId="6790CF07" wp14:editId="39632C31">
+            <wp:extent cx="5274310" cy="2001520"/>
+            <wp:effectExtent l="0" t="0" r="2540" b="0"/>
+            <wp:docPr id="2063518655" name="图片 1"/>
+            <wp:cNvGraphicFramePr>
+              <a:graphicFrameLocks xmlns:a="http://schemas.openxmlformats.org/drawingml/2006/main" noChangeAspect="1"/>
+            </wp:cNvGraphicFramePr>
+            <a:graphic xmlns:a="http://schemas.openxmlformats.org/drawingml/2006/main">
+              <a:graphicData uri="http://schemas.openxmlformats.org/drawingml/2006/picture">
+                <pic:pic xmlns:pic="http://schemas.openxmlformats.org/drawingml/2006/picture">
+                  <pic:nvPicPr>
+                    <pic:cNvPr id="0" name="Picture 1"/>
+                    <pic:cNvPicPr>
+                      <a:picLocks noChangeAspect="1" noChangeArrowheads="1"/>
+                    </pic:cNvPicPr>
+                  </pic:nvPicPr>
+                  <pic:blipFill>
+                    <a:blip r:embed="rId16" cstate="print">
+                      <a:extLst>
+                        <a:ext uri="{28A0092B-C50C-407E-A947-70E740481C1C}">
+                          <a14:useLocalDpi xmlns:a14="http://schemas.microsoft.com/office/drawing/2010/main" val="0"/>
+                        </a:ext>
+                      </a:extLst>
+                    </a:blip>
+                    <a:srcRect/>
+                    <a:stretch>
+                      <a:fillRect/>
+                    </a:stretch>
+                  </pic:blipFill>
+                  <pic:spPr bwMode="auto">
+                    <a:xfrm>
+                      <a:off x="0" y="0"/>
+                      <a:ext cx="5274310" cy="2001520"/>
+                    </a:xfrm>
+                    <a:prstGeom prst="rect">
+                      <a:avLst/>
+                    </a:prstGeom>
+                    <a:noFill/>
+                    <a:ln>
+                      <a:noFill/>
+                    </a:ln>
+                  </pic:spPr>
+                </pic:pic>
+              </a:graphicData>
+            </a:graphic>
+          </wp:inline>
+        </w:drawing>
+      </w:r>
+    </w:p>
+    <w:p>
+      <w:pPr>
+        <w:pStyle w:val="af6"/>
+        <w:jc w:val="center"/>
+        <w:rPr>
+          <w:sz w:val="16"/>
+          <w:szCs w:val="16"/>
+        </w:rPr>
+      </w:pPr>
+      <w:r>
+        <w:rPr>
+          <w:rFonts w:hint="eastAsia"/>
+          <w:sz w:val="16"/>
+          <w:szCs w:val="16"/>
+        </w:rPr>
+        <w:t>图表</w:t>
+      </w:r>
+      <w:r>
+        <w:rPr>
+          <w:rFonts w:hint="eastAsia"/>
+          <w:sz w:val="16"/>
+          <w:szCs w:val="16"/>
+        </w:rPr>
+        <w:t xml:space="preserve"> </w:t>
+      </w:r>
+      <w:r>
+        <w:rPr>
+          <w:sz w:val="16"/>
+          <w:szCs w:val="16"/>
+        </w:rPr>
+        <w:fldChar w:fldCharType="begin"/>
+      </w:r>
+      <w:r>
+        <w:rPr>
+          <w:sz w:val="16"/>
+          <w:szCs w:val="16"/>
+        </w:rPr>
+        <w:instrText xml:space="preserve"> </w:instrText>
+      </w:r>
+      <w:r>
+        <w:rPr>
+          <w:rFonts w:hint="eastAsia"/>
+          <w:sz w:val="16"/>
+          <w:szCs w:val="16"/>
+        </w:rPr>
+        <w:instrText xml:space="preserve">SEQ </w:instrText>
+      </w:r>
+      <w:r>
+        <w:rPr>
+          <w:rFonts w:hint="eastAsia"/>
+          <w:sz w:val="16"/>
+          <w:szCs w:val="16"/>
+        </w:rPr>
+        <w:instrText>图表</w:instrText>
+      </w:r>
+      <w:r>
+        <w:rPr>
+          <w:rFonts w:hint="eastAsia"/>
+          <w:sz w:val="16"/>
+          <w:szCs w:val="16"/>
+        </w:rPr>
+        <w:instrText xml:space="preserve"> \* ARABIC</w:instrText>
+      </w:r>
+      <w:r>
+        <w:rPr>
+          <w:sz w:val="16"/>
+          <w:szCs w:val="16"/>
+        </w:rPr>
+        <w:instrText xml:space="preserve"> </w:instrText>
+      </w:r>
+      <w:r>
+        <w:rPr>
+          <w:sz w:val="16"/>
+          <w:szCs w:val="16"/>
+        </w:rPr>
+        <w:fldChar w:fldCharType="separate"/>
+      </w:r>
+      <w:r>
+        <w:rPr>
+          <w:rFonts w:hint="eastAsia"/>
+          <w:noProof/>
+          <w:sz w:val="16"/>
+          <w:szCs w:val="16"/>
+        </w:rPr>
+        <w:t>5</w:t>
+      </w:r>
+      <w:r>
+        <w:rPr>
+          <w:sz w:val="16"/>
+          <w:szCs w:val="16"/>
+        </w:rPr>
+        <w:fldChar w:fldCharType="end"/>
+      </w:r>
+    </w:p>
+    <w:p>
+      <w:pPr>
+        <w:ind w:firstLineChars="200" w:firstLine="400"/>
+        <w:rPr>
+          <w:rFonts w:ascii="宋体" w:eastAsia="宋体" w:hAnsi="宋体" w:hint="eastAsia"/>
+          <w:sz w:val="20"/>
+          <w:szCs w:val="20"/>
+        </w:rPr>
+      </w:pPr>
     </w:p>
     <w:p>
       <w:pPr>
         <w:pStyle w:val="a9"/>
         <w:numPr>
           <w:ilvl w:val="0"/>
-          <w:numId w:val="1"/>
+          <w:numId w:val="2"/>
         </w:numPr>
         <w:pBdr>
           <w:top w:val="nil"/>
@@ -11492,6 +13527,7 @@
         </w:pBdr>
         <w:spacing w:after="120" w:line="276" w:lineRule="auto"/>
         <w:rPr>
+          <w:rFonts w:ascii="宋体" w:eastAsia="宋体" w:hAnsi="宋体"/>
           <w:b/>
           <w:bCs/>
           <w:color w:val="000000"/>
@@ -11508,6 +13544,219 @@
           <w:sz w:val="22"/>
           <w:szCs w:val="22"/>
         </w:rPr>
+        <w:t>结论</w:t>
+      </w:r>
+    </w:p>
+    <w:p>
+      <w:pPr>
+        <w:rPr>
+          <w:rFonts w:ascii="宋体" w:eastAsia="宋体" w:hAnsi="宋体" w:hint="eastAsia"/>
+          <w:iCs/>
+          <w:sz w:val="20"/>
+          <w:szCs w:val="20"/>
+        </w:rPr>
+      </w:pPr>
+      <w:r>
+        <w:rPr>
+          <w:rFonts w:ascii="宋体" w:eastAsia="宋体" w:hAnsi="宋体" w:hint="eastAsia"/>
+          <w:iCs/>
+          <w:sz w:val="20"/>
+          <w:szCs w:val="20"/>
+        </w:rPr>
+        <w:t>本实验使用e-ophtha EX数据集，在统一的处理方式下，对比了逻辑回归，支持</w:t>
+      </w:r>
+      <w:proofErr w:type="gramStart"/>
+      <w:r>
+        <w:rPr>
+          <w:rFonts w:ascii="宋体" w:eastAsia="宋体" w:hAnsi="宋体" w:hint="eastAsia"/>
+          <w:iCs/>
+          <w:sz w:val="20"/>
+          <w:szCs w:val="20"/>
+        </w:rPr>
+        <w:t>向量机</w:t>
+      </w:r>
+      <w:proofErr w:type="gramEnd"/>
+      <w:r>
+        <w:rPr>
+          <w:rFonts w:ascii="宋体" w:eastAsia="宋体" w:hAnsi="宋体" w:hint="eastAsia"/>
+          <w:iCs/>
+          <w:sz w:val="20"/>
+          <w:szCs w:val="20"/>
+        </w:rPr>
+        <w:t>两种传统学习方法与U-Net这一典型深度学习方法在眼底渗出液分割上的表现。实验结果表明，U-Net在Dice、召回率与PR-AUC等关键指标上全面领先，其数值约为传统机器学习方法的5-6倍；而逻辑回归与支持</w:t>
+      </w:r>
+      <w:proofErr w:type="gramStart"/>
+      <w:r>
+        <w:rPr>
+          <w:rFonts w:ascii="宋体" w:eastAsia="宋体" w:hAnsi="宋体" w:hint="eastAsia"/>
+          <w:iCs/>
+          <w:sz w:val="20"/>
+          <w:szCs w:val="20"/>
+        </w:rPr>
+        <w:t>向量机</w:t>
+      </w:r>
+      <w:proofErr w:type="gramEnd"/>
+      <w:r>
+        <w:rPr>
+          <w:rFonts w:ascii="宋体" w:eastAsia="宋体" w:hAnsi="宋体" w:hint="eastAsia"/>
+          <w:iCs/>
+          <w:sz w:val="20"/>
+          <w:szCs w:val="20"/>
+        </w:rPr>
+        <w:t>的学习时间仅仅为1-3秒，远低于U-Net的45秒，在效率和解释性上</w:t>
+      </w:r>
+      <w:r>
+        <w:rPr>
+          <w:rFonts w:ascii="宋体" w:eastAsia="宋体" w:hAnsi="宋体" w:hint="eastAsia"/>
+          <w:iCs/>
+          <w:sz w:val="20"/>
+          <w:szCs w:val="20"/>
+        </w:rPr>
+        <w:lastRenderedPageBreak/>
+        <w:t>更具有优势。这印证了我的观点：在小规模样本下，深度学习依靠</w:t>
+      </w:r>
+      <w:proofErr w:type="gramStart"/>
+      <w:r>
+        <w:rPr>
+          <w:rFonts w:ascii="宋体" w:eastAsia="宋体" w:hAnsi="宋体" w:hint="eastAsia"/>
+          <w:iCs/>
+          <w:sz w:val="20"/>
+          <w:szCs w:val="20"/>
+        </w:rPr>
+        <w:t>高算力</w:t>
+      </w:r>
+      <w:proofErr w:type="gramEnd"/>
+      <w:r>
+        <w:rPr>
+          <w:rFonts w:ascii="宋体" w:eastAsia="宋体" w:hAnsi="宋体" w:hint="eastAsia"/>
+          <w:iCs/>
+          <w:sz w:val="20"/>
+          <w:szCs w:val="20"/>
+        </w:rPr>
+        <w:t>代价获得了更高的精度提升，而传统学习方法则在时间维度上更具有优势。结果也表明，在前景（渗出液）仅占0.43%的极端不平衡场景下，Accuracy会被海量的</w:t>
+      </w:r>
+      <w:r>
+        <w:rPr>
+          <w:rFonts w:ascii="宋体" w:eastAsia="宋体" w:hAnsi="宋体" w:hint="eastAsia"/>
+          <w:iCs/>
+          <w:sz w:val="20"/>
+          <w:szCs w:val="20"/>
+        </w:rPr>
+        <w:t>背景</w:t>
+      </w:r>
+      <w:proofErr w:type="gramStart"/>
+      <w:r>
+        <w:rPr>
+          <w:rFonts w:ascii="宋体" w:eastAsia="宋体" w:hAnsi="宋体" w:hint="eastAsia"/>
+          <w:iCs/>
+          <w:sz w:val="20"/>
+          <w:szCs w:val="20"/>
+        </w:rPr>
+        <w:t>像素拉</w:t>
+      </w:r>
+      <w:proofErr w:type="gramEnd"/>
+      <w:r>
+        <w:rPr>
+          <w:rFonts w:ascii="宋体" w:eastAsia="宋体" w:hAnsi="宋体" w:hint="eastAsia"/>
+          <w:iCs/>
+          <w:sz w:val="20"/>
+          <w:szCs w:val="20"/>
+        </w:rPr>
+        <w:t>高而严重失真，应该以PR-AUC、Dice等作为主要参考指标。</w:t>
+      </w:r>
+    </w:p>
+    <w:p>
+      <w:pPr>
+        <w:ind w:firstLineChars="200" w:firstLine="400"/>
+        <w:rPr>
+          <w:rFonts w:ascii="宋体" w:eastAsia="宋体" w:hAnsi="宋体" w:hint="eastAsia"/>
+          <w:iCs/>
+          <w:sz w:val="20"/>
+          <w:szCs w:val="20"/>
+        </w:rPr>
+      </w:pPr>
+      <w:r>
+        <w:rPr>
+          <w:rFonts w:ascii="宋体" w:eastAsia="宋体" w:hAnsi="宋体" w:hint="eastAsia"/>
+          <w:iCs/>
+          <w:sz w:val="20"/>
+          <w:szCs w:val="20"/>
+        </w:rPr>
+        <w:t>本文工作仍然具有改进空间，比如使用更强的</w:t>
+      </w:r>
+      <w:proofErr w:type="gramStart"/>
+      <w:r>
+        <w:rPr>
+          <w:rFonts w:ascii="宋体" w:eastAsia="宋体" w:hAnsi="宋体" w:hint="eastAsia"/>
+          <w:iCs/>
+          <w:sz w:val="20"/>
+          <w:szCs w:val="20"/>
+        </w:rPr>
+        <w:t>预训练</w:t>
+      </w:r>
+      <w:proofErr w:type="gramEnd"/>
+      <w:r>
+        <w:rPr>
+          <w:rFonts w:ascii="宋体" w:eastAsia="宋体" w:hAnsi="宋体" w:hint="eastAsia"/>
+          <w:iCs/>
+          <w:sz w:val="20"/>
+          <w:szCs w:val="20"/>
+        </w:rPr>
+        <w:t>编码器提高分割精度，使用更高的分辨率以保留更多病灶细节。期待未来进一步精进。</w:t>
+      </w:r>
+    </w:p>
+    <w:p>
+      <w:pPr>
+        <w:spacing w:after="160" w:line="278" w:lineRule="auto"/>
+        <w:rPr>
+          <w:rFonts w:ascii="宋体" w:eastAsia="宋体" w:hAnsi="宋体" w:hint="eastAsia"/>
+          <w:iCs/>
+          <w:sz w:val="20"/>
+          <w:szCs w:val="20"/>
+        </w:rPr>
+      </w:pPr>
+      <w:r>
+        <w:rPr>
+          <w:rFonts w:ascii="宋体" w:eastAsia="宋体" w:hAnsi="宋体" w:hint="eastAsia"/>
+          <w:iCs/>
+          <w:sz w:val="20"/>
+          <w:szCs w:val="20"/>
+        </w:rPr>
+        <w:br w:type="page"/>
+      </w:r>
+    </w:p>
+    <w:p>
+      <w:pPr>
+        <w:pStyle w:val="a9"/>
+        <w:numPr>
+          <w:ilvl w:val="0"/>
+          <w:numId w:val="2"/>
+        </w:numPr>
+        <w:pBdr>
+          <w:top w:val="nil"/>
+          <w:left w:val="nil"/>
+          <w:bottom w:val="nil"/>
+          <w:right w:val="nil"/>
+          <w:between w:val="nil"/>
+        </w:pBdr>
+        <w:spacing w:after="120" w:line="276" w:lineRule="auto"/>
+        <w:rPr>
+          <w:b/>
+          <w:bCs/>
+          <w:color w:val="000000"/>
+          <w:sz w:val="22"/>
+          <w:szCs w:val="22"/>
+        </w:rPr>
+      </w:pPr>
+      <w:r>
+        <w:rPr>
+          <w:rFonts w:ascii="宋体" w:eastAsia="宋体" w:hAnsi="宋体" w:cs="宋体" w:hint="eastAsia"/>
+          <w:b/>
+          <w:bCs/>
+          <w:color w:val="000000"/>
+          <w:sz w:val="22"/>
+          <w:szCs w:val="22"/>
+        </w:rPr>
         <w:lastRenderedPageBreak/>
         <w:t>参考文献</w:t>
       </w:r>
@@ -11937,6 +14186,26 @@
       <w:pPr>
         <w:ind w:left="397" w:hanging="397"/>
         <w:rPr>
+          <w:rFonts w:ascii="宋体" w:eastAsia="宋体" w:hAnsi="宋体"/>
+          <w:iCs/>
+          <w:sz w:val="20"/>
+          <w:szCs w:val="20"/>
+        </w:rPr>
+      </w:pPr>
+      <w:r>
+        <w:rPr>
+          <w:rFonts w:ascii="宋体" w:eastAsia="宋体" w:hAnsi="宋体"/>
+          <w:iCs/>
+          <w:sz w:val="20"/>
+          <w:szCs w:val="20"/>
+        </w:rPr>
+        <w:t>[22] Porwal P, Pachade S, Kamble R, et al. Indian Diabetic Retinopathy Image Dataset (IDRiD): A database for diabetic retinopathy screening research. Data, 2018, 3(3): 25.</w:t>
+      </w:r>
+    </w:p>
+    <w:p>
+      <w:pPr>
+        <w:ind w:left="397" w:hanging="397"/>
+        <w:rPr>
           <w:rFonts w:ascii="宋体" w:eastAsia="宋体" w:hAnsi="宋体" w:hint="eastAsia"/>
           <w:iCs/>
           <w:sz w:val="20"/>
@@ -11950,7 +14219,27 @@
           <w:sz w:val="20"/>
           <w:szCs w:val="20"/>
         </w:rPr>
-        <w:t>[22] Porwal P, Pachade S, Kamble R, et al. Indian Diabetic Retinopathy Image Dataset (IDRiD): A database for diabetic retinopathy screening research. Data, 2018, 3(3): 25.</w:t>
+        <w:t>[23] Raghu M, Zhang C, Kleinberg J, Bengio S. Transfusion: Understanding transfer learning for medical imaging. Advances in Neural Information Processing Systems (</w:t>
+      </w:r>
+      <w:proofErr w:type="spellStart"/>
+      <w:r>
+        <w:rPr>
+          <w:rFonts w:ascii="宋体" w:eastAsia="宋体" w:hAnsi="宋体"/>
+          <w:iCs/>
+          <w:sz w:val="20"/>
+          <w:szCs w:val="20"/>
+        </w:rPr>
+        <w:t>NeurIPS</w:t>
+      </w:r>
+      <w:proofErr w:type="spellEnd"/>
+      <w:r>
+        <w:rPr>
+          <w:rFonts w:ascii="宋体" w:eastAsia="宋体" w:hAnsi="宋体"/>
+          <w:iCs/>
+          <w:sz w:val="20"/>
+          <w:szCs w:val="20"/>
+        </w:rPr>
+        <w:t>), 2019: 3342-3352.</w:t>
       </w:r>
     </w:p>
     <w:p>
@@ -11989,7 +14278,7 @@
         <w:pStyle w:val="a9"/>
         <w:numPr>
           <w:ilvl w:val="0"/>
-          <w:numId w:val="1"/>
+          <w:numId w:val="2"/>
         </w:numPr>
         <w:pBdr>
           <w:top w:val="nil"/>
@@ -12404,7 +14693,27 @@
                 <w:szCs w:val="20"/>
                 <w:lang w:val="en-US"/>
               </w:rPr>
-              <w:t>32 / 15 / 5（验证集占训练 0.18）</w:t>
+              <w:t>32 / 15 / 5（验证</w:t>
+            </w:r>
+            <w:proofErr w:type="gramStart"/>
+            <w:r>
+              <w:rPr>
+                <w:rFonts w:ascii="宋体" w:eastAsia="宋体" w:hAnsi="宋体"/>
+                <w:sz w:val="20"/>
+                <w:szCs w:val="20"/>
+                <w:lang w:val="en-US"/>
+              </w:rPr>
+              <w:t>集占训练</w:t>
+            </w:r>
+            <w:proofErr w:type="gramEnd"/>
+            <w:r>
+              <w:rPr>
+                <w:rFonts w:ascii="宋体" w:eastAsia="宋体" w:hAnsi="宋体"/>
+                <w:sz w:val="20"/>
+                <w:szCs w:val="20"/>
+                <w:lang w:val="en-US"/>
+              </w:rPr>
+              <w:t xml:space="preserve"> 0.18）</w:t>
             </w:r>
           </w:p>
         </w:tc>
@@ -13063,6 +15372,7 @@
                 <w:lang w:val="en-US"/>
               </w:rPr>
             </w:pPr>
+            <w:proofErr w:type="gramStart"/>
             <w:r>
               <w:rPr>
                 <w:rFonts w:ascii="宋体" w:eastAsia="宋体" w:hAnsi="宋体"/>
@@ -13070,7 +15380,17 @@
                 <w:szCs w:val="20"/>
                 <w:lang w:val="en-US"/>
               </w:rPr>
-              <w:t>15 : 1</w:t>
+              <w:t>15 :</w:t>
+            </w:r>
+            <w:proofErr w:type="gramEnd"/>
+            <w:r>
+              <w:rPr>
+                <w:rFonts w:ascii="宋体" w:eastAsia="宋体" w:hAnsi="宋体"/>
+                <w:sz w:val="20"/>
+                <w:szCs w:val="20"/>
+                <w:lang w:val="en-US"/>
+              </w:rPr>
+              <w:t xml:space="preserve"> 1</w:t>
             </w:r>
           </w:p>
         </w:tc>
@@ -14089,8 +16409,19 @@
                 <w:szCs w:val="20"/>
                 <w:lang w:val="en-US"/>
               </w:rPr>
-              <w:t>轮数 / 批大小</w:t>
-            </w:r>
+              <w:t xml:space="preserve">轮数 / </w:t>
+            </w:r>
+            <w:proofErr w:type="gramStart"/>
+            <w:r>
+              <w:rPr>
+                <w:rFonts w:ascii="宋体" w:eastAsia="宋体" w:hAnsi="宋体"/>
+                <w:sz w:val="20"/>
+                <w:szCs w:val="20"/>
+                <w:lang w:val="en-US"/>
+              </w:rPr>
+              <w:t>批大小</w:t>
+            </w:r>
+            <w:proofErr w:type="gramEnd"/>
           </w:p>
         </w:tc>
         <w:tc>
@@ -14747,8 +17078,124 @@
       </w:rPr>
     </w:lvl>
   </w:abstractNum>
+  <w:abstractNum w:abstractNumId="1" w15:restartNumberingAfterBreak="0">
+    <w:nsid w:val="3AA7493B"/>
+    <w:multiLevelType w:val="multilevel"/>
+    <w:tmpl w:val="1C123E38"/>
+    <w:lvl w:ilvl="0">
+      <w:start w:val="5"/>
+      <w:numFmt w:val="decimal"/>
+      <w:lvlText w:val="%1"/>
+      <w:lvlJc w:val="left"/>
+      <w:pPr>
+        <w:ind w:left="360" w:hanging="360"/>
+      </w:pPr>
+      <w:rPr>
+        <w:rFonts w:hint="default"/>
+      </w:rPr>
+    </w:lvl>
+    <w:lvl w:ilvl="1">
+      <w:start w:val="2"/>
+      <w:numFmt w:val="decimal"/>
+      <w:lvlText w:val="%1.%2"/>
+      <w:lvlJc w:val="left"/>
+      <w:pPr>
+        <w:ind w:left="360" w:hanging="360"/>
+      </w:pPr>
+      <w:rPr>
+        <w:rFonts w:hint="default"/>
+      </w:rPr>
+    </w:lvl>
+    <w:lvl w:ilvl="2">
+      <w:start w:val="1"/>
+      <w:numFmt w:val="decimal"/>
+      <w:lvlText w:val="%1.%2.%3"/>
+      <w:lvlJc w:val="left"/>
+      <w:pPr>
+        <w:ind w:left="720" w:hanging="720"/>
+      </w:pPr>
+      <w:rPr>
+        <w:rFonts w:hint="default"/>
+      </w:rPr>
+    </w:lvl>
+    <w:lvl w:ilvl="3">
+      <w:start w:val="1"/>
+      <w:numFmt w:val="decimal"/>
+      <w:lvlText w:val="%1.%2.%3.%4"/>
+      <w:lvlJc w:val="left"/>
+      <w:pPr>
+        <w:ind w:left="720" w:hanging="720"/>
+      </w:pPr>
+      <w:rPr>
+        <w:rFonts w:hint="default"/>
+      </w:rPr>
+    </w:lvl>
+    <w:lvl w:ilvl="4">
+      <w:start w:val="1"/>
+      <w:numFmt w:val="decimal"/>
+      <w:lvlText w:val="%1.%2.%3.%4.%5"/>
+      <w:lvlJc w:val="left"/>
+      <w:pPr>
+        <w:ind w:left="1080" w:hanging="1080"/>
+      </w:pPr>
+      <w:rPr>
+        <w:rFonts w:hint="default"/>
+      </w:rPr>
+    </w:lvl>
+    <w:lvl w:ilvl="5">
+      <w:start w:val="1"/>
+      <w:numFmt w:val="decimal"/>
+      <w:lvlText w:val="%1.%2.%3.%4.%5.%6"/>
+      <w:lvlJc w:val="left"/>
+      <w:pPr>
+        <w:ind w:left="1080" w:hanging="1080"/>
+      </w:pPr>
+      <w:rPr>
+        <w:rFonts w:hint="default"/>
+      </w:rPr>
+    </w:lvl>
+    <w:lvl w:ilvl="6">
+      <w:start w:val="1"/>
+      <w:numFmt w:val="decimal"/>
+      <w:lvlText w:val="%1.%2.%3.%4.%5.%6.%7"/>
+      <w:lvlJc w:val="left"/>
+      <w:pPr>
+        <w:ind w:left="1440" w:hanging="1440"/>
+      </w:pPr>
+      <w:rPr>
+        <w:rFonts w:hint="default"/>
+      </w:rPr>
+    </w:lvl>
+    <w:lvl w:ilvl="7">
+      <w:start w:val="1"/>
+      <w:numFmt w:val="decimal"/>
+      <w:lvlText w:val="%1.%2.%3.%4.%5.%6.%7.%8"/>
+      <w:lvlJc w:val="left"/>
+      <w:pPr>
+        <w:ind w:left="1440" w:hanging="1440"/>
+      </w:pPr>
+      <w:rPr>
+        <w:rFonts w:hint="default"/>
+      </w:rPr>
+    </w:lvl>
+    <w:lvl w:ilvl="8">
+      <w:start w:val="1"/>
+      <w:numFmt w:val="decimal"/>
+      <w:lvlText w:val="%1.%2.%3.%4.%5.%6.%7.%8.%9"/>
+      <w:lvlJc w:val="left"/>
+      <w:pPr>
+        <w:ind w:left="1440" w:hanging="1440"/>
+      </w:pPr>
+      <w:rPr>
+        <w:rFonts w:hint="default"/>
+      </w:rPr>
+    </w:lvl>
+  </w:abstractNum>
   <w:num w:numId="1" w16cid:durableId="926228736">
     <w:abstractNumId w:val="0"/>
+  </w:num>
+  <w:num w:numId="2" w16cid:durableId="1000349084">
+    <w:abstractNumId w:val="1"/>
   </w:num>
 </w:numbering>
 </file>
@@ -15365,7 +17812,6 @@
   <w:style w:type="character" w:default="1" w:styleId="a0">
     <w:name w:val="Default Paragraph Font"/>
     <w:uiPriority w:val="1"/>
-    <w:semiHidden/>
     <w:unhideWhenUsed/>
   </w:style>
   <w:style w:type="table" w:default="1" w:styleId="a1">
@@ -16088,4 +18534,16 @@
     </a:ext>
   </a:extLst>
 </a:theme>
+</file>
+
+<file path=customXml/item1.xml><?xml version="1.0" encoding="utf-8"?>
+<b:Sources xmlns:b="http://schemas.openxmlformats.org/officeDocument/2006/bibliography" xmlns="http://schemas.openxmlformats.org/officeDocument/2006/bibliography" SelectedStyle="\APASixthEditionOfficeOnline.xsl" StyleName="APA" Version="6"/>
+</file>
+
+<file path=customXml/itemProps1.xml><?xml version="1.0" encoding="utf-8"?>
+<ds:datastoreItem xmlns:ds="http://schemas.openxmlformats.org/officeDocument/2006/customXml" ds:itemID="{01A89549-622F-435D-896A-189CF57E17AB}">
+  <ds:schemaRefs>
+    <ds:schemaRef ds:uri="http://schemas.openxmlformats.org/officeDocument/2006/bibliography"/>
+  </ds:schemaRefs>
+</ds:datastoreItem>
 </file>
--- a/report/report.docx
+++ b/report/report.docx
@@ -1908,7 +1908,7 @@
                 <w:right w:val="nil"/>
                 <w:between w:val="nil"/>
               </w:pBdr>
-              <w:jc w:val="both"/>
+              <w:jc w:val="center"/>
               <w:rPr>
                 <w:rFonts w:ascii="宋体" w:hAnsi="宋体" w:cs="宋体" w:hint="eastAsia"/>
                 <w:b/>
@@ -1950,7 +1950,7 @@
                 <w:right w:val="nil"/>
                 <w:between w:val="nil"/>
               </w:pBdr>
-              <w:jc w:val="both"/>
+              <w:jc w:val="center"/>
               <w:rPr>
                 <w:rFonts w:ascii="宋体" w:hAnsi="宋体" w:cs="宋体" w:hint="eastAsia"/>
                 <w:b/>
@@ -1992,7 +1992,7 @@
                 <w:right w:val="nil"/>
                 <w:between w:val="nil"/>
               </w:pBdr>
-              <w:jc w:val="both"/>
+              <w:jc w:val="center"/>
               <w:rPr>
                 <w:rFonts w:ascii="宋体" w:hAnsi="宋体" w:cs="宋体" w:hint="eastAsia"/>
                 <w:b/>
@@ -2034,7 +2034,7 @@
                 <w:right w:val="nil"/>
                 <w:between w:val="nil"/>
               </w:pBdr>
-              <w:jc w:val="both"/>
+              <w:jc w:val="center"/>
               <w:rPr>
                 <w:rFonts w:ascii="宋体" w:hAnsi="宋体" w:cs="宋体" w:hint="eastAsia"/>
                 <w:b/>
@@ -2167,7 +2167,7 @@
                 <w:right w:val="nil"/>
                 <w:between w:val="nil"/>
               </w:pBdr>
-              <w:jc w:val="both"/>
+              <w:jc w:val="center"/>
               <w:rPr>
                 <w:rFonts w:ascii="宋体" w:hAnsi="宋体" w:cs="宋体" w:hint="eastAsia"/>
                 <w:sz w:val="20"/>
@@ -2219,7 +2219,7 @@
                 <w:right w:val="nil"/>
                 <w:between w:val="nil"/>
               </w:pBdr>
-              <w:jc w:val="both"/>
+              <w:jc w:val="center"/>
               <w:rPr>
                 <w:rFonts w:ascii="宋体" w:hAnsi="宋体" w:cs="宋体" w:hint="eastAsia"/>
                 <w:sz w:val="20"/>
@@ -2253,7 +2253,7 @@
                 <w:right w:val="nil"/>
                 <w:between w:val="nil"/>
               </w:pBdr>
-              <w:jc w:val="both"/>
+              <w:jc w:val="center"/>
               <w:rPr>
                 <w:rFonts w:ascii="宋体" w:hAnsi="宋体" w:cs="宋体" w:hint="eastAsia"/>
                 <w:sz w:val="20"/>
@@ -2296,7 +2296,7 @@
                 <w:right w:val="nil"/>
                 <w:between w:val="nil"/>
               </w:pBdr>
-              <w:jc w:val="both"/>
+              <w:jc w:val="center"/>
               <w:rPr>
                 <w:rFonts w:ascii="宋体" w:hAnsi="宋体" w:cs="宋体" w:hint="eastAsia"/>
                 <w:sz w:val="20"/>
@@ -2383,7 +2383,7 @@
                 <w:right w:val="nil"/>
                 <w:between w:val="nil"/>
               </w:pBdr>
-              <w:jc w:val="both"/>
+              <w:jc w:val="center"/>
               <w:rPr>
                 <w:rFonts w:ascii="宋体" w:hAnsi="宋体" w:cs="宋体" w:hint="eastAsia"/>
                 <w:sz w:val="20"/>
@@ -2411,7 +2411,7 @@
                 <w:right w:val="nil"/>
                 <w:between w:val="nil"/>
               </w:pBdr>
-              <w:jc w:val="both"/>
+              <w:jc w:val="center"/>
               <w:rPr>
                 <w:rFonts w:ascii="宋体" w:hAnsi="宋体" w:cs="宋体" w:hint="eastAsia"/>
                 <w:sz w:val="20"/>
@@ -2448,7 +2448,7 @@
                 <w:right w:val="nil"/>
                 <w:between w:val="nil"/>
               </w:pBdr>
-              <w:jc w:val="both"/>
+              <w:jc w:val="center"/>
               <w:rPr>
                 <w:rFonts w:ascii="宋体" w:hAnsi="宋体" w:cs="宋体" w:hint="eastAsia"/>
                 <w:sz w:val="20"/>
@@ -2494,7 +2494,7 @@
                 <w:right w:val="nil"/>
                 <w:between w:val="nil"/>
               </w:pBdr>
-              <w:jc w:val="both"/>
+              <w:jc w:val="center"/>
               <w:rPr>
                 <w:rFonts w:ascii="宋体" w:hAnsi="宋体" w:cs="宋体" w:hint="eastAsia"/>
                 <w:sz w:val="20"/>
@@ -2563,7 +2563,7 @@
                 <w:right w:val="nil"/>
                 <w:between w:val="nil"/>
               </w:pBdr>
-              <w:jc w:val="both"/>
+              <w:jc w:val="center"/>
               <w:rPr>
                 <w:rFonts w:ascii="宋体" w:hAnsi="宋体" w:cs="宋体" w:hint="eastAsia"/>
                 <w:sz w:val="20"/>
@@ -2591,7 +2591,7 @@
                 <w:right w:val="nil"/>
                 <w:between w:val="nil"/>
               </w:pBdr>
-              <w:jc w:val="both"/>
+              <w:jc w:val="center"/>
               <w:rPr>
                 <w:rFonts w:ascii="宋体" w:hAnsi="宋体" w:cs="宋体" w:hint="eastAsia"/>
                 <w:sz w:val="20"/>
@@ -2628,7 +2628,7 @@
                 <w:right w:val="nil"/>
                 <w:between w:val="nil"/>
               </w:pBdr>
-              <w:jc w:val="both"/>
+              <w:jc w:val="center"/>
               <w:rPr>
                 <w:rFonts w:ascii="宋体" w:hAnsi="宋体" w:cs="宋体" w:hint="eastAsia"/>
                 <w:sz w:val="20"/>
@@ -2719,7 +2719,7 @@
                 <w:right w:val="nil"/>
                 <w:between w:val="nil"/>
               </w:pBdr>
-              <w:jc w:val="both"/>
+              <w:jc w:val="center"/>
               <w:rPr>
                 <w:rFonts w:ascii="宋体" w:hAnsi="宋体" w:cs="宋体" w:hint="eastAsia"/>
                 <w:sz w:val="20"/>
@@ -2789,7 +2789,7 @@
                 <w:right w:val="nil"/>
                 <w:between w:val="nil"/>
               </w:pBdr>
-              <w:jc w:val="both"/>
+              <w:jc w:val="center"/>
               <w:rPr>
                 <w:rFonts w:ascii="宋体" w:hAnsi="宋体" w:cs="宋体" w:hint="eastAsia"/>
                 <w:sz w:val="20"/>
@@ -2818,7 +2818,7 @@
                 <w:right w:val="nil"/>
                 <w:between w:val="nil"/>
               </w:pBdr>
-              <w:jc w:val="both"/>
+              <w:jc w:val="center"/>
               <w:rPr>
                 <w:rFonts w:ascii="宋体" w:hAnsi="宋体" w:cs="宋体" w:hint="eastAsia"/>
                 <w:sz w:val="20"/>
@@ -2856,7 +2856,7 @@
                 <w:right w:val="nil"/>
                 <w:between w:val="nil"/>
               </w:pBdr>
-              <w:jc w:val="both"/>
+              <w:jc w:val="center"/>
               <w:rPr>
                 <w:rFonts w:ascii="宋体" w:hAnsi="宋体" w:cs="宋体" w:hint="eastAsia"/>
                 <w:sz w:val="20"/>
@@ -2903,7 +2903,7 @@
                 <w:right w:val="nil"/>
                 <w:between w:val="nil"/>
               </w:pBdr>
-              <w:jc w:val="both"/>
+              <w:jc w:val="center"/>
               <w:rPr>
                 <w:rFonts w:ascii="宋体" w:hAnsi="宋体" w:cs="宋体" w:hint="eastAsia"/>
                 <w:sz w:val="20"/>
@@ -2942,7 +2942,7 @@
                 <w:right w:val="nil"/>
                 <w:between w:val="nil"/>
               </w:pBdr>
-              <w:jc w:val="both"/>
+              <w:jc w:val="center"/>
               <w:rPr>
                 <w:rFonts w:ascii="宋体" w:hAnsi="宋体" w:cs="宋体" w:hint="eastAsia"/>
                 <w:sz w:val="20"/>
@@ -2976,7 +2976,7 @@
                 <w:right w:val="nil"/>
                 <w:between w:val="nil"/>
               </w:pBdr>
-              <w:jc w:val="both"/>
+              <w:jc w:val="center"/>
               <w:rPr>
                 <w:rFonts w:ascii="宋体" w:hAnsi="宋体" w:cs="宋体" w:hint="eastAsia"/>
                 <w:sz w:val="20"/>
@@ -3010,7 +3010,7 @@
                 <w:right w:val="nil"/>
                 <w:between w:val="nil"/>
               </w:pBdr>
-              <w:jc w:val="both"/>
+              <w:jc w:val="center"/>
               <w:rPr>
                 <w:rFonts w:ascii="宋体" w:hAnsi="宋体" w:cs="宋体" w:hint="eastAsia"/>
                 <w:sz w:val="20"/>
@@ -3055,7 +3055,7 @@
                 <w:right w:val="nil"/>
                 <w:between w:val="nil"/>
               </w:pBdr>
-              <w:jc w:val="both"/>
+              <w:jc w:val="center"/>
               <w:rPr>
                 <w:rFonts w:ascii="宋体" w:hAnsi="宋体" w:cs="宋体" w:hint="eastAsia"/>
                 <w:sz w:val="20"/>
@@ -3098,7 +3098,7 @@
                 <w:right w:val="nil"/>
                 <w:between w:val="nil"/>
               </w:pBdr>
-              <w:jc w:val="both"/>
+              <w:jc w:val="center"/>
               <w:rPr>
                 <w:rFonts w:ascii="宋体" w:hAnsi="宋体" w:cs="宋体" w:hint="eastAsia"/>
                 <w:sz w:val="20"/>
@@ -3136,7 +3136,7 @@
                 <w:right w:val="nil"/>
                 <w:between w:val="nil"/>
               </w:pBdr>
-              <w:jc w:val="both"/>
+              <w:jc w:val="center"/>
               <w:rPr>
                 <w:rFonts w:ascii="宋体" w:hAnsi="宋体" w:cs="宋体" w:hint="eastAsia"/>
                 <w:sz w:val="20"/>
@@ -3174,7 +3174,7 @@
                 <w:right w:val="nil"/>
                 <w:between w:val="nil"/>
               </w:pBdr>
-              <w:jc w:val="both"/>
+              <w:jc w:val="center"/>
               <w:rPr>
                 <w:rFonts w:ascii="宋体" w:hAnsi="宋体" w:cs="宋体" w:hint="eastAsia"/>
                 <w:sz w:val="20"/>
@@ -3212,7 +3212,7 @@
                 <w:right w:val="nil"/>
                 <w:between w:val="nil"/>
               </w:pBdr>
-              <w:jc w:val="both"/>
+              <w:jc w:val="center"/>
               <w:rPr>
                 <w:rFonts w:ascii="宋体" w:hAnsi="宋体" w:cs="宋体" w:hint="eastAsia"/>
                 <w:sz w:val="20"/>
@@ -3251,7 +3251,7 @@
                 <w:right w:val="nil"/>
                 <w:between w:val="nil"/>
               </w:pBdr>
-              <w:jc w:val="both"/>
+              <w:jc w:val="center"/>
               <w:rPr>
                 <w:rFonts w:ascii="宋体" w:hAnsi="宋体" w:cs="宋体" w:hint="eastAsia"/>
                 <w:sz w:val="20"/>
@@ -3285,7 +3285,7 @@
                 <w:right w:val="nil"/>
                 <w:between w:val="nil"/>
               </w:pBdr>
-              <w:jc w:val="both"/>
+              <w:jc w:val="center"/>
               <w:rPr>
                 <w:rFonts w:ascii="宋体" w:hAnsi="宋体" w:cs="宋体" w:hint="eastAsia"/>
                 <w:sz w:val="20"/>
@@ -3319,7 +3319,7 @@
                 <w:right w:val="nil"/>
                 <w:between w:val="nil"/>
               </w:pBdr>
-              <w:jc w:val="both"/>
+              <w:jc w:val="center"/>
               <w:rPr>
                 <w:rFonts w:ascii="宋体" w:hAnsi="宋体" w:cs="宋体" w:hint="eastAsia"/>
                 <w:sz w:val="20"/>
@@ -3362,7 +3362,7 @@
                 <w:right w:val="nil"/>
                 <w:between w:val="nil"/>
               </w:pBdr>
-              <w:jc w:val="both"/>
+              <w:jc w:val="center"/>
               <w:rPr>
                 <w:rFonts w:ascii="宋体" w:hAnsi="宋体" w:cs="宋体" w:hint="eastAsia"/>
                 <w:sz w:val="20"/>
@@ -3432,7 +3432,7 @@
                 <w:right w:val="nil"/>
                 <w:between w:val="nil"/>
               </w:pBdr>
-              <w:jc w:val="both"/>
+              <w:jc w:val="center"/>
               <w:rPr>
                 <w:rFonts w:ascii="宋体" w:hAnsi="宋体" w:cs="宋体" w:hint="eastAsia"/>
                 <w:sz w:val="20"/>
@@ -3470,7 +3470,7 @@
                 <w:right w:val="nil"/>
                 <w:between w:val="nil"/>
               </w:pBdr>
-              <w:jc w:val="both"/>
+              <w:jc w:val="center"/>
               <w:rPr>
                 <w:rFonts w:ascii="宋体" w:hAnsi="宋体" w:cs="宋体" w:hint="eastAsia"/>
                 <w:sz w:val="20"/>
@@ -3508,7 +3508,7 @@
                 <w:right w:val="nil"/>
                 <w:between w:val="nil"/>
               </w:pBdr>
-              <w:jc w:val="both"/>
+              <w:jc w:val="center"/>
               <w:rPr>
                 <w:rFonts w:ascii="宋体" w:hAnsi="宋体" w:cs="宋体" w:hint="eastAsia"/>
                 <w:sz w:val="20"/>
@@ -3547,7 +3547,7 @@
                 <w:right w:val="nil"/>
                 <w:between w:val="nil"/>
               </w:pBdr>
-              <w:jc w:val="both"/>
+              <w:jc w:val="center"/>
               <w:rPr>
                 <w:rFonts w:ascii="宋体" w:hAnsi="宋体" w:cs="宋体" w:hint="eastAsia"/>
                 <w:sz w:val="20"/>
@@ -3890,7 +3890,7 @@
         </w:pBdr>
         <w:spacing w:before="240"/>
         <w:rPr>
-          <w:rFonts w:ascii="宋体" w:eastAsia="宋体" w:hAnsi="宋体"/>
+          <w:rFonts w:ascii="宋体" w:eastAsia="宋体" w:hAnsi="宋体" w:hint="eastAsia"/>
           <w:b/>
           <w:bCs/>
           <w:i/>
@@ -5018,7 +5018,7 @@
         </w:pBdr>
         <w:spacing w:before="240"/>
         <w:rPr>
-          <w:rFonts w:ascii="黑体" w:eastAsia="黑体" w:hAnsi="黑体"/>
+          <w:rFonts w:ascii="黑体" w:eastAsia="黑体" w:hAnsi="黑体" w:hint="eastAsia"/>
           <w:b/>
           <w:bCs/>
           <w:i/>
@@ -11044,7 +11044,7 @@
           <w:lang w:val="en-US"/>
         </w:rPr>
         <w:drawing>
-          <wp:inline distT="0" distB="0" distL="0" distR="0" wp14:anchorId="28B39C6F" wp14:editId="2C0298B5">
+          <wp:inline distT="0" distB="0" distL="0" distR="0" wp14:anchorId="28B39C6F" wp14:editId="612CE516">
             <wp:extent cx="5259070" cy="3927475"/>
             <wp:effectExtent l="0" t="0" r="0" b="0"/>
             <wp:docPr id="99338846" name="图片 4"/>
@@ -11341,7 +11341,7 @@
         </w:pBdr>
         <w:spacing w:after="120" w:line="276" w:lineRule="auto"/>
         <w:rPr>
-          <w:rFonts w:ascii="宋体" w:eastAsia="宋体" w:hAnsi="宋体"/>
+          <w:rFonts w:ascii="宋体" w:eastAsia="宋体" w:hAnsi="宋体" w:hint="eastAsia"/>
           <w:b/>
           <w:bCs/>
           <w:color w:val="000000"/>
@@ -11740,7 +11740,7 @@
       <w:pPr>
         <w:ind w:firstLineChars="200" w:firstLine="400"/>
         <w:rPr>
-          <w:rFonts w:ascii="宋体" w:eastAsia="宋体" w:hAnsi="宋体"/>
+          <w:rFonts w:ascii="宋体" w:eastAsia="宋体" w:hAnsi="宋体" w:hint="eastAsia"/>
           <w:iCs/>
           <w:sz w:val="20"/>
           <w:szCs w:val="20"/>
@@ -11858,7 +11858,7 @@
     <w:p>
       <w:pPr>
         <w:rPr>
-          <w:rFonts w:ascii="宋体" w:eastAsia="宋体" w:hAnsi="宋体"/>
+          <w:rFonts w:ascii="宋体" w:eastAsia="宋体" w:hAnsi="宋体" w:hint="eastAsia"/>
           <w:iCs/>
           <w:sz w:val="20"/>
           <w:szCs w:val="20"/>
@@ -12136,6 +12136,17 @@
             <w:pPr>
               <w:jc w:val="center"/>
               <w:rPr>
+                <w:rFonts w:ascii="宋体" w:eastAsia="宋体" w:hAnsi="宋体" w:hint="eastAsia"/>
+                <w:b/>
+                <w:bCs/>
+                <w:iCs/>
+                <w:sz w:val="20"/>
+                <w:szCs w:val="20"/>
+                <w:lang w:val="en-US"/>
+              </w:rPr>
+            </w:pPr>
+            <w:r>
+              <w:rPr>
                 <w:rFonts w:ascii="宋体" w:eastAsia="宋体" w:hAnsi="宋体"/>
                 <w:b/>
                 <w:bCs/>
@@ -12144,6 +12155,33 @@
                 <w:szCs w:val="20"/>
                 <w:lang w:val="en-US"/>
               </w:rPr>
+              <w:t>编码器初始化</w:t>
+            </w:r>
+          </w:p>
+        </w:tc>
+        <w:tc>
+          <w:tcPr>
+            <w:tcW w:w="0" w:type="auto"/>
+            <w:tcBorders>
+              <w:top w:val="single" w:sz="12" w:space="0" w:color="auto"/>
+              <w:bottom w:val="single" w:sz="12" w:space="0" w:color="auto"/>
+            </w:tcBorders>
+            <w:vAlign w:val="center"/>
+            <w:hideMark/>
+          </w:tcPr>
+          <w:p>
+            <w:pPr>
+              <w:ind w:firstLineChars="200" w:firstLine="402"/>
+              <w:jc w:val="center"/>
+              <w:rPr>
+                <w:rFonts w:ascii="宋体" w:eastAsia="宋体" w:hAnsi="宋体" w:hint="eastAsia"/>
+                <w:b/>
+                <w:bCs/>
+                <w:iCs/>
+                <w:sz w:val="20"/>
+                <w:szCs w:val="20"/>
+                <w:lang w:val="en-US"/>
+              </w:rPr>
             </w:pPr>
             <w:r>
               <w:rPr>
@@ -12155,7 +12193,7 @@
                 <w:szCs w:val="20"/>
                 <w:lang w:val="en-US"/>
               </w:rPr>
-              <w:t>编码器初始化</w:t>
+              <w:t>Precision</w:t>
             </w:r>
           </w:p>
         </w:tc>
@@ -12174,6 +12212,17 @@
               <w:ind w:firstLineChars="200" w:firstLine="402"/>
               <w:jc w:val="center"/>
               <w:rPr>
+                <w:rFonts w:ascii="宋体" w:eastAsia="宋体" w:hAnsi="宋体" w:hint="eastAsia"/>
+                <w:b/>
+                <w:bCs/>
+                <w:iCs/>
+                <w:sz w:val="20"/>
+                <w:szCs w:val="20"/>
+                <w:lang w:val="en-US"/>
+              </w:rPr>
+            </w:pPr>
+            <w:r>
+              <w:rPr>
                 <w:rFonts w:ascii="宋体" w:eastAsia="宋体" w:hAnsi="宋体"/>
                 <w:b/>
                 <w:bCs/>
@@ -12182,7 +12231,35 @@
                 <w:szCs w:val="20"/>
                 <w:lang w:val="en-US"/>
               </w:rPr>
-            </w:pPr>
+              <w:t>Recall</w:t>
+            </w:r>
+          </w:p>
+        </w:tc>
+        <w:tc>
+          <w:tcPr>
+            <w:tcW w:w="0" w:type="auto"/>
+            <w:tcBorders>
+              <w:top w:val="single" w:sz="12" w:space="0" w:color="auto"/>
+              <w:bottom w:val="single" w:sz="12" w:space="0" w:color="auto"/>
+            </w:tcBorders>
+            <w:vAlign w:val="center"/>
+            <w:hideMark/>
+          </w:tcPr>
+          <w:p>
+            <w:pPr>
+              <w:ind w:firstLineChars="200" w:firstLine="402"/>
+              <w:jc w:val="center"/>
+              <w:rPr>
+                <w:rFonts w:ascii="宋体" w:eastAsia="宋体" w:hAnsi="宋体" w:hint="eastAsia"/>
+                <w:b/>
+                <w:bCs/>
+                <w:iCs/>
+                <w:sz w:val="20"/>
+                <w:szCs w:val="20"/>
+                <w:lang w:val="en-US"/>
+              </w:rPr>
+            </w:pPr>
+            <w:proofErr w:type="spellStart"/>
             <w:r>
               <w:rPr>
                 <w:rFonts w:ascii="宋体" w:eastAsia="宋体" w:hAnsi="宋体"/>
@@ -12193,8 +12270,9 @@
                 <w:szCs w:val="20"/>
                 <w:lang w:val="en-US"/>
               </w:rPr>
-              <w:t>Precision</w:t>
-            </w:r>
+              <w:t>IoU</w:t>
+            </w:r>
+            <w:proofErr w:type="spellEnd"/>
           </w:p>
         </w:tc>
         <w:tc>
@@ -12212,6 +12290,17 @@
               <w:ind w:firstLineChars="200" w:firstLine="402"/>
               <w:jc w:val="center"/>
               <w:rPr>
+                <w:rFonts w:ascii="宋体" w:eastAsia="宋体" w:hAnsi="宋体" w:hint="eastAsia"/>
+                <w:b/>
+                <w:bCs/>
+                <w:iCs/>
+                <w:sz w:val="20"/>
+                <w:szCs w:val="20"/>
+                <w:lang w:val="en-US"/>
+              </w:rPr>
+            </w:pPr>
+            <w:r>
+              <w:rPr>
                 <w:rFonts w:ascii="宋体" w:eastAsia="宋体" w:hAnsi="宋体"/>
                 <w:b/>
                 <w:bCs/>
@@ -12220,6 +12309,32 @@
                 <w:szCs w:val="20"/>
                 <w:lang w:val="en-US"/>
               </w:rPr>
+              <w:t>Dice</w:t>
+            </w:r>
+          </w:p>
+        </w:tc>
+        <w:tc>
+          <w:tcPr>
+            <w:tcW w:w="0" w:type="auto"/>
+            <w:tcBorders>
+              <w:top w:val="single" w:sz="12" w:space="0" w:color="auto"/>
+              <w:bottom w:val="single" w:sz="12" w:space="0" w:color="auto"/>
+            </w:tcBorders>
+            <w:vAlign w:val="center"/>
+            <w:hideMark/>
+          </w:tcPr>
+          <w:p>
+            <w:pPr>
+              <w:jc w:val="center"/>
+              <w:rPr>
+                <w:rFonts w:ascii="宋体" w:eastAsia="宋体" w:hAnsi="宋体" w:hint="eastAsia"/>
+                <w:b/>
+                <w:bCs/>
+                <w:iCs/>
+                <w:sz w:val="20"/>
+                <w:szCs w:val="20"/>
+                <w:lang w:val="en-US"/>
+              </w:rPr>
             </w:pPr>
             <w:r>
               <w:rPr>
@@ -12231,7 +12346,7 @@
                 <w:szCs w:val="20"/>
                 <w:lang w:val="en-US"/>
               </w:rPr>
-              <w:t>Recall</w:t>
+              <w:t>ROC-AUC</w:t>
             </w:r>
           </w:p>
         </w:tc>
@@ -12250,122 +12365,7 @@
               <w:ind w:firstLineChars="200" w:firstLine="402"/>
               <w:jc w:val="center"/>
               <w:rPr>
-                <w:rFonts w:ascii="宋体" w:eastAsia="宋体" w:hAnsi="宋体"/>
-                <w:b/>
-                <w:bCs/>
-                <w:iCs/>
-                <w:sz w:val="20"/>
-                <w:szCs w:val="20"/>
-                <w:lang w:val="en-US"/>
-              </w:rPr>
-            </w:pPr>
-            <w:proofErr w:type="spellStart"/>
-            <w:r>
-              <w:rPr>
-                <w:rFonts w:ascii="宋体" w:eastAsia="宋体" w:hAnsi="宋体"/>
-                <w:b/>
-                <w:bCs/>
-                <w:iCs/>
-                <w:sz w:val="20"/>
-                <w:szCs w:val="20"/>
-                <w:lang w:val="en-US"/>
-              </w:rPr>
-              <w:t>IoU</w:t>
-            </w:r>
-            <w:proofErr w:type="spellEnd"/>
-          </w:p>
-        </w:tc>
-        <w:tc>
-          <w:tcPr>
-            <w:tcW w:w="0" w:type="auto"/>
-            <w:tcBorders>
-              <w:top w:val="single" w:sz="12" w:space="0" w:color="auto"/>
-              <w:bottom w:val="single" w:sz="12" w:space="0" w:color="auto"/>
-            </w:tcBorders>
-            <w:vAlign w:val="center"/>
-            <w:hideMark/>
-          </w:tcPr>
-          <w:p>
-            <w:pPr>
-              <w:ind w:firstLineChars="200" w:firstLine="402"/>
-              <w:jc w:val="center"/>
-              <w:rPr>
-                <w:rFonts w:ascii="宋体" w:eastAsia="宋体" w:hAnsi="宋体"/>
-                <w:b/>
-                <w:bCs/>
-                <w:iCs/>
-                <w:sz w:val="20"/>
-                <w:szCs w:val="20"/>
-                <w:lang w:val="en-US"/>
-              </w:rPr>
-            </w:pPr>
-            <w:r>
-              <w:rPr>
-                <w:rFonts w:ascii="宋体" w:eastAsia="宋体" w:hAnsi="宋体"/>
-                <w:b/>
-                <w:bCs/>
-                <w:iCs/>
-                <w:sz w:val="20"/>
-                <w:szCs w:val="20"/>
-                <w:lang w:val="en-US"/>
-              </w:rPr>
-              <w:t>Dice</w:t>
-            </w:r>
-          </w:p>
-        </w:tc>
-        <w:tc>
-          <w:tcPr>
-            <w:tcW w:w="0" w:type="auto"/>
-            <w:tcBorders>
-              <w:top w:val="single" w:sz="12" w:space="0" w:color="auto"/>
-              <w:bottom w:val="single" w:sz="12" w:space="0" w:color="auto"/>
-            </w:tcBorders>
-            <w:vAlign w:val="center"/>
-            <w:hideMark/>
-          </w:tcPr>
-          <w:p>
-            <w:pPr>
-              <w:jc w:val="center"/>
-              <w:rPr>
-                <w:rFonts w:ascii="宋体" w:eastAsia="宋体" w:hAnsi="宋体"/>
-                <w:b/>
-                <w:bCs/>
-                <w:iCs/>
-                <w:sz w:val="20"/>
-                <w:szCs w:val="20"/>
-                <w:lang w:val="en-US"/>
-              </w:rPr>
-            </w:pPr>
-            <w:r>
-              <w:rPr>
-                <w:rFonts w:ascii="宋体" w:eastAsia="宋体" w:hAnsi="宋体"/>
-                <w:b/>
-                <w:bCs/>
-                <w:iCs/>
-                <w:sz w:val="20"/>
-                <w:szCs w:val="20"/>
-                <w:lang w:val="en-US"/>
-              </w:rPr>
-              <w:t>ROC-AUC</w:t>
-            </w:r>
-          </w:p>
-        </w:tc>
-        <w:tc>
-          <w:tcPr>
-            <w:tcW w:w="0" w:type="auto"/>
-            <w:tcBorders>
-              <w:top w:val="single" w:sz="12" w:space="0" w:color="auto"/>
-              <w:bottom w:val="single" w:sz="12" w:space="0" w:color="auto"/>
-            </w:tcBorders>
-            <w:vAlign w:val="center"/>
-            <w:hideMark/>
-          </w:tcPr>
-          <w:p>
-            <w:pPr>
-              <w:ind w:firstLineChars="200" w:firstLine="402"/>
-              <w:jc w:val="center"/>
-              <w:rPr>
-                <w:rFonts w:ascii="宋体" w:eastAsia="宋体" w:hAnsi="宋体"/>
+                <w:rFonts w:ascii="宋体" w:eastAsia="宋体" w:hAnsi="宋体" w:hint="eastAsia"/>
                 <w:b/>
                 <w:bCs/>
                 <w:iCs/>
@@ -12404,13 +12404,24 @@
             <w:pPr>
               <w:jc w:val="center"/>
               <w:rPr>
+                <w:rFonts w:ascii="宋体" w:eastAsia="宋体" w:hAnsi="宋体" w:hint="eastAsia"/>
+                <w:iCs/>
+                <w:sz w:val="20"/>
+                <w:szCs w:val="20"/>
+                <w:lang w:val="en-US"/>
+              </w:rPr>
+            </w:pPr>
+            <w:r>
+              <w:rPr>
                 <w:rFonts w:ascii="宋体" w:eastAsia="宋体" w:hAnsi="宋体"/>
                 <w:iCs/>
                 <w:sz w:val="20"/>
                 <w:szCs w:val="20"/>
                 <w:lang w:val="en-US"/>
               </w:rPr>
-            </w:pPr>
+              <w:t xml:space="preserve">ImageNet </w:t>
+            </w:r>
+            <w:proofErr w:type="gramStart"/>
             <w:r>
               <w:rPr>
                 <w:rFonts w:ascii="宋体" w:eastAsia="宋体" w:hAnsi="宋体"/>
@@ -12419,9 +12430,29 @@
                 <w:szCs w:val="20"/>
                 <w:lang w:val="en-US"/>
               </w:rPr>
-              <w:t xml:space="preserve">ImageNet </w:t>
-            </w:r>
-            <w:proofErr w:type="gramStart"/>
+              <w:t>预训练</w:t>
+            </w:r>
+            <w:proofErr w:type="gramEnd"/>
+          </w:p>
+        </w:tc>
+        <w:tc>
+          <w:tcPr>
+            <w:tcW w:w="0" w:type="auto"/>
+            <w:vAlign w:val="center"/>
+            <w:hideMark/>
+          </w:tcPr>
+          <w:p>
+            <w:pPr>
+              <w:ind w:firstLineChars="200" w:firstLine="400"/>
+              <w:jc w:val="center"/>
+              <w:rPr>
+                <w:rFonts w:ascii="宋体" w:eastAsia="宋体" w:hAnsi="宋体" w:hint="eastAsia"/>
+                <w:iCs/>
+                <w:sz w:val="20"/>
+                <w:szCs w:val="20"/>
+                <w:lang w:val="en-US"/>
+              </w:rPr>
+            </w:pPr>
             <w:r>
               <w:rPr>
                 <w:rFonts w:ascii="宋体" w:eastAsia="宋体" w:hAnsi="宋体"/>
@@ -12430,9 +12461,8 @@
                 <w:szCs w:val="20"/>
                 <w:lang w:val="en-US"/>
               </w:rPr>
-              <w:t>预训练</w:t>
-            </w:r>
-            <w:proofErr w:type="gramEnd"/>
+              <w:t>0.3828</w:t>
+            </w:r>
           </w:p>
         </w:tc>
         <w:tc>
@@ -12446,12 +12476,42 @@
               <w:ind w:firstLineChars="200" w:firstLine="400"/>
               <w:jc w:val="center"/>
               <w:rPr>
+                <w:rFonts w:ascii="宋体" w:eastAsia="宋体" w:hAnsi="宋体" w:hint="eastAsia"/>
+                <w:iCs/>
+                <w:sz w:val="20"/>
+                <w:szCs w:val="20"/>
+                <w:lang w:val="en-US"/>
+              </w:rPr>
+            </w:pPr>
+            <w:r>
+              <w:rPr>
                 <w:rFonts w:ascii="宋体" w:eastAsia="宋体" w:hAnsi="宋体"/>
                 <w:iCs/>
                 <w:sz w:val="20"/>
                 <w:szCs w:val="20"/>
                 <w:lang w:val="en-US"/>
               </w:rPr>
+              <w:t>0.5453</w:t>
+            </w:r>
+          </w:p>
+        </w:tc>
+        <w:tc>
+          <w:tcPr>
+            <w:tcW w:w="0" w:type="auto"/>
+            <w:vAlign w:val="center"/>
+            <w:hideMark/>
+          </w:tcPr>
+          <w:p>
+            <w:pPr>
+              <w:ind w:firstLineChars="200" w:firstLine="400"/>
+              <w:jc w:val="center"/>
+              <w:rPr>
+                <w:rFonts w:ascii="宋体" w:eastAsia="宋体" w:hAnsi="宋体" w:hint="eastAsia"/>
+                <w:iCs/>
+                <w:sz w:val="20"/>
+                <w:szCs w:val="20"/>
+                <w:lang w:val="en-US"/>
+              </w:rPr>
             </w:pPr>
             <w:r>
               <w:rPr>
@@ -12461,7 +12521,7 @@
                 <w:szCs w:val="20"/>
                 <w:lang w:val="en-US"/>
               </w:rPr>
-              <w:t>0.3828</w:t>
+              <w:t>0.2902</w:t>
             </w:r>
           </w:p>
         </w:tc>
@@ -12476,12 +12536,42 @@
               <w:ind w:firstLineChars="200" w:firstLine="400"/>
               <w:jc w:val="center"/>
               <w:rPr>
+                <w:rFonts w:ascii="宋体" w:eastAsia="宋体" w:hAnsi="宋体" w:hint="eastAsia"/>
+                <w:iCs/>
+                <w:sz w:val="20"/>
+                <w:szCs w:val="20"/>
+                <w:lang w:val="en-US"/>
+              </w:rPr>
+            </w:pPr>
+            <w:r>
+              <w:rPr>
                 <w:rFonts w:ascii="宋体" w:eastAsia="宋体" w:hAnsi="宋体"/>
                 <w:iCs/>
                 <w:sz w:val="20"/>
                 <w:szCs w:val="20"/>
                 <w:lang w:val="en-US"/>
               </w:rPr>
+              <w:t>0.4498</w:t>
+            </w:r>
+          </w:p>
+        </w:tc>
+        <w:tc>
+          <w:tcPr>
+            <w:tcW w:w="0" w:type="auto"/>
+            <w:vAlign w:val="center"/>
+            <w:hideMark/>
+          </w:tcPr>
+          <w:p>
+            <w:pPr>
+              <w:ind w:firstLineChars="200" w:firstLine="400"/>
+              <w:jc w:val="center"/>
+              <w:rPr>
+                <w:rFonts w:ascii="宋体" w:eastAsia="宋体" w:hAnsi="宋体" w:hint="eastAsia"/>
+                <w:iCs/>
+                <w:sz w:val="20"/>
+                <w:szCs w:val="20"/>
+                <w:lang w:val="en-US"/>
+              </w:rPr>
             </w:pPr>
             <w:r>
               <w:rPr>
@@ -12491,7 +12581,7 @@
                 <w:szCs w:val="20"/>
                 <w:lang w:val="en-US"/>
               </w:rPr>
-              <w:t>0.5453</w:t>
+              <w:t>0.9303</w:t>
             </w:r>
           </w:p>
         </w:tc>
@@ -12506,97 +12596,7 @@
               <w:ind w:firstLineChars="200" w:firstLine="400"/>
               <w:jc w:val="center"/>
               <w:rPr>
-                <w:rFonts w:ascii="宋体" w:eastAsia="宋体" w:hAnsi="宋体"/>
-                <w:iCs/>
-                <w:sz w:val="20"/>
-                <w:szCs w:val="20"/>
-                <w:lang w:val="en-US"/>
-              </w:rPr>
-            </w:pPr>
-            <w:r>
-              <w:rPr>
-                <w:rFonts w:ascii="宋体" w:eastAsia="宋体" w:hAnsi="宋体"/>
-                <w:iCs/>
-                <w:sz w:val="20"/>
-                <w:szCs w:val="20"/>
-                <w:lang w:val="en-US"/>
-              </w:rPr>
-              <w:t>0.2902</w:t>
-            </w:r>
-          </w:p>
-        </w:tc>
-        <w:tc>
-          <w:tcPr>
-            <w:tcW w:w="0" w:type="auto"/>
-            <w:vAlign w:val="center"/>
-            <w:hideMark/>
-          </w:tcPr>
-          <w:p>
-            <w:pPr>
-              <w:ind w:firstLineChars="200" w:firstLine="400"/>
-              <w:jc w:val="center"/>
-              <w:rPr>
-                <w:rFonts w:ascii="宋体" w:eastAsia="宋体" w:hAnsi="宋体"/>
-                <w:iCs/>
-                <w:sz w:val="20"/>
-                <w:szCs w:val="20"/>
-                <w:lang w:val="en-US"/>
-              </w:rPr>
-            </w:pPr>
-            <w:r>
-              <w:rPr>
-                <w:rFonts w:ascii="宋体" w:eastAsia="宋体" w:hAnsi="宋体"/>
-                <w:iCs/>
-                <w:sz w:val="20"/>
-                <w:szCs w:val="20"/>
-                <w:lang w:val="en-US"/>
-              </w:rPr>
-              <w:t>0.4498</w:t>
-            </w:r>
-          </w:p>
-        </w:tc>
-        <w:tc>
-          <w:tcPr>
-            <w:tcW w:w="0" w:type="auto"/>
-            <w:vAlign w:val="center"/>
-            <w:hideMark/>
-          </w:tcPr>
-          <w:p>
-            <w:pPr>
-              <w:ind w:firstLineChars="200" w:firstLine="400"/>
-              <w:jc w:val="center"/>
-              <w:rPr>
-                <w:rFonts w:ascii="宋体" w:eastAsia="宋体" w:hAnsi="宋体"/>
-                <w:iCs/>
-                <w:sz w:val="20"/>
-                <w:szCs w:val="20"/>
-                <w:lang w:val="en-US"/>
-              </w:rPr>
-            </w:pPr>
-            <w:r>
-              <w:rPr>
-                <w:rFonts w:ascii="宋体" w:eastAsia="宋体" w:hAnsi="宋体"/>
-                <w:iCs/>
-                <w:sz w:val="20"/>
-                <w:szCs w:val="20"/>
-                <w:lang w:val="en-US"/>
-              </w:rPr>
-              <w:t>0.9303</w:t>
-            </w:r>
-          </w:p>
-        </w:tc>
-        <w:tc>
-          <w:tcPr>
-            <w:tcW w:w="0" w:type="auto"/>
-            <w:vAlign w:val="center"/>
-            <w:hideMark/>
-          </w:tcPr>
-          <w:p>
-            <w:pPr>
-              <w:ind w:firstLineChars="200" w:firstLine="400"/>
-              <w:jc w:val="center"/>
-              <w:rPr>
-                <w:rFonts w:ascii="宋体" w:eastAsia="宋体" w:hAnsi="宋体"/>
+                <w:rFonts w:ascii="宋体" w:eastAsia="宋体" w:hAnsi="宋体" w:hint="eastAsia"/>
                 <w:iCs/>
                 <w:sz w:val="20"/>
                 <w:szCs w:val="20"/>
@@ -12634,7 +12634,7 @@
             <w:pPr>
               <w:jc w:val="center"/>
               <w:rPr>
-                <w:rFonts w:ascii="宋体" w:eastAsia="宋体" w:hAnsi="宋体"/>
+                <w:rFonts w:ascii="宋体" w:eastAsia="宋体" w:hAnsi="宋体" w:hint="eastAsia"/>
                 <w:iCs/>
                 <w:sz w:val="20"/>
                 <w:szCs w:val="20"/>
@@ -12667,7 +12667,7 @@
               <w:ind w:firstLineChars="200" w:firstLine="400"/>
               <w:jc w:val="center"/>
               <w:rPr>
-                <w:rFonts w:ascii="宋体" w:eastAsia="宋体" w:hAnsi="宋体"/>
+                <w:rFonts w:ascii="宋体" w:eastAsia="宋体" w:hAnsi="宋体" w:hint="eastAsia"/>
                 <w:iCs/>
                 <w:sz w:val="20"/>
                 <w:szCs w:val="20"/>
@@ -12700,7 +12700,7 @@
               <w:ind w:firstLineChars="200" w:firstLine="400"/>
               <w:jc w:val="center"/>
               <w:rPr>
-                <w:rFonts w:ascii="宋体" w:eastAsia="宋体" w:hAnsi="宋体"/>
+                <w:rFonts w:ascii="宋体" w:eastAsia="宋体" w:hAnsi="宋体" w:hint="eastAsia"/>
                 <w:iCs/>
                 <w:sz w:val="20"/>
                 <w:szCs w:val="20"/>
@@ -12733,7 +12733,7 @@
               <w:ind w:firstLineChars="200" w:firstLine="400"/>
               <w:jc w:val="center"/>
               <w:rPr>
-                <w:rFonts w:ascii="宋体" w:eastAsia="宋体" w:hAnsi="宋体"/>
+                <w:rFonts w:ascii="宋体" w:eastAsia="宋体" w:hAnsi="宋体" w:hint="eastAsia"/>
                 <w:iCs/>
                 <w:sz w:val="20"/>
                 <w:szCs w:val="20"/>
@@ -12766,7 +12766,7 @@
               <w:ind w:firstLineChars="200" w:firstLine="400"/>
               <w:jc w:val="center"/>
               <w:rPr>
-                <w:rFonts w:ascii="宋体" w:eastAsia="宋体" w:hAnsi="宋体"/>
+                <w:rFonts w:ascii="宋体" w:eastAsia="宋体" w:hAnsi="宋体" w:hint="eastAsia"/>
                 <w:iCs/>
                 <w:sz w:val="20"/>
                 <w:szCs w:val="20"/>
@@ -12799,7 +12799,7 @@
               <w:ind w:firstLineChars="200" w:firstLine="400"/>
               <w:jc w:val="center"/>
               <w:rPr>
-                <w:rFonts w:ascii="宋体" w:eastAsia="宋体" w:hAnsi="宋体"/>
+                <w:rFonts w:ascii="宋体" w:eastAsia="宋体" w:hAnsi="宋体" w:hint="eastAsia"/>
                 <w:iCs/>
                 <w:sz w:val="20"/>
                 <w:szCs w:val="20"/>
@@ -12832,7 +12832,7 @@
               <w:ind w:firstLineChars="200" w:firstLine="400"/>
               <w:jc w:val="center"/>
               <w:rPr>
-                <w:rFonts w:ascii="宋体" w:eastAsia="宋体" w:hAnsi="宋体"/>
+                <w:rFonts w:ascii="宋体" w:eastAsia="宋体" w:hAnsi="宋体" w:hint="eastAsia"/>
                 <w:iCs/>
                 <w:sz w:val="20"/>
                 <w:szCs w:val="20"/>
@@ -12871,7 +12871,7 @@
             <w:pPr>
               <w:jc w:val="center"/>
               <w:rPr>
-                <w:rFonts w:ascii="宋体" w:eastAsia="宋体" w:hAnsi="宋体"/>
+                <w:rFonts w:ascii="宋体" w:eastAsia="宋体" w:hAnsi="宋体" w:hint="eastAsia"/>
                 <w:iCs/>
                 <w:sz w:val="20"/>
                 <w:szCs w:val="20"/>
@@ -12937,7 +12937,7 @@
               <w:ind w:firstLineChars="200" w:firstLine="400"/>
               <w:jc w:val="center"/>
               <w:rPr>
-                <w:rFonts w:ascii="宋体" w:eastAsia="宋体" w:hAnsi="宋体"/>
+                <w:rFonts w:ascii="宋体" w:eastAsia="宋体" w:hAnsi="宋体" w:hint="eastAsia"/>
                 <w:iCs/>
                 <w:sz w:val="20"/>
                 <w:szCs w:val="20"/>
@@ -12981,7 +12981,7 @@
               <w:ind w:firstLineChars="200" w:firstLine="400"/>
               <w:jc w:val="center"/>
               <w:rPr>
-                <w:rFonts w:ascii="宋体" w:eastAsia="宋体" w:hAnsi="宋体"/>
+                <w:rFonts w:ascii="宋体" w:eastAsia="宋体" w:hAnsi="宋体" w:hint="eastAsia"/>
                 <w:iCs/>
                 <w:sz w:val="20"/>
                 <w:szCs w:val="20"/>
@@ -13015,7 +13015,7 @@
               <w:ind w:firstLineChars="200" w:firstLine="400"/>
               <w:jc w:val="center"/>
               <w:rPr>
-                <w:rFonts w:ascii="宋体" w:eastAsia="宋体" w:hAnsi="宋体"/>
+                <w:rFonts w:ascii="宋体" w:eastAsia="宋体" w:hAnsi="宋体" w:hint="eastAsia"/>
                 <w:iCs/>
                 <w:sz w:val="20"/>
                 <w:szCs w:val="20"/>
@@ -13049,7 +13049,7 @@
               <w:ind w:firstLineChars="200" w:firstLine="400"/>
               <w:jc w:val="center"/>
               <w:rPr>
-                <w:rFonts w:ascii="宋体" w:eastAsia="宋体" w:hAnsi="宋体"/>
+                <w:rFonts w:ascii="宋体" w:eastAsia="宋体" w:hAnsi="宋体" w:hint="eastAsia"/>
                 <w:iCs/>
                 <w:sz w:val="20"/>
                 <w:szCs w:val="20"/>
@@ -13083,7 +13083,7 @@
               <w:ind w:firstLineChars="200" w:firstLine="400"/>
               <w:jc w:val="center"/>
               <w:rPr>
-                <w:rFonts w:ascii="宋体" w:eastAsia="宋体" w:hAnsi="宋体"/>
+                <w:rFonts w:ascii="宋体" w:eastAsia="宋体" w:hAnsi="宋体" w:hint="eastAsia"/>
                 <w:iCs/>
                 <w:sz w:val="20"/>
                 <w:szCs w:val="20"/>
@@ -13118,7 +13118,7 @@
               <w:ind w:firstLineChars="200" w:firstLine="400"/>
               <w:jc w:val="center"/>
               <w:rPr>
-                <w:rFonts w:ascii="宋体" w:eastAsia="宋体" w:hAnsi="宋体"/>
+                <w:rFonts w:ascii="宋体" w:eastAsia="宋体" w:hAnsi="宋体" w:hint="eastAsia"/>
                 <w:iCs/>
                 <w:sz w:val="20"/>
                 <w:szCs w:val="20"/>
@@ -13144,7 +13144,7 @@
         <w:pStyle w:val="af6"/>
         <w:jc w:val="center"/>
         <w:rPr>
-          <w:rFonts w:ascii="宋体" w:eastAsia="宋体" w:hAnsi="宋体"/>
+          <w:rFonts w:ascii="宋体" w:eastAsia="宋体" w:hAnsi="宋体" w:hint="eastAsia"/>
           <w:iCs/>
           <w:sz w:val="16"/>
           <w:szCs w:val="16"/>
@@ -13235,13 +13235,7 @@
         <w:fldChar w:fldCharType="end"/>
       </w:r>
     </w:p>
-    <w:p>
-      <w:pPr>
-        <w:rPr>
-          <w:rFonts w:hint="eastAsia"/>
-        </w:rPr>
-      </w:pPr>
-    </w:p>
+    <w:p/>
     <w:p>
       <w:pPr>
         <w:ind w:firstLineChars="200" w:firstLine="400"/>
@@ -13324,7 +13318,7 @@
           <w:sz w:val="20"/>
           <w:szCs w:val="20"/>
         </w:rPr>
-        <w:t>如边缘、颜色、亮斑和纹理等）恰好识别契合眼底渗出液“亮+黄”所需要的能力。与此同时，由于我们使用的是仅有47张的小样本数据集，使用ImageNet这种成熟的数据集进行</w:t>
+        <w:t>如边缘、颜色、亮斑和纹理等恰好识别契合眼底渗出液“亮+黄”所需要的能力。与此同时，由于我们使用的是仅有47张的小样本数据集，使用ImageNet这种成熟的数据集进行</w:t>
       </w:r>
       <w:proofErr w:type="gramStart"/>
       <w:r>
@@ -13358,7 +13352,7 @@
           <w:noProof/>
         </w:rPr>
         <w:drawing>
-          <wp:inline distT="0" distB="0" distL="0" distR="0" wp14:anchorId="6790CF07" wp14:editId="39632C31">
+          <wp:inline distT="0" distB="0" distL="0" distR="0" wp14:anchorId="6790CF07" wp14:editId="16D414C1">
             <wp:extent cx="5274310" cy="2001520"/>
             <wp:effectExtent l="0" t="0" r="2540" b="0"/>
             <wp:docPr id="2063518655" name="图片 1"/>
@@ -13412,6 +13406,7 @@
         <w:pStyle w:val="af6"/>
         <w:jc w:val="center"/>
         <w:rPr>
+          <w:rFonts w:hint="eastAsia"/>
           <w:sz w:val="16"/>
           <w:szCs w:val="16"/>
         </w:rPr>
@@ -13527,7 +13522,7 @@
         </w:pBdr>
         <w:spacing w:after="120" w:line="276" w:lineRule="auto"/>
         <w:rPr>
-          <w:rFonts w:ascii="宋体" w:eastAsia="宋体" w:hAnsi="宋体"/>
+          <w:rFonts w:ascii="宋体" w:eastAsia="宋体" w:hAnsi="宋体" w:hint="eastAsia"/>
           <w:b/>
           <w:bCs/>
           <w:color w:val="000000"/>
@@ -14186,7 +14181,7 @@
       <w:pPr>
         <w:ind w:left="397" w:hanging="397"/>
         <w:rPr>
-          <w:rFonts w:ascii="宋体" w:eastAsia="宋体" w:hAnsi="宋体"/>
+          <w:rFonts w:ascii="宋体" w:eastAsia="宋体" w:hAnsi="宋体" w:hint="eastAsia"/>
           <w:iCs/>
           <w:sz w:val="20"/>
           <w:szCs w:val="20"/>
@@ -17812,6 +17807,7 @@
   <w:style w:type="character" w:default="1" w:styleId="a0">
     <w:name w:val="Default Paragraph Font"/>
     <w:uiPriority w:val="1"/>
+    <w:semiHidden/>
     <w:unhideWhenUsed/>
   </w:style>
   <w:style w:type="table" w:default="1" w:styleId="a1">
